--- a/ADG/15장/15장_실습문제_정답.docx
+++ b/ADG/15장/15장_실습문제_정답.docx
@@ -7,7 +7,7 @@
         <w:pStyle w:val="Heading1"/>
       </w:pPr>
       <w:r>
-        <w:t>제9장  Active Data Guard ① 실시간 조회와 DML 리다이렉션 — 실습문제 정답 및 해설</w:t>
+        <w:t xml:space="preserve">제15장  V$ 뷰 기반 모니터링과 문제 해결 — 실습문제 정답 및 해설</w:t>
       </w:r>
     </w:p>
     <w:p>
@@ -16,7 +16,7 @@
           <w:rFonts w:ascii="맑은 고딕" w:hAnsi="맑은 고딕" w:eastAsia="맑은 고딕"/>
           <w:sz w:val="21"/>
         </w:rPr>
-        <w:t>총 50문항 (하 20 · 중 20 · 상 10)의 정답과 해설이다. 수치와 오류 번호는 모두 실습 환경에서 캡처한 실측값이다.</w:t>
+        <w:t xml:space="preserve">총 50문항 (하 20 · 중 20 · 상 10)의 정답과 해설이다. 수치와 오류 번호는 모두 실습 환경에서 캡처한 실측값이다.</w:t>
       </w:r>
     </w:p>
     <w:p>
@@ -24,7 +24,7 @@
         <w:pStyle w:val="Heading2"/>
       </w:pPr>
       <w:r>
-        <w:t>[난이도] 하 (기초) — 정답 및 해설</w:t>
+        <w:t xml:space="preserve">[난이도] 하 (기초) — 정답 및 해설</w:t>
       </w:r>
     </w:p>
     <w:p>
@@ -34,7 +34,7 @@
           <w:b/>
           <w:sz w:val="21"/>
         </w:rPr>
-        <w:t>[하-01] 정답: ① READ ONLY WITH APPLY</w:t>
+        <w:t xml:space="preserve">[하-01] 정답: ① V$STANDBY_LOG</w:t>
       </w:r>
     </w:p>
     <w:p>
@@ -43,7 +43,7 @@
           <w:rFonts w:ascii="맑은 고딕" w:hAnsi="맑은 고딕" w:eastAsia="맑은 고딕"/>
           <w:sz w:val="21"/>
         </w:rPr>
-        <w:t>해설: `READ ONLY`는 조회 가능, `WITH APPLY`는 동시에 리두를 적용 중이라는 뜻이다. 이 꼬리표는 MRP0의 존재를 그대로 반영한다(7장).</w:t>
+        <w:t xml:space="preserve">해설: Standby의 온라인 리두(`V$LOG`)는 쓰이지 않는다. 실측에서 `V$STANDBY_LOG`의 4번 그룹이 `ACTIVE`, `SEQUENCE#` 74였다.</w:t>
       </w:r>
     </w:p>
     <w:p>
@@ -53,7 +53,7 @@
           <w:b/>
           <w:sz w:val="21"/>
         </w:rPr>
-        <w:t>[하-02] 정답: ① MANAGED REAL TIME APPLY</w:t>
+        <w:t xml:space="preserve">[하-02] 정답: ① Standby는 자기 온라인 리두에 쓰지 않고 역할이 바뀐 뒤 쓰기 위해 두기 때문이다</w:t>
       </w:r>
     </w:p>
     <w:p>
@@ -62,7 +62,7 @@
           <w:rFonts w:ascii="맑은 고딕" w:hAnsi="맑은 고딕" w:eastAsia="맑은 고딕"/>
           <w:sz w:val="21"/>
         </w:rPr>
-        <w:t>해설: 목적지 `STATUS`가 `VALID`일 때만 의미가 있다. `BAD PARAM`이면 실제로 적용 중이어도 `IDLE`로 나온다(7장).</w:t>
+        <w:t xml:space="preserve">해설: 리두는 Primary가 만들고 Standby는 SRL로 받기만 한다. 14장 `VALIDATE VERBOSE`의 `Future` 구성이 계산한 것이 이 그룹들이다.</w:t>
       </w:r>
     </w:p>
     <w:p>
@@ -72,7 +72,7 @@
           <w:b/>
           <w:sz w:val="21"/>
         </w:rPr>
-        <w:t>[하-03] 정답: ① CDB_FEATURE_USAGE_STATISTICS</w:t>
+        <w:t xml:space="preserve">[하-03] 정답: ① STATUS가 CURRENT인 그룹</w:t>
       </w:r>
     </w:p>
     <w:p>
@@ -81,7 +81,7 @@
           <w:rFonts w:ascii="맑은 고딕" w:hAnsi="맑은 고딕" w:eastAsia="맑은 고딕"/>
           <w:sz w:val="21"/>
         </w:rPr>
-        <w:t>해설: `DBA_` 뷰는 현재 컨테이너만 보여 주므로 CDB$ROOT에서 조회하면 아무것도 나오지 않는다. 실측에서 `no rows selected`였다.</w:t>
+        <w:t xml:space="preserve">해설: 지금 쓰는 중인 그룹만 아직 아카이브되지 않은 것이 정상이다. 실측에서 2번 그룹(CURRENT, 74)만 `NO`였다.</w:t>
       </w:r>
     </w:p>
     <w:p>
@@ -91,7 +91,7 @@
           <w:b/>
           <w:sz w:val="21"/>
         </w:rPr>
-        <w:t>[하-04] 정답: ① 3</w:t>
+        <w:t xml:space="preserve">[하-04] 정답: ① 비어 있다(NULL)</w:t>
       </w:r>
     </w:p>
     <w:p>
@@ -100,7 +100,7 @@
           <w:rFonts w:ascii="맑은 고딕" w:hAnsi="맑은 고딕" w:eastAsia="맑은 고딕"/>
           <w:sz w:val="21"/>
         </w:rPr>
-        <w:t>해설: CHICAGO_PDB1이다. 1장에서 확인한 것과 같은 결과다. 두 항목("Active Data Guard - Real-Time Query on Physical Standby", "Data Guard")이 나왔다.</w:t>
+        <w:t xml:space="preserve">해설: `INVALID`·`STALE`·`DELETED`일 때만 값이 들어간다. 그래서 `WHERE status IS NOT NULL`로 감시하기 좋다.</w:t>
       </w:r>
     </w:p>
     <w:p>
@@ -110,7 +110,7 @@
           <w:b/>
           <w:sz w:val="21"/>
         </w:rPr>
-        <w:t>[하-05] 정답: ① 필요 없다</w:t>
+        <w:t xml:space="preserve">[하-05] 정답: ① boston은 6장에서 OMF로 복제되어 그룹마다 멤버가 둘씩 생겼다</w:t>
       </w:r>
     </w:p>
     <w:p>
@@ -119,7 +119,7 @@
           <w:rFonts w:ascii="맑은 고딕" w:hAnsi="맑은 고딕" w:eastAsia="맑은 고딕"/>
           <w:sz w:val="21"/>
         </w:rPr>
-        <w:t>해설: 리두는 적용되지만 조회할 수 없기 때문이다. `READ ONLY`로 여는 순간, 그리고 그 상태에서 적용을 계속하는 순간 ADG의 영역이 된다.</w:t>
+        <w:t xml:space="preserve">해설: `DB_CREATE_ONLINE_LOG_DEST_1`·`_2`를 지정해 오라클이 자동으로 다중화했다. 역할이 바뀌면 다중화 수준도 함께 바뀐다.</w:t>
       </w:r>
     </w:p>
     <w:p>
@@ -129,7 +129,7 @@
           <w:b/>
           <w:sz w:val="21"/>
         </w:rPr>
-        <w:t>[하-06] 정답: ① 보이지 않는다</w:t>
+        <w:t xml:space="preserve">[하-06] 정답: ① V$ARCHIVE_DEST_STATUS</w:t>
       </w:r>
     </w:p>
     <w:p>
@@ -138,7 +138,7 @@
           <w:rFonts w:ascii="맑은 고딕" w:hAnsi="맑은 고딕" w:eastAsia="맑은 고딕"/>
           <w:sz w:val="21"/>
         </w:rPr>
-        <w:t>해설: 실측에서 Primary가 40초간 커밋하지 않은 상태를 유지하는 동안 Standby는 커밋된 1건만 보여 주었다. 롤백 후에도 결과가 같았다.</w:t>
+        <w:t xml:space="preserve">해설: `V$ARCHIVE_DEST`는 설정을, `_STATUS`는 지금 상태를 보여 준다. 실측에서 2번 목적지의 `RECOVERY_MODE`는 `MANAGED REAL TIME APPLY`였다.</w:t>
       </w:r>
     </w:p>
     <w:p>
@@ -148,7 +148,7 @@
           <w:b/>
           <w:sz w:val="21"/>
         </w:rPr>
-        <w:t>[하-07] 정답: ① 암묵적으로 커밋한다</w:t>
+        <w:t xml:space="preserve">[하-07] 정답: ① ORA-00904</w:t>
       </w:r>
     </w:p>
     <w:p>
@@ -157,7 +157,7 @@
           <w:rFonts w:ascii="맑은 고딕" w:hAnsi="맑은 고딕" w:eastAsia="맑은 고딕"/>
           <w:sz w:val="21"/>
         </w:rPr>
-        <w:t>해설: 비정상 종료에서는 롤백한다. 이 동작 때문에 첫 측정이 "미커밋 데이터가 보인다"는 잘못된 결론을 낼 뻔했다.</w:t>
+        <w:t xml:space="preserve">해설: 실측 `ORA-00904: "VALID_NOWX": invalid identifier`. 뷰 이름이 틀렸거나 권한이 없으면 ORA-00942다. `DESC`로 열 목록을 확인한다.</w:t>
       </w:r>
     </w:p>
     <w:p>
@@ -167,7 +167,7 @@
           <w:b/>
           <w:sz w:val="21"/>
         </w:rPr>
-        <w:t>[하-08] 정답: ① ORA-16000</w:t>
+        <w:t xml:space="preserve">[하-08] 정답: ① VALID_TYPE과 VALID_ROLE</w:t>
       </w:r>
     </w:p>
     <w:p>
@@ -176,7 +176,7 @@
           <w:rFonts w:ascii="맑은 고딕" w:hAnsi="맑은 고딕" w:eastAsia="맑은 고딕"/>
           <w:sz w:val="21"/>
         </w:rPr>
-        <w:t>해설: `database or pluggable database open for read-only access`. `UPDATE`와 DDL도 같은 오류다. 8장에서 테이블스페이스를 만들려다 만난 것과 같다.</w:t>
+        <w:t xml:space="preserve">해설: 실측에서 2번 목적지는 `VALID_TYPE=ONLINE_LOGFILE`, `VALID_ROLE=ALL_ROLES`였다.</w:t>
       </w:r>
     </w:p>
     <w:p>
@@ -186,7 +186,7 @@
           <w:b/>
           <w:sz w:val="21"/>
         </w:rPr>
-        <w:t>[하-09] 정답: ① 된다. 임시 테이블스페이스를 쓴다</w:t>
+        <w:t xml:space="preserve">[하-09] 정답: ① 19c는 목적지 31개를 모두 보여 주고 쓰지 않는 목적지는 UNKNOWN이기 때문이다</w:t>
       </w:r>
     </w:p>
     <w:p>
@@ -195,7 +195,7 @@
           <w:rFonts w:ascii="맑은 고딕" w:hAnsi="맑은 고딕" w:eastAsia="맑은 고딕"/>
           <w:sz w:val="21"/>
         </w:rPr>
-        <w:t>해설: 실측에서 7만 행 정렬이 성공했고 `V$TEMP_SPACE_HEADER`에 TEMP 3MB씩 사용이 기록됐다. 보고서 조회를 Standby로 옮기는 근거다.</w:t>
+        <w:t xml:space="preserve">해설: 쓰는 목적지는 1번과 2번 둘뿐(`YES`)이다. 막 설정을 바꾼 목적지도 `UNKNOWN`일 수 있으므로 `DESTINATION`이 비었는지 함께 본다.</w:t>
       </w:r>
     </w:p>
     <w:p>
@@ -205,7 +205,7 @@
           <w:b/>
           <w:sz w:val="21"/>
         </w:rPr>
-        <w:t>[하-10] 정답: ① 된다</w:t>
+        <w:t xml:space="preserve">[하-10] 정답: ① TNS-12541: TNS:no listener</w:t>
       </w:r>
     </w:p>
     <w:p>
@@ -214,7 +214,7 @@
           <w:rFonts w:ascii="맑은 고딕" w:hAnsi="맑은 고딕" w:eastAsia="맑은 고딕"/>
           <w:sz w:val="21"/>
         </w:rPr>
-        <w:t>해설: GTT의 데이터는 임시 테이블스페이스에 있고 영구 데이터 파일을 건드리지 않기 때문이다. 실측에서 `TEMP_UNDO_ENABLED`가 `FALSE`인데도 동작했다.</w:t>
+        <w:t xml:space="preserve">해설: `Linux Error: 111: Connection refused`까지 나와 포트가 열려 있지 않다는 것이 분명했다. 데이터베이스 자체는 살아 있었다.</w:t>
       </w:r>
     </w:p>
     <w:p>
@@ -224,7 +224,7 @@
           <w:b/>
           <w:sz w:val="21"/>
         </w:rPr>
-        <w:t>[하-11] 정답: ① 21</w:t>
+        <w:t xml:space="preserve">[하-11] 정답: ① ERROR</w:t>
       </w:r>
     </w:p>
     <w:p>
@@ -233,7 +233,7 @@
           <w:rFonts w:ascii="맑은 고딕" w:hAnsi="맑은 고딕" w:eastAsia="맑은 고딕"/>
           <w:sz w:val="21"/>
         </w:rPr>
-        <w:t>해설: Standby는 Primary가 쓰는 범위와 겹치지 않도록 별도 범위를 통째로 할당받는다. 딕셔너리를 갱신할 수 없으므로 메모리에서만 관리한다.</w:t>
+        <w:t xml:space="preserve">해설: 약 45초 뒤 `STATUS=ERROR`, `VALID_NOW=INACTIVE`, `ERROR=ORA-12541: TNS:no listener`로 세 열이 함께 바뀌었다.</w:t>
       </w:r>
     </w:p>
     <w:p>
@@ -243,7 +243,7 @@
           <w:b/>
           <w:sz w:val="21"/>
         </w:rPr>
-        <w:t>[하-12] 정답: ① ALTER SESSION ENABLE ADG_REDIRECT_DML</w:t>
+        <w:t xml:space="preserve">[하-12] 정답: ① V$ARCHIVE_DEST의 ERROR</w:t>
       </w:r>
     </w:p>
     <w:p>
@@ -252,7 +252,7 @@
           <w:rFonts w:ascii="맑은 고딕" w:hAnsi="맑은 고딕" w:eastAsia="맑은 고딕"/>
           <w:sz w:val="21"/>
         </w:rPr>
-        <w:t>해설: ②는 시스템 수준으로 켜는 명령이며 그 Standby의 모든 세션에 적용된다. 통제를 위해 세션 수준을 권한다.</w:t>
+        <w:t xml:space="preserve">해설: Broker의 `SHOW`는 "문제가 있다"까지만 말한다. `ERROR` 열은 `V$ARCHIVE_DEST`와 `_STATUS` 양쪽에 있고 같은 값이 들어간다.</w:t>
       </w:r>
     </w:p>
     <w:p>
@@ -262,7 +262,7 @@
           <w:b/>
           <w:sz w:val="21"/>
         </w:rPr>
-        <w:t>[하-13] 정답: ① FALSE</w:t>
+        <w:t xml:space="preserve">[하-13] 정답: ① WAIT_FOR_LOG</w:t>
       </w:r>
     </w:p>
     <w:p>
@@ -271,7 +271,7 @@
           <w:rFonts w:ascii="맑은 고딕" w:hAnsi="맑은 고딕" w:eastAsia="맑은 고딕"/>
           <w:sz w:val="21"/>
         </w:rPr>
-        <w:t>해설: 세션 수준으로 켠 것은 `SHOW PARAMETER`에 나타나지 않는다. `ALTER SESSION`은 그 세션에만 적용되기 때문이다.</w:t>
+        <w:t xml:space="preserve">해설: 75번을 기다리는데 오지 않았다. 동시에 `CLIENT_PROCESS=LGWR`인 RFS가 사라졌다.</w:t>
       </w:r>
     </w:p>
     <w:p>
@@ -281,7 +281,7 @@
           <w:b/>
           <w:sz w:val="21"/>
         </w:rPr>
-        <w:t>[하-14] 정답: ① ORA-16397</w:t>
+        <w:t xml:space="preserve">[하-14] 정답: ① DGRD</w:t>
       </w:r>
     </w:p>
     <w:p>
@@ -290,7 +290,7 @@
           <w:rFonts w:ascii="맑은 고딕" w:hAnsi="맑은 고딕" w:eastAsia="맑은 고딕"/>
           <w:sz w:val="21"/>
         </w:rPr>
-        <w:t>해설: `statement redirection from Oracle Active Data Guard standby database to primary database failed`. 세션 설정은 성공하고 실행이 실패한다.</w:t>
+        <w:t xml:space="preserve">해설: Broker를 쓰지 않던 12장까지는 없었다. 실측에서 `DGRD ALLOCATED`가 두 개 보였다.</w:t>
       </w:r>
     </w:p>
     <w:p>
@@ -300,7 +300,7 @@
           <w:b/>
           <w:sz w:val="21"/>
         </w:rPr>
-        <w:t>[하-15] 정답: ① ORA-16000</w:t>
+        <w:t xml:space="preserve">[하-15] 정답: ① 0</w:t>
       </w:r>
     </w:p>
     <w:p>
@@ -309,7 +309,7 @@
           <w:rFonts w:ascii="맑은 고딕" w:hAnsi="맑은 고딕" w:eastAsia="맑은 고딕"/>
           <w:sz w:val="21"/>
         </w:rPr>
-        <w:t>해설: ORA-16397이 아니라는 점이 중요하다. DDL은 리다이렉션 대상이 아니므로 **아예 시도되지 않았다**는 뜻이다.</w:t>
+        <w:t xml:space="preserve">해설: 기본은 꺼져 있다. 실습에서는 12로 켰다가 0으로 되돌렸다.</w:t>
       </w:r>
     </w:p>
     <w:p>
@@ -319,7 +319,7 @@
           <w:b/>
           <w:sz w:val="21"/>
         </w:rPr>
-        <w:t>[하-16] 정답: ① STANDBY_MAX_DATA_DELAY</w:t>
+        <w:t xml:space="preserve">[하-16] 정답: ① Log Archive Destination</w:t>
       </w:r>
     </w:p>
     <w:p>
@@ -328,7 +328,7 @@
           <w:rFonts w:ascii="맑은 고딕" w:hAnsi="맑은 고딕" w:eastAsia="맑은 고딕"/>
           <w:sz w:val="21"/>
         </w:rPr>
-        <w:t>해설: 단위는 초다. `NONE`이면 제한이 없다. 세션 수준으로 설정한다.</w:t>
+        <w:t xml:space="preserve">해설: `LAD:1`이 로컬(FRA), `LAD:2`가 boston이다. 실측 `TT04 (PID:7487): SRL selected for T-1.S-83 for LAD:2`.</w:t>
       </w:r>
     </w:p>
     <w:p>
@@ -338,7 +338,7 @@
           <w:b/>
           <w:sz w:val="21"/>
         </w:rPr>
-        <w:t>[하-17] 정답: ① ORA-03172</w:t>
+        <w:t xml:space="preserve">[하-17] 정답: ① &lt;SID&gt;_&lt;프로세스&gt;_&lt;PID&gt;.trc</w:t>
       </w:r>
     </w:p>
     <w:p>
@@ -347,7 +347,7 @@
           <w:rFonts w:ascii="맑은 고딕" w:hAnsi="맑은 고딕" w:eastAsia="맑은 고딕"/>
           <w:sz w:val="21"/>
         </w:rPr>
-        <w:t>해설: 실측 메시지는 `STANDBY_MAX_DATA_DELAY of 1 seconds exceeded`처럼 설정값을 그대로 포함한다.</w:t>
+        <w:t xml:space="preserve">해설: 실측 `chicago_arc1_2482.trc`, `chicago_tt04_7487.trc`. 알림 로그에 나온 프로세스와 PID로 파일을 찾을 수 있다.</w:t>
       </w:r>
     </w:p>
     <w:p>
@@ -357,7 +357,7 @@
           <w:b/>
           <w:sz w:val="21"/>
         </w:rPr>
-        <w:t>[하-18] 정답: ① ORA-03173</w:t>
+        <w:t xml:space="preserve">[하-18] 정답: ① SRL_ACTIVE (V$STANDBY_LOG에서 ACTIVE인 그룹 수)</w:t>
       </w:r>
     </w:p>
     <w:p>
@@ -366,7 +366,7 @@
           <w:rFonts w:ascii="맑은 고딕" w:hAnsi="맑은 고딕" w:eastAsia="맑은 고딕"/>
           <w:sz w:val="21"/>
         </w:rPr>
-        <w:t>해설: `Standby may not be synced with primary`. 실습 환경이 MAXIMUM PERFORMANCE(ASYNC)이기 때문이며, 적용이 정상으로 돌고 있어도 실패한다.</w:t>
+        <w:t xml:space="preserve">해설: 정상은 1이고 리두가 오지 않으면 0이 된다. 전송이 끊겨도 두 지연은 0으로 남으므로 이 지표가 점검표의 핵심이다.</w:t>
       </w:r>
     </w:p>
     <w:p>
@@ -376,7 +376,7 @@
           <w:b/>
           <w:sz w:val="21"/>
         </w:rPr>
-        <w:t>[하-19] 정답: ① V$STANDBY_EVENT_HISTOGRAM</w:t>
+        <w:t xml:space="preserve">[하-19] 정답: ① MRP0</w:t>
       </w:r>
     </w:p>
     <w:p>
@@ -385,7 +385,7 @@
           <w:rFonts w:ascii="맑은 고딕" w:hAnsi="맑은 고딕" w:eastAsia="맑은 고딕"/>
           <w:sz w:val="21"/>
         </w:rPr>
-        <w:t>해설: 인스턴스 기동 이후 누적된다. 현재 값만 보는 `V$DATAGUARD_STATS`로는 알 수 없는 과거 추세를 준다.</w:t>
+        <w:t xml:space="preserve">해설: Logical Standby는 SQL Apply로 적용한다. 실측에서 ARCH 4개와 DGRD 2개만 남았다.</w:t>
       </w:r>
     </w:p>
     <w:p>
@@ -395,7 +395,7 @@
           <w:b/>
           <w:sz w:val="21"/>
         </w:rPr>
-        <w:t>[하-20] 정답: ① ORA-13516</w:t>
+        <w:t xml:space="preserve">[하-20] 정답: ① V$LOGSTDBY_STATE</w:t>
       </w:r>
     </w:p>
     <w:p>
@@ -404,7 +404,7 @@
           <w:rFonts w:ascii="맑은 고딕" w:hAnsi="맑은 고딕" w:eastAsia="맑은 고딕"/>
           <w:sz w:val="21"/>
         </w:rPr>
-        <w:t>해설: `AWR Operation failed: database not open readwrite`. 전용 오류 번호가 있으며 메시지도 직접적이다.</w:t>
+        <w:t xml:space="preserve">해설: 실측에서 `IDLE` → 대량 적용 중 `APPLYING` → 적용 중단 시 `SQL APPLY NOT ON`으로 바뀌었다.</w:t>
       </w:r>
     </w:p>
     <w:p>
@@ -412,7 +412,7 @@
         <w:pStyle w:val="Heading2"/>
       </w:pPr>
       <w:r>
-        <w:t>[난이도] 중 (실무) — 정답 및 해설</w:t>
+        <w:t xml:space="preserve">[난이도] 중 (응용) — 정답 및 해설</w:t>
       </w:r>
     </w:p>
     <w:p>
@@ -422,7 +422,7 @@
           <w:b/>
           <w:sz w:val="21"/>
         </w:rPr>
-        <w:t>[중-01] 정답: ① 통계 수집이 주기적이고 Standby에서는 갱신이 제한적이기 때문</w:t>
+        <w:t xml:space="preserve">[중-01] 정답: ① Primary V$LOG의 CURRENT 시퀀스, Standby ACTIVE SRL의 시퀀스, MRP0의 시퀀스</w:t>
       </w:r>
     </w:p>
     <w:p>
@@ -431,7 +431,7 @@
           <w:rFonts w:ascii="맑은 고딕" w:hAnsi="맑은 고딕" w:eastAsia="맑은 고딕"/>
           <w:sz w:val="21"/>
         </w:rPr>
-        <w:t>해설: 실측에서 ADG로 조회하고 있는 중에도 `DETECTED_USAGES`가 0이었다. 라이선스 판단은 `OPEN_MODE`로 하는 편이 정확하다.</w:t>
+        <w:t xml:space="preserve">해설: 실측에서 세 곳이 모두 74였다. 세 숫자가 같으면 리두가 끝까지 흐르고 있다.</w:t>
       </w:r>
     </w:p>
     <w:p>
@@ -441,7 +441,7 @@
           <w:b/>
           <w:sz w:val="21"/>
         </w:rPr>
-        <w:t>[중-02] 정답: ① `SYS_CONTEXT('userenv','db_unique_name')`과 `database_role`</w:t>
+        <w:t xml:space="preserve">[중-02] 정답: ① 리두가 오지 않고 있다</w:t>
       </w:r>
     </w:p>
     <w:p>
@@ -450,7 +450,7 @@
           <w:rFonts w:ascii="맑은 고딕" w:hAnsi="맑은 고딕" w:eastAsia="맑은 고딕"/>
           <w:sz w:val="21"/>
         </w:rPr>
-        <w:t>해설: 실측에서 `boston` / `PHYSICAL STANDBY`가 나왔다. 접속 문자열만 믿지 말고 세션 스스로 확인하게 하는 편이 안전하다.</w:t>
+        <w:t xml:space="preserve">해설: 정확히 1개가 정상, 2개 이상이면 아카이브가 밀린 것이다. 15.4의 전송 중단에서 0개가 됐다.</w:t>
       </w:r>
     </w:p>
     <w:p>
@@ -460,7 +460,7 @@
           <w:b/>
           <w:sz w:val="21"/>
         </w:rPr>
-        <w:t>[중-03] 정답: ① database_role</w:t>
+        <w:t xml:space="preserve">[중-03] 정답: ① Primary에서 조회했을 가능성</w:t>
       </w:r>
     </w:p>
     <w:p>
@@ -469,7 +469,7 @@
           <w:rFonts w:ascii="맑은 고딕" w:hAnsi="맑은 고딕" w:eastAsia="맑은 고딕"/>
           <w:sz w:val="21"/>
         </w:rPr>
-        <w:t>해설: 접속 대상은 그대로인데 역할이 바뀔 수 있기 때문이다. "지금 붙은 곳이 읽기 전용인가"를 판단해야 한다면 이름이 아니라 역할로 판단한다.</w:t>
+        <w:t xml:space="preserve">해설: 이 뷰는 Primary에서도 오류 없이 조회되며 전부 `UNASSIGNED`다. 뷰가 있다는 것과 값이 있다는 것은 다르다.</w:t>
       </w:r>
     </w:p>
     <w:p>
@@ -479,7 +479,7 @@
           <w:b/>
           <w:sz w:val="21"/>
         </w:rPr>
-        <w:t>[중-04] 정답: ① PDB가 READ ONLY로 열려 있어야 한다</w:t>
+        <w:t xml:space="preserve">[중-04] 정답: ① 로컬 디스크 쓰기이므로 보호 모드와 무관하다</w:t>
       </w:r>
     </w:p>
     <w:p>
@@ -488,7 +488,7 @@
           <w:rFonts w:ascii="맑은 고딕" w:hAnsi="맑은 고딕" w:eastAsia="맑은 고딕"/>
           <w:sz w:val="21"/>
         </w:rPr>
-        <w:t>해설: 실측에서 양쪽 리스너에 `chicago_pdb1` 서비스가 `status READY`로 등록되어 있었다. PDB를 닫으면 서비스가 사라져 접속할 수 없다.</w:t>
+        <w:t xml:space="preserve">해설: 여기서의 `SYNCHRONOUS`는 프로세스가 기다린다는 뜻일 뿐이다. 보호 모드와 관계있는 것은 원격 목적지의 `AFFIRM`이며 실측은 `NO`였다.</w:t>
       </w:r>
     </w:p>
     <w:p>
@@ -498,7 +498,7 @@
           <w:b/>
           <w:sz w:val="21"/>
         </w:rPr>
-        <w:t>[중-05] 정답: ① 리두와 함께 UNDO도 적용되어 읽기 일관성이 유지되기 때문</w:t>
+        <w:t xml:space="preserve">[중-05] 정답: ① DESTINATION 열이 비어 있는지 본다</w:t>
       </w:r>
     </w:p>
     <w:p>
@@ -507,7 +507,7 @@
           <w:rFonts w:ascii="맑은 고딕" w:hAnsi="맑은 고딕" w:eastAsia="맑은 고딕"/>
           <w:sz w:val="21"/>
         </w:rPr>
-        <w:t>해설: 리두는 커밋 전에도 전송·적용되므로 데이터 블록에는 미커밋 변경이 반영되어 있을 수 있다. 그럼에도 조회가 깨끗한 것은 UNDO 덕분이다.</w:t>
+        <w:t xml:space="preserve">해설: 비어 있으면 쓰지 않는 목적지, 값이 있는데 `UNKNOWN`이면 아직 계산되지 않은 것이다. 10장 Far Sync 설정 직후에도 `UNKNOWN`이었다.</w:t>
       </w:r>
     </w:p>
     <w:p>
@@ -517,7 +517,7 @@
           <w:b/>
           <w:sz w:val="21"/>
         </w:rPr>
-        <w:t>[중-06] 정답: ① 하나의 세션 안에서 INSERT와 대기를 함께 처리한다</w:t>
+        <w:t xml:space="preserve">[중-06] 정답: ① 지금 보낼 곳이 없으므로 Broker가 비워 두고 역할이 바뀌면 채운다</w:t>
       </w:r>
     </w:p>
     <w:p>
@@ -526,7 +526,7 @@
           <w:rFonts w:ascii="맑은 고딕" w:hAnsi="맑은 고딕" w:eastAsia="맑은 고딕"/>
           <w:sz w:val="21"/>
         </w:rPr>
-        <w:t>해설: 실측에서 `DBMS_SESSION.SLEEP(40)`으로 세션을 붙잡아 두었다. 세션이 끝나면 커밋되거나 롤백되어 시험이 성립하지 않는다.</w:t>
+        <w:t xml:space="preserve">해설: 7장에서 손으로 구성할 때는 양쪽에 서로를 적었다. Broker는 필요할 때만 채운다.</w:t>
       </w:r>
     </w:p>
     <w:p>
@@ -536,7 +536,7 @@
           <w:b/>
           <w:sz w:val="21"/>
         </w:rPr>
-        <w:t>[중-07] 정답: ① PLAN_TABLE이 전역 임시 테이블이기 때문</w:t>
+        <w:t xml:space="preserve">[중-07] 정답: ① 장애다. ERROR 열을 읽어 원인을 찾는다</w:t>
       </w:r>
     </w:p>
     <w:p>
@@ -545,7 +545,7 @@
           <w:rFonts w:ascii="맑은 고딕" w:hAnsi="맑은 고딕" w:eastAsia="맑은 고딕"/>
           <w:sz w:val="21"/>
         </w:rPr>
-        <w:t>해설: 실행 계획을 쓰는 것도 일종의 INSERT인데 통과했다. 실측에서 `plan_table`에 33행이 들어갔다.</w:t>
+        <w:t xml:space="preserve">해설: Broker가 껐다면 `RESET`+`DEFERRED`, 사람이 껐다면 `DEFER`+`DEFERRED`다. 이 조합으로 장애와 설정을 가른다.</w:t>
       </w:r>
     </w:p>
     <w:p>
@@ -555,7 +555,7 @@
           <w:b/>
           <w:sz w:val="21"/>
         </w:rPr>
-        <w:t>[중-08] 정답: ① 데이터가 임시 테이블스페이스에 있어 영구 파일을 바꾸지 않기 때문</w:t>
+        <w:t xml:space="preserve">[중-08] 정답: ① RESET</w:t>
       </w:r>
     </w:p>
     <w:p>
@@ -564,7 +564,7 @@
           <w:rFonts w:ascii="맑은 고딕" w:hAnsi="맑은 고딕" w:eastAsia="맑은 고딕"/>
           <w:sz w:val="21"/>
         </w:rPr>
-        <w:t>해설: `TEMP_UNDO_ENABLED`는 임시 UNDO를 별도 관리할지를 정하는 파라미터이며 ADG에서 GTT를 쓰기 위한 필수 조건이 아니다. 실측에서 `FALSE`였다.</w:t>
+        <w:t xml:space="preserve">해설: 목적지는 `DEFERRED`였다. 7장에서 SQL로 껐을 때의 `DEFER`와 구별된다.</w:t>
       </w:r>
     </w:p>
     <w:p>
@@ -574,7 +574,7 @@
           <w:b/>
           <w:sz w:val="21"/>
         </w:rPr>
-        <w:t>[중-09] 정답: ① Primary와 겹치지 않도록 별도 범위를 할당받기 때문</w:t>
+        <w:t xml:space="preserve">[중-09] 정답: ① 판정 기준은 SEVERITY가 아니라 ERROR_CODE다</w:t>
       </w:r>
     </w:p>
     <w:p>
@@ -583,7 +583,7 @@
           <w:rFonts w:ascii="맑은 고딕" w:hAnsi="맑은 고딕" w:eastAsia="맑은 고딕"/>
           <w:sz w:val="21"/>
         </w:rPr>
-        <w:t>해설: Standby는 딕셔너리를 갱신할 수 없으므로 "여기까지 썼다"를 기록할 수 없다. 그래서 범위를 통째로 떼어 메모리에서만 관리한다.</w:t>
+        <w:t xml:space="preserve">해설: 14장에서는 Warning인데 ERROR_CODE가 0인 정상 행을 봤다. 이번에는 Warning인데 봐야 하는 행이다.</w:t>
       </w:r>
     </w:p>
     <w:p>
@@ -593,7 +593,7 @@
           <w:b/>
           <w:sz w:val="21"/>
         </w:rPr>
-        <w:t>[중-10] 정답: ① 순번의 연속성이 필요하면 Standby에서 시퀀스를 쓰지 않는다</w:t>
+        <w:t xml:space="preserve">[중-10] 정답: ① archiver continuing</w:t>
       </w:r>
     </w:p>
     <w:p>
@@ -602,7 +602,7 @@
           <w:rFonts w:ascii="맑은 고딕" w:hAnsi="맑은 고딕" w:eastAsia="맑은 고딕"/>
           <w:sz w:val="21"/>
         </w:rPr>
-        <w:t>해설: 채번을 두 노드에서 나눠 하면 값에 큰 구멍이 생긴다. 실측에서 1 다음이 21이었다.</w:t>
+        <w:t xml:space="preserve">해설: `ORACLE Instance chicago, archival error, archiver continuing`. MaxPerformance이기 때문이며 MaxProtection이었다면 Primary가 멈췄을 것이다.</w:t>
       </w:r>
     </w:p>
     <w:p>
@@ -612,7 +612,7 @@
           <w:b/>
           <w:sz w:val="21"/>
         </w:rPr>
-        <w:t>[중-11] 정답: ① Primary</w:t>
+        <w:t xml:space="preserve">[중-11] 정답: ① 둘 다 0이었다</w:t>
       </w:r>
     </w:p>
     <w:p>
@@ -621,7 +621,7 @@
           <w:rFonts w:ascii="맑은 고딕" w:hAnsi="맑은 고딕" w:eastAsia="맑은 고딕"/>
           <w:sz w:val="21"/>
         </w:rPr>
-        <w:t>해설: Standby는 문장을 넘기고 결과를 받아 돌려주는 역할만 한다. 실측에서 리다이렉트한 행이 Primary에서 조회되었다.</w:t>
+        <w:t xml:space="preserve">해설: 오지 않으니 늦지도 않는다. 기준점이 갱신되지 않기 때문이다. 그래서 지연은 끊김을 잡지 못한다.</w:t>
       </w:r>
     </w:p>
     <w:p>
@@ -631,7 +631,7 @@
           <w:b/>
           <w:sz w:val="21"/>
         </w:rPr>
-        <w:t>[중-12] 정답: ① 조회 위주 세션에서 발생하는 간헐적이고 작은 갱신</w:t>
+        <w:t xml:space="preserve">[중-12] 정답: ① 통신이 끊기면 갭을 인식하지 못하므로 갭이 없다는 뜻이 아니다</w:t>
       </w:r>
     </w:p>
     <w:p>
@@ -640,7 +640,7 @@
           <w:rFonts w:ascii="맑은 고딕" w:hAnsi="맑은 고딕" w:eastAsia="맑은 고딕"/>
           <w:sz w:val="21"/>
         </w:rPr>
-        <w:t>해설: 마지막 접속 시각 기록, 조회 이력 한 줄 남기기 같은 용도다. 문장마다 네트워크 왕복이 생기므로 대량 DML에는 쓰지 않는다.</w:t>
+        <w:t xml:space="preserve">해설: 갭을 인식하려면 Standby가 Primary와 통신해야 한다. Primary의 `V$ARCHIVED_LOG`에서는 74번이 `NO`, 75번은 행이 없었다.</w:t>
       </w:r>
     </w:p>
     <w:p>
@@ -650,7 +650,7 @@
           <w:b/>
           <w:sz w:val="21"/>
         </w:rPr>
-        <w:t>[중-13] 정답: ① Primary</w:t>
+        <w:t xml:space="preserve">[중-13] 정답: ① ORA-16857: member disconnected from redo source for longer than specified threshold</w:t>
       </w:r>
     </w:p>
     <w:p>
@@ -659,7 +659,7 @@
           <w:rFonts w:ascii="맑은 고딕" w:hAnsi="맑은 고딕" w:eastAsia="맑은 고딕"/>
           <w:sz w:val="21"/>
         </w:rPr>
-        <w:t>해설: Standby 세션이 비정상 종료되면 Primary 쪽 트랜잭션도 정리되지만 그 사이 잠금이 남을 수 있다. 긴 트랜잭션을 리다이렉션으로 열어 두지 않는다.</w:t>
+        <w:t xml:space="preserve">해설: `TransportDisconnectedThreshold`(기본 30초)를 넘었기 때문이다. 14장의 `LogShipping=OFF`와 달리 의도한 상태가 아니고 임계값이 있으므로 경보했다.</w:t>
       </w:r>
     </w:p>
     <w:p>
@@ -669,7 +669,7 @@
           <w:b/>
           <w:sz w:val="21"/>
         </w:rPr>
-        <w:t>[중-14] 정답: ① 전자는 시도하지 않았고 후자는 시도했다가 실패했다</w:t>
+        <w:t xml:space="preserve">[중-14] 정답: ① 실패한 목적지를 ReopenSecs(실측 300초) 동안 다시 시도하지 않기 때문이다</w:t>
       </w:r>
     </w:p>
     <w:p>
@@ -678,7 +678,7 @@
           <w:rFonts w:ascii="맑은 고딕" w:hAnsi="맑은 고딕" w:eastAsia="맑은 고딕"/>
           <w:sz w:val="21"/>
         </w:rPr>
-        <w:t>해설: 오류 번호가 처리 경로를 알려 준다. ORA-16000이면 설정이나 대상을 보고, ORA-16397이면 접속과 경로를 본다.</w:t>
+        <w:t xml:space="preserve">해설: 죽은 목적지에 계속 접속하면 아카이버가 붙잡히므로 기다린다. 오류가 그대로여도 실제로는 기다리면 된다.</w:t>
       </w:r>
     </w:p>
     <w:p>
@@ -688,7 +688,7 @@
           <w:b/>
           <w:sz w:val="21"/>
         </w:rPr>
-        <w:t>[중-15] 정답: ① ORA-03174 — SYS에는 적용되지 않는다</w:t>
+        <w:t xml:space="preserve">[중-15] 정답: ① dest_id=1은 로컬 아카이브라 영원히 NO이므로 dest_id=2만 본다</w:t>
       </w:r>
     </w:p>
     <w:p>
@@ -697,7 +697,7 @@
           <w:rFonts w:ascii="맑은 고딕" w:hAnsi="맑은 고딕" w:eastAsia="맑은 고딕"/>
           <w:sz w:val="21"/>
         </w:rPr>
-        <w:t>해설: 오류가 나지만 그 뒤의 조회는 정상 수행된다. 설정만 거부되고 세션은 그대로 쓸 수 있다.</w:t>
+        <w:t xml:space="preserve">해설: Primary에서 적용 여부를 볼 때는 `WHERE dest_id=2`가 필수다. 실측에서 70~73번 모두 `dest_id=2`는 `YES`였다.</w:t>
       </w:r>
     </w:p>
     <w:p>
@@ -707,7 +707,7 @@
           <w:b/>
           <w:sz w:val="21"/>
         </w:rPr>
-        <w:t>[중-16] 정답: ① 사실상 항상 ORA-03172가 난다</w:t>
+        <w:t xml:space="preserve">[중-16] 정답: ① 실시간 적용은 SRL에서 직접 읽으므로 이 열이 채워지지 않는다. 정상이다</w:t>
       </w:r>
     </w:p>
     <w:p>
@@ -716,7 +716,7 @@
           <w:rFonts w:ascii="맑은 고딕" w:hAnsi="맑은 고딕" w:eastAsia="맑은 고딕"/>
           <w:sz w:val="21"/>
         </w:rPr>
-        <w:t>해설: LGWR이 쓴 리두와 Standby에 도착한 리두 사이에 아무리 짧아도 시차가 있기 때문이다. 0을 쓰려면 동기 전송이어야 한다.</w:t>
+        <w:t xml:space="preserve">해설: 같은 시각 MRP0은 74번을 적용 중이었고 `ARCHIVED_SEQ#`는 73이었다. 아카이브되기 전의 리두를 이미 적용하고 있었다.</w:t>
       </w:r>
     </w:p>
     <w:p>
@@ -726,7 +726,7 @@
           <w:b/>
           <w:sz w:val="21"/>
         </w:rPr>
-        <w:t>[중-17] 정답: ① 성공하되 옛 데이터를 돌려준다</w:t>
+        <w:t xml:space="preserve">[중-17] 정답: ① 재기동 전까지 과거 기록을 들고 있으므로 감시 SQL에 시간 조건을 넣는다</w:t>
       </w:r>
     </w:p>
     <w:p>
@@ -735,7 +735,7 @@
           <w:rFonts w:ascii="맑은 고딕" w:hAnsi="맑은 고딕" w:eastAsia="맑은 고딕"/>
           <w:sz w:val="21"/>
         </w:rPr>
-        <w:t>해설: 실측에서 Primary에 2건이 있는 상태에서 Standby가 1건을 돌려주었다. 조회는 그 시점의 일관된 상태를 준다.</w:t>
+        <w:t xml:space="preserve">해설: 실습 준비 중 MRP를 껐다 켠 흔적이다. `AND timestamp &gt; sysdate - 1/24` 같은 조건으로 거른다.</w:t>
       </w:r>
     </w:p>
     <w:p>
@@ -745,7 +745,7 @@
           <w:b/>
           <w:sz w:val="21"/>
         </w:rPr>
-        <w:t>[중-18] 정답: ① 동기 전송(SYNC) 구성</w:t>
+        <w:t xml:space="preserve">[중-18] 정답: ① 목적지별 상태(4)와 목적지 활동(8)을 함께 추적한다</w:t>
       </w:r>
     </w:p>
     <w:p>
@@ -754,7 +754,7 @@
           <w:rFonts w:ascii="맑은 고딕" w:hAnsi="맑은 고딕" w:eastAsia="맑은 고딕"/>
           <w:sz w:val="21"/>
         </w:rPr>
-        <w:t>해설: Primary가 보낸 리두가 Standby에 모두 도착했음이 보장되어야 성립한다. ASYNC에서는 그 보장이 없어 시도 자체가 거부된다.</w:t>
+        <w:t xml:space="preserve">해설: 비트마스크라 값을 더해 조합한다. 전부 켜는 값은 트레이스가 폭발적으로 커지므로 쓰지 않는다.</w:t>
       </w:r>
     </w:p>
     <w:p>
@@ -764,7 +764,7 @@
           <w:b/>
           <w:sz w:val="21"/>
         </w:rPr>
-        <w:t>[중-19] 정답: ① apply lag 하나뿐이다</w:t>
+        <w:t xml:space="preserve">[중-19] 정답: ① 오류는 보내는 쪽에만 기록되고 받는 쪽은 모르기 때문이다</w:t>
       </w:r>
     </w:p>
     <w:p>
@@ -773,7 +773,7 @@
           <w:rFonts w:ascii="맑은 고딕" w:hAnsi="맑은 고딕" w:eastAsia="맑은 고딕"/>
           <w:sz w:val="21"/>
         </w:rPr>
-        <w:t>해설: 실측에서 `GROUP BY name` 결과가 한 행(`apply lag`, 62 buckets, 1394 samples)이었다. 전송 쪽 추세는 별도로 수집해야 한다.</w:t>
+        <w:t xml:space="preserve">해설: 15.4의 `ORA-12541` 세 건이 Primary에만 남았다. 양쪽을 다 봐야 하는 이유다.</w:t>
       </w:r>
     </w:p>
     <w:p>
@@ -783,7 +783,7 @@
           <w:b/>
           <w:sz w:val="21"/>
         </w:rPr>
-        <w:t>[중-20] 정답: ① `2 minutes` 구간에 59회</w:t>
+        <w:t xml:space="preserve">[중-20] 정답: ① SCOPE=BOTH가 붙어 다음 기동에도 유지되므로 끈 뒤 V$PARAMETER로 0을 확인해야 한다</w:t>
       </w:r>
     </w:p>
     <w:p>
@@ -792,7 +792,7 @@
           <w:rFonts w:ascii="맑은 고딕" w:hAnsi="맑은 고딕" w:eastAsia="맑은 고딕"/>
           <w:sz w:val="21"/>
         </w:rPr>
-        <w:t>해설: 표본이 대략 2초에 한 번 수집되므로 59회는 약 2분에 해당한다. 따라잡는 과정은 3~59초 구간에 1~2회씩 흔적을 남겼다.</w:t>
+        <w:t xml:space="preserve">해설: 동적 파라미터라 즉시 적용되지만 `SCOPE=BOTH`로 저장된다. 14장의 `VALIDATE ... SPFILE`이 양쪽 차이로 잡아낸 것이 이 흔적이다.</w:t>
       </w:r>
     </w:p>
     <w:p>
@@ -800,7 +800,7 @@
         <w:pStyle w:val="Heading2"/>
       </w:pPr>
       <w:r>
-        <w:t>[난이도] 상 (심화) — 정답 및 해설</w:t>
+        <w:t xml:space="preserve">[난이도] 상 (심화) — 정답 및 해설</w:t>
       </w:r>
     </w:p>
     <w:p>
@@ -810,7 +810,7 @@
           <w:b/>
           <w:sz w:val="21"/>
         </w:rPr>
-        <w:t>[상-01] 정답: ① SQL*Plus가 EXIT 시 암묵적으로 커밋했기 때문</w:t>
+        <w:t xml:space="preserve">[상-01] 정답: ① 층을 내려갈수록 구체적이 된다 — 문제가 있다 → 전환할 수 없다 → 왜 그런지 → 어디를 고칠지</w:t>
       </w:r>
     </w:p>
     <w:p>
@@ -819,7 +819,7 @@
           <w:rFonts w:ascii="맑은 고딕" w:hAnsi="맑은 고딕" w:eastAsia="맑은 고딕"/>
           <w:sz w:val="21"/>
         </w:rPr>
-        <w:t>해설: 스크립트가 `INSERT` 후 `EXIT`로 끝나면 그 시점에 커밋된다. 예상과 다른 결과가 나오면 제품보다 측정 방법을 먼저 의심해야 한다는 교훈이다.</w:t>
+        <w:t xml:space="preserve">해설: 실측에서 각각 ORA-16857, `Ready for Switchover: No`, ORA-12541, 접속 문자열·`ARC1 (PID:2482)`을 보여 줬다.</w:t>
       </w:r>
     </w:p>
     <w:p>
@@ -829,7 +829,7 @@
           <w:b/>
           <w:sz w:val="21"/>
         </w:rPr>
-        <w:t>[상-02] 정답: ① 영구 데이터 파일이나 딕셔너리를 바꾸는가</w:t>
+        <w:t xml:space="preserve">[상-02] 정답: ① 판정 시차이므로 status updated 시각을 확인하고 한 주기 뒤 다시 보며 V$ARCHIVE_DEST로 교차 확인한다</w:t>
       </w:r>
     </w:p>
     <w:p>
@@ -838,7 +838,7 @@
           <w:rFonts w:ascii="맑은 고딕" w:hAnsi="맑은 고딕" w:eastAsia="맑은 고딕"/>
           <w:sz w:val="21"/>
         </w:rPr>
-        <w:t>해설: 정렬·GTT·`EXPLAIN PLAN`은 임시 세그먼트에서 끝나므로 허용된다. 일반 DML은 블록·UNDO·리두를 만들고 DDL은 딕셔너리까지 바꾼다. 이 기준으로 새로운 상황도 판단할 수 있다.</w:t>
+        <w:t xml:space="preserve">해설: `status updated 58 seconds ago`였고 잠시 후 `SUCCESS`가 됐다. SQL 뷰는 이미 `VALID`였다. 아래층이 먼저 회복된다.</w:t>
       </w:r>
     </w:p>
     <w:p>
@@ -848,7 +848,7 @@
           <w:b/>
           <w:sz w:val="21"/>
         </w:rPr>
-        <w:t>[상-03] 정답: ① ORA-06512를 건너뛰고 그것이 아닌 번호를 찾는다</w:t>
+        <w:t xml:space="preserve">[상-03] 정답: ① LogShipping 속성을 OFF로 했다가 ON으로 되돌린다</w:t>
       </w:r>
     </w:p>
     <w:p>
@@ -857,7 +857,7 @@
           <w:rFonts w:ascii="맑은 고딕" w:hAnsi="맑은 고딕" w:eastAsia="맑은 고딕"/>
           <w:sz w:val="21"/>
         </w:rPr>
-        <w:t>해설: `ORA-06512`는 PL/SQL 호출 스택으로 어디를 지났는지만 알려 준다. 실측 스택에서 맨 위 `ORA-00604`는 형식이고 중간의 `ORA-16000`이 내용이었다.</w:t>
+        <w:t xml:space="preserve">해설: Broker가 관리하는 파라미터를 SQL로 바꾸면 Broker의 기록과 어긋난다(13장). SQL 재촉은 Broker가 없을 때의 방법이다. 실습 07에서 구성을 제거한 뒤에는 SQL이 맞는 수단이었다.</w:t>
       </w:r>
     </w:p>
     <w:p>
@@ -867,7 +867,7 @@
           <w:b/>
           <w:sz w:val="21"/>
         </w:rPr>
-        <w:t>[상-04] 정답: ① 패키지가 ORA-16000까지 가기 전에 상태를 먼저 점검한다</w:t>
+        <w:t xml:space="preserve">[상-04] 정답: ① 적용이 밀린 정도를 블록 단위로 볼 수 있어 더 정밀하다</w:t>
       </w:r>
     </w:p>
     <w:p>
@@ -876,7 +876,7 @@
           <w:rFonts w:ascii="맑은 고딕" w:hAnsi="맑은 고딕" w:eastAsia="맑은 고딕"/>
           <w:sz w:val="21"/>
         </w:rPr>
-        <w:t>해설: 스택이 짧은 것이 그 증거다. 오류 번호와 스택 길이가 그 기능이 상태를 얼마나 일찍 점검하는지를 보여 준다.</w:t>
+        <w:t xml:space="preserve">해설: 실측에서 둘 다 74번 블록 17964로 같았다. 벌어지면 적용이 밀린 것이다.</w:t>
       </w:r>
     </w:p>
     <w:p>
@@ -886,7 +886,7 @@
           <w:b/>
           <w:sz w:val="21"/>
         </w:rPr>
-        <w:t>[상-05] 정답: ① 두 값을 정확히 같은 순간에 얻을 수 없기 때문</w:t>
+        <w:t xml:space="preserve">[상-05] 정답: ① 오류 없이 "심각"으로 오판해 상시 오경보가 되므로 DATABASE_ROLE로 역할을 판정하고 분기한다</w:t>
       </w:r>
     </w:p>
     <w:p>
@@ -895,7 +895,7 @@
           <w:rFonts w:ascii="맑은 고딕" w:hAnsi="맑은 고딕" w:eastAsia="맑은 고딕"/>
           <w:sz w:val="21"/>
         </w:rPr>
-        <w:t>해설: 실측에서 chicago 2182310, boston 2182311로 Standby가 더 컸다. 앞서 있다는 뜻이 아니라 조회 시점이 어긋난 것이다. 판단은 `V$DATAGUARD_STATS`로 한다.</w:t>
+        <w:t xml:space="preserve">해설: 둘 다 Primary에서는 정상이다. 오류가 나지 않는 잘못이 더 위험하다.</w:t>
       </w:r>
     </w:p>
     <w:p>
@@ -905,7 +905,7 @@
           <w:b/>
           <w:sz w:val="21"/>
         </w:rPr>
-        <w:t>[상-06] 정답: ① Standby가 Primary로 새 연결을 만들 때 SYSDBA 접속이 재인증되지 않기 때문</w:t>
+        <w:t xml:space="preserve">[상-06] 정답: ① 주 지표(흐름)와 보조 지표(속도)를 함께 보면 "끊겼다"와 "느리다"를 구별할 수 있다</w:t>
       </w:r>
     </w:p>
     <w:p>
@@ -914,7 +914,7 @@
           <w:rFonts w:ascii="맑은 고딕" w:hAnsi="맑은 고딕" w:eastAsia="맑은 고딕"/>
           <w:sz w:val="21"/>
         </w:rPr>
-        <w:t>해설: 리다이렉션은 현재 세션의 사용자로 Primary에 연결해 문장을 실행한다. `SYS`는 이 경로로 재인증되지 않는다.</w:t>
+        <w:t xml:space="preserve">해설: 14장의 속성 OFF와 15장의 리스너 중단 모두 지연은 0이었고 `SRL_ACTIVE`는 0이 됐다. 주 지표가 무너지면 끊긴 것, 주 지표가 정상이고 보조 지표가 나쁘면 느린 것이다.</w:t>
       </w:r>
     </w:p>
     <w:p>
@@ -924,7 +924,7 @@
           <w:b/>
           <w:sz w:val="21"/>
         </w:rPr>
-        <w:t>[상-07] 정답: ① DML 리다이렉션과 STANDBY_MAX_DATA_DELAY</w:t>
+        <w:t xml:space="preserve">[상-07] 정답: ① Broker가 boston의 LOG_ARCHIVE_CONFIG를 farsync만 남긴 값으로 덮어 받는 쪽 설정에 chicago가 없어졌다</w:t>
       </w:r>
     </w:p>
     <w:p>
@@ -933,7 +933,7 @@
           <w:rFonts w:ascii="맑은 고딕" w:hAnsi="맑은 고딕" w:eastAsia="맑은 고딕"/>
           <w:sz w:val="21"/>
         </w:rPr>
-        <w:t>해설: 전자는 ORA-16397, 후자는 ORA-03174로 막혔다. 둘 다 일반 사용자로 바꾸자 정상 동작했다. **ADG 세션 기능은 일반 사용자를 전제로 설계되어 있다.**</w:t>
+        <w:t xml:space="preserve">해설: 알림 로그에 `log_archive_config='dg_config=(farsync)'`, `fal_server=''`가 남았다. 같은 `STATUS=ERROR`라도 15.4의 ORA-12541과 원인이 다르다.</w:t>
       </w:r>
     </w:p>
     <w:p>
@@ -943,7 +943,7 @@
           <w:b/>
           <w:sz w:val="21"/>
         </w:rPr>
-        <w:t>[상-08] 정답: ① `SYNC WITH PRIMARY`와 `MAX_DATA_DELAY=0`의 사용 가능 여부</w:t>
+        <w:t xml:space="preserve">[상-08] 정답: ① 열 이름이 PRIMARY_XIDUSN처럼 PRIMARY_ 접두어를 달며, Primary에서 받은 XID를 보여 주기 때문이다</w:t>
       </w:r>
     </w:p>
     <w:p>
@@ -952,7 +952,7 @@
           <w:rFonts w:ascii="맑은 고딕" w:hAnsi="맑은 고딕" w:eastAsia="맑은 고딕"/>
           <w:sz w:val="21"/>
         </w:rPr>
-        <w:t>해설: 둘 다 동기 전송이 전제다. 8장에서 보호 모드가 복구 가능성을 결정했듯, 여기서는 조회 신선도 보장을 결정한다. 보호 모드는 여러 기능의 전제 조건이다.</w:t>
+        <w:t xml:space="preserve">해설: 문서의 `SAVEPOINT_SCN`·`COMMIT_SCN`도 19c에는 없다. 열 이름은 `DESC`로 확인한다.</w:t>
       </w:r>
     </w:p>
     <w:p>
@@ -962,7 +962,7 @@
           <w:b/>
           <w:sz w:val="21"/>
         </w:rPr>
-        <w:t>[상-09] 정답: ① 옮길 조회를 분류한다 (DML 포함 여부, 임시 저장소 방식, 시퀀스 사용)</w:t>
+        <w:t xml:space="preserve">[상-09] 정답: ① DBA_LOGSTDBY_EVENTS의 XIDUSN·XIDSLT·XIDSQN</w:t>
       </w:r>
     </w:p>
     <w:p>
@@ -971,7 +971,7 @@
           <w:rFonts w:ascii="맑은 고딕" w:hAnsi="맑은 고딕" w:eastAsia="맑은 고딕"/>
           <w:sz w:val="21"/>
         </w:rPr>
-        <w:t>해설: 읽기 분산은 "접속만 바꾸면 된다"로 끝나지 않는다. 조회 이력을 남기는 코드, 일반 테이블을 임시 저장소로 쓰는 코드, 시퀀스로 식별자를 만드는 코드가 걸림돌이 된다.</w:t>
+        <w:t xml:space="preserve">해설: `V$LOGSTDBY_TRANSACTION`은 적용이 도는 동안에만 채워지므로 멈춘 뒤에는 0행이다. 실측 XID는 7.1.704였다.</w:t>
       </w:r>
     </w:p>
     <w:p>
@@ -981,7 +981,7 @@
           <w:b/>
           <w:sz w:val="21"/>
         </w:rPr>
-        <w:t>[상-10] 정답: ① `V$ARCHIVE_DEST_STATUS`의 `DATABASE_MODE`와 `RECOVERY_MODE`</w:t>
+        <w:t xml:space="preserve">[상-10] 정답: ① 밀려 있던 UPDATE가 정상 적용되어 Primary와 같아지기 때문이다(tag='boom')</w:t>
       </w:r>
     </w:p>
     <w:p>
@@ -990,7 +990,7 @@
           <w:rFonts w:ascii="맑은 고딕" w:hAnsi="맑은 고딕" w:eastAsia="맑은 고딕"/>
           <w:sz w:val="21"/>
         </w:rPr>
-        <w:t>해설: 실측에서 `DATABASE_MODE`가 `OPEN_READ-ONLY`에서 **`MOUNTED-STANDBY`**로 바뀌고 `RECOVERY_MODE`에서 **`WITH QUERY`가 사라졌다.** ②는 Primary에서 **0행**이라 쓸 수 없고, ③④는 Standby에 접속해야 볼 수 있는 값이라 "Primary에서"라는 조건에 맞지 않는다.</w:t>
+        <w:t xml:space="preserve">해설: 건너뛰었다면 그 행은 영원히 `seed`로 남았을 것이다. 원인이 분명하면 원인을 없앤다.</w:t>
       </w:r>
     </w:p>
     <w:sectPr>

--- a/ADG/15장/15장_실습문제_정답.docx
+++ b/ADG/15장/15장_실습문제_정답.docx
@@ -34,7 +34,7 @@
           <w:b/>
           <w:sz w:val="21"/>
         </w:rPr>
-        <w:t xml:space="preserve">[하-01] 정답: ① V$STANDBY_LOG</w:t>
+        <w:t>[하-01] 정답: ③ V$STANDBY_LOG</w:t>
       </w:r>
     </w:p>
     <w:p>
@@ -53,7 +53,7 @@
           <w:b/>
           <w:sz w:val="21"/>
         </w:rPr>
-        <w:t xml:space="preserve">[하-02] 정답: ① Standby는 자기 온라인 리두에 쓰지 않고 역할이 바뀐 뒤 쓰기 위해 두기 때문이다</w:t>
+        <w:t>[하-02] 정답: ③ Standby는 자기 온라인 리두에 쓰지 않고 역할이 바뀐 뒤 쓰기 위해 두기 때문이다</w:t>
       </w:r>
     </w:p>
     <w:p>
@@ -72,7 +72,7 @@
           <w:b/>
           <w:sz w:val="21"/>
         </w:rPr>
-        <w:t xml:space="preserve">[하-03] 정답: ① STATUS가 CURRENT인 그룹</w:t>
+        <w:t>[하-03] 정답: ① STATUS가 CURRENT인 그룹</w:t>
       </w:r>
     </w:p>
     <w:p>
@@ -91,7 +91,7 @@
           <w:b/>
           <w:sz w:val="21"/>
         </w:rPr>
-        <w:t xml:space="preserve">[하-04] 정답: ① 비어 있다(NULL)</w:t>
+        <w:t>[하-04] 정답: ③ 비어 있다(NULL)</w:t>
       </w:r>
     </w:p>
     <w:p>
@@ -110,7 +110,7 @@
           <w:b/>
           <w:sz w:val="21"/>
         </w:rPr>
-        <w:t xml:space="preserve">[하-05] 정답: ① boston은 6장에서 OMF로 복제되어 그룹마다 멤버가 둘씩 생겼다</w:t>
+        <w:t>[하-05] 정답: ③ boston은 6장에서 OMF로 복제되어 그룹마다 멤버가 둘씩 생겼다</w:t>
       </w:r>
     </w:p>
     <w:p>
@@ -129,7 +129,7 @@
           <w:b/>
           <w:sz w:val="21"/>
         </w:rPr>
-        <w:t xml:space="preserve">[하-06] 정답: ① V$ARCHIVE_DEST_STATUS</w:t>
+        <w:t>[하-06] 정답: ③ V$ARCHIVE_DEST_STATUS</w:t>
       </w:r>
     </w:p>
     <w:p>
@@ -148,7 +148,7 @@
           <w:b/>
           <w:sz w:val="21"/>
         </w:rPr>
-        <w:t xml:space="preserve">[하-07] 정답: ① ORA-00904</w:t>
+        <w:t>[하-07] 정답: ② ORA-00904</w:t>
       </w:r>
     </w:p>
     <w:p>
@@ -167,7 +167,7 @@
           <w:b/>
           <w:sz w:val="21"/>
         </w:rPr>
-        <w:t xml:space="preserve">[하-08] 정답: ① VALID_TYPE과 VALID_ROLE</w:t>
+        <w:t>[하-08] 정답: ③ VALID_TYPE과 VALID_ROLE</w:t>
       </w:r>
     </w:p>
     <w:p>
@@ -186,7 +186,7 @@
           <w:b/>
           <w:sz w:val="21"/>
         </w:rPr>
-        <w:t xml:space="preserve">[하-09] 정답: ① 19c는 목적지 31개를 모두 보여 주고 쓰지 않는 목적지는 UNKNOWN이기 때문이다</w:t>
+        <w:t>[하-09] 정답: ① 19c는 목적지 31개를 모두 보여 주고 쓰지 않는 목적지는 UNKNOWN이기 때문이다</w:t>
       </w:r>
     </w:p>
     <w:p>
@@ -205,7 +205,7 @@
           <w:b/>
           <w:sz w:val="21"/>
         </w:rPr>
-        <w:t xml:space="preserve">[하-10] 정답: ① TNS-12541: TNS:no listener</w:t>
+        <w:t>[하-10] 정답: ③ TNS-12541: TNS:no listener</w:t>
       </w:r>
     </w:p>
     <w:p>
@@ -224,7 +224,7 @@
           <w:b/>
           <w:sz w:val="21"/>
         </w:rPr>
-        <w:t xml:space="preserve">[하-11] 정답: ① ERROR</w:t>
+        <w:t>[하-11] 정답: ② ERROR</w:t>
       </w:r>
     </w:p>
     <w:p>
@@ -243,7 +243,7 @@
           <w:b/>
           <w:sz w:val="21"/>
         </w:rPr>
-        <w:t xml:space="preserve">[하-12] 정답: ① V$ARCHIVE_DEST의 ERROR</w:t>
+        <w:t>[하-12] 정답: ④ V$ARCHIVE_DEST의 ERROR</w:t>
       </w:r>
     </w:p>
     <w:p>
@@ -262,7 +262,7 @@
           <w:b/>
           <w:sz w:val="21"/>
         </w:rPr>
-        <w:t xml:space="preserve">[하-13] 정답: ① WAIT_FOR_LOG</w:t>
+        <w:t>[하-13] 정답: ① WAIT_FOR_LOG</w:t>
       </w:r>
     </w:p>
     <w:p>
@@ -281,7 +281,7 @@
           <w:b/>
           <w:sz w:val="21"/>
         </w:rPr>
-        <w:t xml:space="preserve">[하-14] 정답: ① DGRD</w:t>
+        <w:t>[하-14] 정답: ③ DGRD</w:t>
       </w:r>
     </w:p>
     <w:p>
@@ -300,7 +300,7 @@
           <w:b/>
           <w:sz w:val="21"/>
         </w:rPr>
-        <w:t xml:space="preserve">[하-15] 정답: ① 0</w:t>
+        <w:t>[하-15] 정답: ① 0</w:t>
       </w:r>
     </w:p>
     <w:p>
@@ -319,7 +319,7 @@
           <w:b/>
           <w:sz w:val="21"/>
         </w:rPr>
-        <w:t xml:space="preserve">[하-16] 정답: ① Log Archive Destination</w:t>
+        <w:t>[하-16] 정답: ④ Log Archive Destination</w:t>
       </w:r>
     </w:p>
     <w:p>
@@ -338,7 +338,7 @@
           <w:b/>
           <w:sz w:val="21"/>
         </w:rPr>
-        <w:t xml:space="preserve">[하-17] 정답: ① &lt;SID&gt;_&lt;프로세스&gt;_&lt;PID&gt;.trc</w:t>
+        <w:t>[하-17] 정답: ① &lt;SID&gt;_&lt;프로세스&gt;_&lt;PID&gt;.trc</w:t>
       </w:r>
     </w:p>
     <w:p>
@@ -357,7 +357,7 @@
           <w:b/>
           <w:sz w:val="21"/>
         </w:rPr>
-        <w:t xml:space="preserve">[하-18] 정답: ① SRL_ACTIVE (V$STANDBY_LOG에서 ACTIVE인 그룹 수)</w:t>
+        <w:t>[하-18] 정답: ④ SRL_ACTIVE (V$STANDBY_LOG에서 ACTIVE인 그룹 수)</w:t>
       </w:r>
     </w:p>
     <w:p>
@@ -376,7 +376,7 @@
           <w:b/>
           <w:sz w:val="21"/>
         </w:rPr>
-        <w:t xml:space="preserve">[하-19] 정답: ① MRP0</w:t>
+        <w:t>[하-19] 정답: ④ MRP0</w:t>
       </w:r>
     </w:p>
     <w:p>
@@ -395,7 +395,7 @@
           <w:b/>
           <w:sz w:val="21"/>
         </w:rPr>
-        <w:t xml:space="preserve">[하-20] 정답: ① V$LOGSTDBY_STATE</w:t>
+        <w:t>[하-20] 정답: ① V$LOGSTDBY_STATE</w:t>
       </w:r>
     </w:p>
     <w:p>
@@ -422,7 +422,7 @@
           <w:b/>
           <w:sz w:val="21"/>
         </w:rPr>
-        <w:t xml:space="preserve">[중-01] 정답: ① Primary V$LOG의 CURRENT 시퀀스, Standby ACTIVE SRL의 시퀀스, MRP0의 시퀀스</w:t>
+        <w:t>[중-01] 정답: ③ Primary V$LOG의 CURRENT 시퀀스, Standby ACTIVE SRL의 시퀀스, MRP0의 시퀀스</w:t>
       </w:r>
     </w:p>
     <w:p>
@@ -441,7 +441,7 @@
           <w:b/>
           <w:sz w:val="21"/>
         </w:rPr>
-        <w:t xml:space="preserve">[중-02] 정답: ① 리두가 오지 않고 있다</w:t>
+        <w:t>[중-02] 정답: ① 리두가 오지 않고 있다</w:t>
       </w:r>
     </w:p>
     <w:p>
@@ -460,7 +460,7 @@
           <w:b/>
           <w:sz w:val="21"/>
         </w:rPr>
-        <w:t xml:space="preserve">[중-03] 정답: ① Primary에서 조회했을 가능성</w:t>
+        <w:t>[중-03] 정답: ① Primary에서 조회했을 가능성</w:t>
       </w:r>
     </w:p>
     <w:p>
@@ -479,7 +479,7 @@
           <w:b/>
           <w:sz w:val="21"/>
         </w:rPr>
-        <w:t xml:space="preserve">[중-04] 정답: ① 로컬 디스크 쓰기이므로 보호 모드와 무관하다</w:t>
+        <w:t>[중-04] 정답: ③ 로컬 디스크 쓰기이므로 보호 모드와 무관하다</w:t>
       </w:r>
     </w:p>
     <w:p>
@@ -498,7 +498,7 @@
           <w:b/>
           <w:sz w:val="21"/>
         </w:rPr>
-        <w:t xml:space="preserve">[중-05] 정답: ① DESTINATION 열이 비어 있는지 본다</w:t>
+        <w:t>[중-05] 정답: ④ DESTINATION 열이 비어 있는지 본다</w:t>
       </w:r>
     </w:p>
     <w:p>
@@ -517,7 +517,7 @@
           <w:b/>
           <w:sz w:val="21"/>
         </w:rPr>
-        <w:t xml:space="preserve">[중-06] 정답: ① 지금 보낼 곳이 없으므로 Broker가 비워 두고 역할이 바뀌면 채운다</w:t>
+        <w:t>[중-06] 정답: ④ 지금 보낼 곳이 없으므로 Broker가 비워 두고 역할이 바뀌면 채운다</w:t>
       </w:r>
     </w:p>
     <w:p>
@@ -536,7 +536,7 @@
           <w:b/>
           <w:sz w:val="21"/>
         </w:rPr>
-        <w:t xml:space="preserve">[중-07] 정답: ① 장애다. ERROR 열을 읽어 원인을 찾는다</w:t>
+        <w:t>[중-07] 정답: ② 장애다. ERROR 열을 읽어 원인을 찾는다</w:t>
       </w:r>
     </w:p>
     <w:p>
@@ -555,7 +555,7 @@
           <w:b/>
           <w:sz w:val="21"/>
         </w:rPr>
-        <w:t xml:space="preserve">[중-08] 정답: ① RESET</w:t>
+        <w:t>[중-08] 정답: ② RESET</w:t>
       </w:r>
     </w:p>
     <w:p>
@@ -574,7 +574,7 @@
           <w:b/>
           <w:sz w:val="21"/>
         </w:rPr>
-        <w:t xml:space="preserve">[중-09] 정답: ① 판정 기준은 SEVERITY가 아니라 ERROR_CODE다</w:t>
+        <w:t>[중-09] 정답: ① 판정 기준은 SEVERITY가 아니라 ERROR_CODE다</w:t>
       </w:r>
     </w:p>
     <w:p>
@@ -593,7 +593,7 @@
           <w:b/>
           <w:sz w:val="21"/>
         </w:rPr>
-        <w:t xml:space="preserve">[중-10] 정답: ① archiver continuing</w:t>
+        <w:t>[중-10] 정답: ③ archiver continuing</w:t>
       </w:r>
     </w:p>
     <w:p>
@@ -612,7 +612,7 @@
           <w:b/>
           <w:sz w:val="21"/>
         </w:rPr>
-        <w:t xml:space="preserve">[중-11] 정답: ① 둘 다 0이었다</w:t>
+        <w:t>[중-11] 정답: ② 둘 다 0이었다</w:t>
       </w:r>
     </w:p>
     <w:p>
@@ -631,7 +631,7 @@
           <w:b/>
           <w:sz w:val="21"/>
         </w:rPr>
-        <w:t xml:space="preserve">[중-12] 정답: ① 통신이 끊기면 갭을 인식하지 못하므로 갭이 없다는 뜻이 아니다</w:t>
+        <w:t>[중-12] 정답: ④ 통신이 끊기면 갭을 인식하지 못하므로 갭이 없다는 뜻이 아니다</w:t>
       </w:r>
     </w:p>
     <w:p>
@@ -650,7 +650,7 @@
           <w:b/>
           <w:sz w:val="21"/>
         </w:rPr>
-        <w:t xml:space="preserve">[중-13] 정답: ① ORA-16857: member disconnected from redo source for longer than specified threshold</w:t>
+        <w:t>[중-13] 정답: ② ORA-16857: member disconnected from redo source for longer than specified threshold</w:t>
       </w:r>
     </w:p>
     <w:p>
@@ -669,7 +669,7 @@
           <w:b/>
           <w:sz w:val="21"/>
         </w:rPr>
-        <w:t xml:space="preserve">[중-14] 정답: ① 실패한 목적지를 ReopenSecs(실측 300초) 동안 다시 시도하지 않기 때문이다</w:t>
+        <w:t>[중-14] 정답: ④ 실패한 목적지를 ReopenSecs(실측 300초) 동안 다시 시도하지 않기 때문이다</w:t>
       </w:r>
     </w:p>
     <w:p>
@@ -688,7 +688,7 @@
           <w:b/>
           <w:sz w:val="21"/>
         </w:rPr>
-        <w:t xml:space="preserve">[중-15] 정답: ① dest_id=1은 로컬 아카이브라 영원히 NO이므로 dest_id=2만 본다</w:t>
+        <w:t>[중-15] 정답: ② dest_id=1은 로컬 아카이브라 영원히 NO이므로 dest_id=2만 본다</w:t>
       </w:r>
     </w:p>
     <w:p>
@@ -707,7 +707,7 @@
           <w:b/>
           <w:sz w:val="21"/>
         </w:rPr>
-        <w:t xml:space="preserve">[중-16] 정답: ① 실시간 적용은 SRL에서 직접 읽으므로 이 열이 채워지지 않는다. 정상이다</w:t>
+        <w:t>[중-16] 정답: ① 실시간 적용은 SRL에서 직접 읽으므로 이 열이 채워지지 않는다. 정상이다</w:t>
       </w:r>
     </w:p>
     <w:p>
@@ -726,7 +726,7 @@
           <w:b/>
           <w:sz w:val="21"/>
         </w:rPr>
-        <w:t xml:space="preserve">[중-17] 정답: ① 재기동 전까지 과거 기록을 들고 있으므로 감시 SQL에 시간 조건을 넣는다</w:t>
+        <w:t>[중-17] 정답: ① 재기동 전까지 과거 기록을 들고 있으므로 감시 SQL에 시간 조건을 넣는다</w:t>
       </w:r>
     </w:p>
     <w:p>
@@ -745,7 +745,7 @@
           <w:b/>
           <w:sz w:val="21"/>
         </w:rPr>
-        <w:t xml:space="preserve">[중-18] 정답: ① 목적지별 상태(4)와 목적지 활동(8)을 함께 추적한다</w:t>
+        <w:t>[중-18] 정답: ④ 목적지별 상태(4)와 목적지 활동(8)을 함께 추적한다</w:t>
       </w:r>
     </w:p>
     <w:p>
@@ -764,7 +764,7 @@
           <w:b/>
           <w:sz w:val="21"/>
         </w:rPr>
-        <w:t xml:space="preserve">[중-19] 정답: ① 오류는 보내는 쪽에만 기록되고 받는 쪽은 모르기 때문이다</w:t>
+        <w:t>[중-19] 정답: ④ 오류는 보내는 쪽에만 기록되고 받는 쪽은 모르기 때문이다</w:t>
       </w:r>
     </w:p>
     <w:p>
@@ -783,7 +783,7 @@
           <w:b/>
           <w:sz w:val="21"/>
         </w:rPr>
-        <w:t xml:space="preserve">[중-20] 정답: ① SCOPE=BOTH가 붙어 다음 기동에도 유지되므로 끈 뒤 V$PARAMETER로 0을 확인해야 한다</w:t>
+        <w:t>[중-20] 정답: ② SCOPE=BOTH가 붙어 다음 기동에도 유지되므로 끈 뒤 V$PARAMETER로 0을 확인해야 한다</w:t>
       </w:r>
     </w:p>
     <w:p>
@@ -810,7 +810,7 @@
           <w:b/>
           <w:sz w:val="21"/>
         </w:rPr>
-        <w:t xml:space="preserve">[상-01] 정답: ① 층을 내려갈수록 구체적이 된다 — 문제가 있다 → 전환할 수 없다 → 왜 그런지 → 어디를 고칠지</w:t>
+        <w:t>[상-01] 정답: ② 층을 내려갈수록 구체적이 된다 — 문제가 있다 → 전환할 수 없다 → 왜 그런지 → 어디를 고칠지</w:t>
       </w:r>
     </w:p>
     <w:p>
@@ -829,7 +829,7 @@
           <w:b/>
           <w:sz w:val="21"/>
         </w:rPr>
-        <w:t xml:space="preserve">[상-02] 정답: ① 판정 시차이므로 status updated 시각을 확인하고 한 주기 뒤 다시 보며 V$ARCHIVE_DEST로 교차 확인한다</w:t>
+        <w:t>[상-02] 정답: ② 판정 시차이므로 status updated 시각을 확인하고 한 주기 뒤 다시 보며 V$ARCHIVE_DEST로 교차 확인한다</w:t>
       </w:r>
     </w:p>
     <w:p>
@@ -848,7 +848,7 @@
           <w:b/>
           <w:sz w:val="21"/>
         </w:rPr>
-        <w:t xml:space="preserve">[상-03] 정답: ① LogShipping 속성을 OFF로 했다가 ON으로 되돌린다</w:t>
+        <w:t>[상-03] 정답: ① LogShipping 속성을 OFF로 했다가 ON으로 되돌린다</w:t>
       </w:r>
     </w:p>
     <w:p>
@@ -867,7 +867,7 @@
           <w:b/>
           <w:sz w:val="21"/>
         </w:rPr>
-        <w:t xml:space="preserve">[상-04] 정답: ① 적용이 밀린 정도를 블록 단위로 볼 수 있어 더 정밀하다</w:t>
+        <w:t>[상-04] 정답: ② 적용이 밀린 정도를 블록 단위로 볼 수 있어 더 정밀하다</w:t>
       </w:r>
     </w:p>
     <w:p>
@@ -886,7 +886,7 @@
           <w:b/>
           <w:sz w:val="21"/>
         </w:rPr>
-        <w:t xml:space="preserve">[상-05] 정답: ① 오류 없이 "심각"으로 오판해 상시 오경보가 되므로 DATABASE_ROLE로 역할을 판정하고 분기한다</w:t>
+        <w:t>[상-05] 정답: ④ 오류 없이 "심각"으로 오판해 상시 오경보가 되므로 DATABASE_ROLE로 역할을 판정하고 분기한다</w:t>
       </w:r>
     </w:p>
     <w:p>
@@ -905,7 +905,7 @@
           <w:b/>
           <w:sz w:val="21"/>
         </w:rPr>
-        <w:t xml:space="preserve">[상-06] 정답: ① 주 지표(흐름)와 보조 지표(속도)를 함께 보면 "끊겼다"와 "느리다"를 구별할 수 있다</w:t>
+        <w:t>[상-06] 정답: ② 주 지표(흐름)와 보조 지표(속도)를 함께 보면 "끊겼다"와 "느리다"를 구별할 수 있다</w:t>
       </w:r>
     </w:p>
     <w:p>
@@ -924,7 +924,7 @@
           <w:b/>
           <w:sz w:val="21"/>
         </w:rPr>
-        <w:t xml:space="preserve">[상-07] 정답: ① Broker가 boston의 LOG_ARCHIVE_CONFIG를 farsync만 남긴 값으로 덮어 받는 쪽 설정에 chicago가 없어졌다</w:t>
+        <w:t>[상-07] 정답: ④ Broker가 boston의 LOG_ARCHIVE_CONFIG를 farsync만 남긴 값으로 덮어 받는 쪽 설정에 chicago가 없어졌다</w:t>
       </w:r>
     </w:p>
     <w:p>
@@ -943,7 +943,7 @@
           <w:b/>
           <w:sz w:val="21"/>
         </w:rPr>
-        <w:t xml:space="preserve">[상-08] 정답: ① 열 이름이 PRIMARY_XIDUSN처럼 PRIMARY_ 접두어를 달며, Primary에서 받은 XID를 보여 주기 때문이다</w:t>
+        <w:t>[상-08] 정답: ③ 열 이름이 PRIMARY_XIDUSN처럼 PRIMARY_ 접두어를 달며, Primary에서 받은 XID를 보여 주기 때문이다</w:t>
       </w:r>
     </w:p>
     <w:p>
@@ -962,7 +962,7 @@
           <w:b/>
           <w:sz w:val="21"/>
         </w:rPr>
-        <w:t xml:space="preserve">[상-09] 정답: ① DBA_LOGSTDBY_EVENTS의 XIDUSN·XIDSLT·XIDSQN</w:t>
+        <w:t>[상-09] 정답: ④ DBA_LOGSTDBY_EVENTS의 XIDUSN·XIDSLT·XIDSQN</w:t>
       </w:r>
     </w:p>
     <w:p>
@@ -981,7 +981,7 @@
           <w:b/>
           <w:sz w:val="21"/>
         </w:rPr>
-        <w:t xml:space="preserve">[상-10] 정답: ① 밀려 있던 UPDATE가 정상 적용되어 Primary와 같아지기 때문이다(tag='boom')</w:t>
+        <w:t>[상-10] 정답: ① 밀려 있던 UPDATE가 정상 적용되어 Primary와 같아지기 때문이다(tag='boom')</w:t>
       </w:r>
     </w:p>
     <w:p>

--- a/ADG/15장/15장_실습문제_정답.docx
+++ b/ADG/15장/15장_실습문제_정답.docx
@@ -43,7 +43,63 @@
           <w:rFonts w:ascii="맑은 고딕" w:hAnsi="맑은 고딕" w:eastAsia="맑은 고딕"/>
           <w:sz w:val="21"/>
         </w:rPr>
-        <w:t xml:space="preserve">해설: Standby의 온라인 리두(`V$LOG`)는 쓰이지 않는다. 실측에서 `V$STANDBY_LOG`의 4번 그룹이 `ACTIVE`, `SEQUENCE#` 74였다.</w:t>
+        <w:t xml:space="preserve">해설: Standby의 온라인 리두(</w:t>
+      </w:r>
+      <w:r>
+        <w:rPr>
+          <w:rFonts w:ascii="Consolas" w:hAnsi="Consolas" w:eastAsia="맑은 고딕"/>
+          <w:sz w:val="21"/>
+        </w:rPr>
+        <w:t xml:space="preserve">V$LOG</w:t>
+      </w:r>
+      <w:r>
+        <w:rPr>
+          <w:rFonts w:ascii="맑은 고딕" w:hAnsi="맑은 고딕" w:eastAsia="맑은 고딕"/>
+          <w:sz w:val="21"/>
+        </w:rPr>
+        <w:t xml:space="preserve">)는 쓰이지 않는다. 실측에서 </w:t>
+      </w:r>
+      <w:r>
+        <w:rPr>
+          <w:rFonts w:ascii="Consolas" w:hAnsi="Consolas" w:eastAsia="맑은 고딕"/>
+          <w:sz w:val="21"/>
+        </w:rPr>
+        <w:t xml:space="preserve">V$STANDBY_LOG</w:t>
+      </w:r>
+      <w:r>
+        <w:rPr>
+          <w:rFonts w:ascii="맑은 고딕" w:hAnsi="맑은 고딕" w:eastAsia="맑은 고딕"/>
+          <w:sz w:val="21"/>
+        </w:rPr>
+        <w:t xml:space="preserve">의 4번 그룹이 </w:t>
+      </w:r>
+      <w:r>
+        <w:rPr>
+          <w:rFonts w:ascii="Consolas" w:hAnsi="Consolas" w:eastAsia="맑은 고딕"/>
+          <w:sz w:val="21"/>
+        </w:rPr>
+        <w:t xml:space="preserve">ACTIVE</w:t>
+      </w:r>
+      <w:r>
+        <w:rPr>
+          <w:rFonts w:ascii="맑은 고딕" w:hAnsi="맑은 고딕" w:eastAsia="맑은 고딕"/>
+          <w:sz w:val="21"/>
+        </w:rPr>
+        <w:t xml:space="preserve">, </w:t>
+      </w:r>
+      <w:r>
+        <w:rPr>
+          <w:rFonts w:ascii="Consolas" w:hAnsi="Consolas" w:eastAsia="맑은 고딕"/>
+          <w:sz w:val="21"/>
+        </w:rPr>
+        <w:t xml:space="preserve">SEQUENCE#</w:t>
+      </w:r>
+      <w:r>
+        <w:rPr>
+          <w:rFonts w:ascii="맑은 고딕" w:hAnsi="맑은 고딕" w:eastAsia="맑은 고딕"/>
+          <w:sz w:val="21"/>
+        </w:rPr>
+        <w:t xml:space="preserve"> 74였다.</w:t>
       </w:r>
     </w:p>
     <w:p>
@@ -62,7 +118,35 @@
           <w:rFonts w:ascii="맑은 고딕" w:hAnsi="맑은 고딕" w:eastAsia="맑은 고딕"/>
           <w:sz w:val="21"/>
         </w:rPr>
-        <w:t xml:space="preserve">해설: 리두는 Primary가 만들고 Standby는 SRL로 받기만 한다. 14장 `VALIDATE VERBOSE`의 `Future` 구성이 계산한 것이 이 그룹들이다.</w:t>
+        <w:t xml:space="preserve">해설: 리두는 Primary가 만들고 Standby는 SRL로 받기만 한다. 14장 </w:t>
+      </w:r>
+      <w:r>
+        <w:rPr>
+          <w:rFonts w:ascii="Consolas" w:hAnsi="Consolas" w:eastAsia="맑은 고딕"/>
+          <w:sz w:val="21"/>
+        </w:rPr>
+        <w:t xml:space="preserve">VALIDATE VERBOSE</w:t>
+      </w:r>
+      <w:r>
+        <w:rPr>
+          <w:rFonts w:ascii="맑은 고딕" w:hAnsi="맑은 고딕" w:eastAsia="맑은 고딕"/>
+          <w:sz w:val="21"/>
+        </w:rPr>
+        <w:t xml:space="preserve">의 </w:t>
+      </w:r>
+      <w:r>
+        <w:rPr>
+          <w:rFonts w:ascii="Consolas" w:hAnsi="Consolas" w:eastAsia="맑은 고딕"/>
+          <w:sz w:val="21"/>
+        </w:rPr>
+        <w:t xml:space="preserve">Future</w:t>
+      </w:r>
+      <w:r>
+        <w:rPr>
+          <w:rFonts w:ascii="맑은 고딕" w:hAnsi="맑은 고딕" w:eastAsia="맑은 고딕"/>
+          <w:sz w:val="21"/>
+        </w:rPr>
+        <w:t xml:space="preserve"> 구성이 계산한 것이 이 그룹들이다.</w:t>
       </w:r>
     </w:p>
     <w:p>
@@ -81,7 +165,21 @@
           <w:rFonts w:ascii="맑은 고딕" w:hAnsi="맑은 고딕" w:eastAsia="맑은 고딕"/>
           <w:sz w:val="21"/>
         </w:rPr>
-        <w:t xml:space="preserve">해설: 지금 쓰는 중인 그룹만 아직 아카이브되지 않은 것이 정상이다. 실측에서 2번 그룹(CURRENT, 74)만 `NO`였다.</w:t>
+        <w:t xml:space="preserve">해설: 지금 쓰는 중인 그룹만 아직 아카이브되지 않은 것이 정상이다. 실측에서 2번 그룹(CURRENT, 74)만 </w:t>
+      </w:r>
+      <w:r>
+        <w:rPr>
+          <w:rFonts w:ascii="Consolas" w:hAnsi="Consolas" w:eastAsia="맑은 고딕"/>
+          <w:sz w:val="21"/>
+        </w:rPr>
+        <w:t xml:space="preserve">NO</w:t>
+      </w:r>
+      <w:r>
+        <w:rPr>
+          <w:rFonts w:ascii="맑은 고딕" w:hAnsi="맑은 고딕" w:eastAsia="맑은 고딕"/>
+          <w:sz w:val="21"/>
+        </w:rPr>
+        <w:t xml:space="preserve">였다.</w:t>
       </w:r>
     </w:p>
     <w:p>
@@ -100,7 +198,63 @@
           <w:rFonts w:ascii="맑은 고딕" w:hAnsi="맑은 고딕" w:eastAsia="맑은 고딕"/>
           <w:sz w:val="21"/>
         </w:rPr>
-        <w:t xml:space="preserve">해설: `INVALID`·`STALE`·`DELETED`일 때만 값이 들어간다. 그래서 `WHERE status IS NOT NULL`로 감시하기 좋다.</w:t>
+        <w:t xml:space="preserve">해설: </w:t>
+      </w:r>
+      <w:r>
+        <w:rPr>
+          <w:rFonts w:ascii="Consolas" w:hAnsi="Consolas" w:eastAsia="맑은 고딕"/>
+          <w:sz w:val="21"/>
+        </w:rPr>
+        <w:t xml:space="preserve">INVALID</w:t>
+      </w:r>
+      <w:r>
+        <w:rPr>
+          <w:rFonts w:ascii="맑은 고딕" w:hAnsi="맑은 고딕" w:eastAsia="맑은 고딕"/>
+          <w:sz w:val="21"/>
+        </w:rPr>
+        <w:t xml:space="preserve">·</w:t>
+      </w:r>
+      <w:r>
+        <w:rPr>
+          <w:rFonts w:ascii="Consolas" w:hAnsi="Consolas" w:eastAsia="맑은 고딕"/>
+          <w:sz w:val="21"/>
+        </w:rPr>
+        <w:t xml:space="preserve">STALE</w:t>
+      </w:r>
+      <w:r>
+        <w:rPr>
+          <w:rFonts w:ascii="맑은 고딕" w:hAnsi="맑은 고딕" w:eastAsia="맑은 고딕"/>
+          <w:sz w:val="21"/>
+        </w:rPr>
+        <w:t xml:space="preserve">·</w:t>
+      </w:r>
+      <w:r>
+        <w:rPr>
+          <w:rFonts w:ascii="Consolas" w:hAnsi="Consolas" w:eastAsia="맑은 고딕"/>
+          <w:sz w:val="21"/>
+        </w:rPr>
+        <w:t xml:space="preserve">DELETED</w:t>
+      </w:r>
+      <w:r>
+        <w:rPr>
+          <w:rFonts w:ascii="맑은 고딕" w:hAnsi="맑은 고딕" w:eastAsia="맑은 고딕"/>
+          <w:sz w:val="21"/>
+        </w:rPr>
+        <w:t xml:space="preserve">일 때만 값이 들어간다. 그래서 </w:t>
+      </w:r>
+      <w:r>
+        <w:rPr>
+          <w:rFonts w:ascii="Consolas" w:hAnsi="Consolas" w:eastAsia="맑은 고딕"/>
+          <w:sz w:val="21"/>
+        </w:rPr>
+        <w:t xml:space="preserve">WHERE status IS NOT NULL</w:t>
+      </w:r>
+      <w:r>
+        <w:rPr>
+          <w:rFonts w:ascii="맑은 고딕" w:hAnsi="맑은 고딕" w:eastAsia="맑은 고딕"/>
+          <w:sz w:val="21"/>
+        </w:rPr>
+        <w:t xml:space="preserve">로 감시하기 좋다.</w:t>
       </w:r>
     </w:p>
     <w:p>
@@ -119,7 +273,35 @@
           <w:rFonts w:ascii="맑은 고딕" w:hAnsi="맑은 고딕" w:eastAsia="맑은 고딕"/>
           <w:sz w:val="21"/>
         </w:rPr>
-        <w:t xml:space="preserve">해설: `DB_CREATE_ONLINE_LOG_DEST_1`·`_2`를 지정해 오라클이 자동으로 다중화했다. 역할이 바뀌면 다중화 수준도 함께 바뀐다.</w:t>
+        <w:t xml:space="preserve">해설: </w:t>
+      </w:r>
+      <w:r>
+        <w:rPr>
+          <w:rFonts w:ascii="Consolas" w:hAnsi="Consolas" w:eastAsia="맑은 고딕"/>
+          <w:sz w:val="21"/>
+        </w:rPr>
+        <w:t xml:space="preserve">DB_CREATE_ONLINE_LOG_DEST_1</w:t>
+      </w:r>
+      <w:r>
+        <w:rPr>
+          <w:rFonts w:ascii="맑은 고딕" w:hAnsi="맑은 고딕" w:eastAsia="맑은 고딕"/>
+          <w:sz w:val="21"/>
+        </w:rPr>
+        <w:t xml:space="preserve">·</w:t>
+      </w:r>
+      <w:r>
+        <w:rPr>
+          <w:rFonts w:ascii="Consolas" w:hAnsi="Consolas" w:eastAsia="맑은 고딕"/>
+          <w:sz w:val="21"/>
+        </w:rPr>
+        <w:t xml:space="preserve">_2</w:t>
+      </w:r>
+      <w:r>
+        <w:rPr>
+          <w:rFonts w:ascii="맑은 고딕" w:hAnsi="맑은 고딕" w:eastAsia="맑은 고딕"/>
+          <w:sz w:val="21"/>
+        </w:rPr>
+        <w:t xml:space="preserve">를 지정해 오라클이 자동으로 다중화했다. 역할이 바뀌면 다중화 수준도 함께 바뀐다.</w:t>
       </w:r>
     </w:p>
     <w:p>
@@ -138,7 +320,63 @@
           <w:rFonts w:ascii="맑은 고딕" w:hAnsi="맑은 고딕" w:eastAsia="맑은 고딕"/>
           <w:sz w:val="21"/>
         </w:rPr>
-        <w:t xml:space="preserve">해설: `V$ARCHIVE_DEST`는 설정을, `_STATUS`는 지금 상태를 보여 준다. 실측에서 2번 목적지의 `RECOVERY_MODE`는 `MANAGED REAL TIME APPLY`였다.</w:t>
+        <w:t xml:space="preserve">해설: </w:t>
+      </w:r>
+      <w:r>
+        <w:rPr>
+          <w:rFonts w:ascii="Consolas" w:hAnsi="Consolas" w:eastAsia="맑은 고딕"/>
+          <w:sz w:val="21"/>
+        </w:rPr>
+        <w:t xml:space="preserve">V$ARCHIVE_DEST</w:t>
+      </w:r>
+      <w:r>
+        <w:rPr>
+          <w:rFonts w:ascii="맑은 고딕" w:hAnsi="맑은 고딕" w:eastAsia="맑은 고딕"/>
+          <w:sz w:val="21"/>
+        </w:rPr>
+        <w:t xml:space="preserve">는 설정을, </w:t>
+      </w:r>
+      <w:r>
+        <w:rPr>
+          <w:rFonts w:ascii="Consolas" w:hAnsi="Consolas" w:eastAsia="맑은 고딕"/>
+          <w:sz w:val="21"/>
+        </w:rPr>
+        <w:t xml:space="preserve">_STATUS</w:t>
+      </w:r>
+      <w:r>
+        <w:rPr>
+          <w:rFonts w:ascii="맑은 고딕" w:hAnsi="맑은 고딕" w:eastAsia="맑은 고딕"/>
+          <w:sz w:val="21"/>
+        </w:rPr>
+        <w:t xml:space="preserve">는 지금 상태를 보여 준다. 실측에서 2번 목적지의 </w:t>
+      </w:r>
+      <w:r>
+        <w:rPr>
+          <w:rFonts w:ascii="Consolas" w:hAnsi="Consolas" w:eastAsia="맑은 고딕"/>
+          <w:sz w:val="21"/>
+        </w:rPr>
+        <w:t xml:space="preserve">RECOVERY_MODE</w:t>
+      </w:r>
+      <w:r>
+        <w:rPr>
+          <w:rFonts w:ascii="맑은 고딕" w:hAnsi="맑은 고딕" w:eastAsia="맑은 고딕"/>
+          <w:sz w:val="21"/>
+        </w:rPr>
+        <w:t xml:space="preserve">는 </w:t>
+      </w:r>
+      <w:r>
+        <w:rPr>
+          <w:rFonts w:ascii="Consolas" w:hAnsi="Consolas" w:eastAsia="맑은 고딕"/>
+          <w:sz w:val="21"/>
+        </w:rPr>
+        <w:t xml:space="preserve">MANAGED REAL TIME APPLY</w:t>
+      </w:r>
+      <w:r>
+        <w:rPr>
+          <w:rFonts w:ascii="맑은 고딕" w:hAnsi="맑은 고딕" w:eastAsia="맑은 고딕"/>
+          <w:sz w:val="21"/>
+        </w:rPr>
+        <w:t xml:space="preserve">였다.</w:t>
       </w:r>
     </w:p>
     <w:p>
@@ -157,7 +395,35 @@
           <w:rFonts w:ascii="맑은 고딕" w:hAnsi="맑은 고딕" w:eastAsia="맑은 고딕"/>
           <w:sz w:val="21"/>
         </w:rPr>
-        <w:t xml:space="preserve">해설: 실측 `ORA-00904: "VALID_NOWX": invalid identifier`. 뷰 이름이 틀렸거나 권한이 없으면 ORA-00942다. `DESC`로 열 목록을 확인한다.</w:t>
+        <w:t xml:space="preserve">해설: 실측 </w:t>
+      </w:r>
+      <w:r>
+        <w:rPr>
+          <w:rFonts w:ascii="Consolas" w:hAnsi="Consolas" w:eastAsia="맑은 고딕"/>
+          <w:sz w:val="21"/>
+        </w:rPr>
+        <w:t xml:space="preserve">ORA-00904: "VALID_NOWX": invalid identifier</w:t>
+      </w:r>
+      <w:r>
+        <w:rPr>
+          <w:rFonts w:ascii="맑은 고딕" w:hAnsi="맑은 고딕" w:eastAsia="맑은 고딕"/>
+          <w:sz w:val="21"/>
+        </w:rPr>
+        <w:t xml:space="preserve">. 뷰 이름이 틀렸거나 권한이 없으면 ORA-00942다. </w:t>
+      </w:r>
+      <w:r>
+        <w:rPr>
+          <w:rFonts w:ascii="Consolas" w:hAnsi="Consolas" w:eastAsia="맑은 고딕"/>
+          <w:sz w:val="21"/>
+        </w:rPr>
+        <w:t xml:space="preserve">DESC</w:t>
+      </w:r>
+      <w:r>
+        <w:rPr>
+          <w:rFonts w:ascii="맑은 고딕" w:hAnsi="맑은 고딕" w:eastAsia="맑은 고딕"/>
+          <w:sz w:val="21"/>
+        </w:rPr>
+        <w:t xml:space="preserve">로 열 목록을 확인한다.</w:t>
       </w:r>
     </w:p>
     <w:p>
@@ -176,7 +442,35 @@
           <w:rFonts w:ascii="맑은 고딕" w:hAnsi="맑은 고딕" w:eastAsia="맑은 고딕"/>
           <w:sz w:val="21"/>
         </w:rPr>
-        <w:t xml:space="preserve">해설: 실측에서 2번 목적지는 `VALID_TYPE=ONLINE_LOGFILE`, `VALID_ROLE=ALL_ROLES`였다.</w:t>
+        <w:t xml:space="preserve">해설: 실측에서 2번 목적지는 </w:t>
+      </w:r>
+      <w:r>
+        <w:rPr>
+          <w:rFonts w:ascii="Consolas" w:hAnsi="Consolas" w:eastAsia="맑은 고딕"/>
+          <w:sz w:val="21"/>
+        </w:rPr>
+        <w:t xml:space="preserve">VALID_TYPE=ONLINE_LOGFILE</w:t>
+      </w:r>
+      <w:r>
+        <w:rPr>
+          <w:rFonts w:ascii="맑은 고딕" w:hAnsi="맑은 고딕" w:eastAsia="맑은 고딕"/>
+          <w:sz w:val="21"/>
+        </w:rPr>
+        <w:t xml:space="preserve">, </w:t>
+      </w:r>
+      <w:r>
+        <w:rPr>
+          <w:rFonts w:ascii="Consolas" w:hAnsi="Consolas" w:eastAsia="맑은 고딕"/>
+          <w:sz w:val="21"/>
+        </w:rPr>
+        <w:t xml:space="preserve">VALID_ROLE=ALL_ROLES</w:t>
+      </w:r>
+      <w:r>
+        <w:rPr>
+          <w:rFonts w:ascii="맑은 고딕" w:hAnsi="맑은 고딕" w:eastAsia="맑은 고딕"/>
+          <w:sz w:val="21"/>
+        </w:rPr>
+        <w:t xml:space="preserve">였다.</w:t>
       </w:r>
     </w:p>
     <w:p>
@@ -195,7 +489,49 @@
           <w:rFonts w:ascii="맑은 고딕" w:hAnsi="맑은 고딕" w:eastAsia="맑은 고딕"/>
           <w:sz w:val="21"/>
         </w:rPr>
-        <w:t xml:space="preserve">해설: 쓰는 목적지는 1번과 2번 둘뿐(`YES`)이다. 막 설정을 바꾼 목적지도 `UNKNOWN`일 수 있으므로 `DESTINATION`이 비었는지 함께 본다.</w:t>
+        <w:t xml:space="preserve">해설: 쓰는 목적지는 1번과 2번 둘뿐(</w:t>
+      </w:r>
+      <w:r>
+        <w:rPr>
+          <w:rFonts w:ascii="Consolas" w:hAnsi="Consolas" w:eastAsia="맑은 고딕"/>
+          <w:sz w:val="21"/>
+        </w:rPr>
+        <w:t xml:space="preserve">YES</w:t>
+      </w:r>
+      <w:r>
+        <w:rPr>
+          <w:rFonts w:ascii="맑은 고딕" w:hAnsi="맑은 고딕" w:eastAsia="맑은 고딕"/>
+          <w:sz w:val="21"/>
+        </w:rPr>
+        <w:t xml:space="preserve">)이다. 막 설정을 바꾼 목적지도 </w:t>
+      </w:r>
+      <w:r>
+        <w:rPr>
+          <w:rFonts w:ascii="Consolas" w:hAnsi="Consolas" w:eastAsia="맑은 고딕"/>
+          <w:sz w:val="21"/>
+        </w:rPr>
+        <w:t xml:space="preserve">UNKNOWN</w:t>
+      </w:r>
+      <w:r>
+        <w:rPr>
+          <w:rFonts w:ascii="맑은 고딕" w:hAnsi="맑은 고딕" w:eastAsia="맑은 고딕"/>
+          <w:sz w:val="21"/>
+        </w:rPr>
+        <w:t xml:space="preserve">일 수 있으므로 </w:t>
+      </w:r>
+      <w:r>
+        <w:rPr>
+          <w:rFonts w:ascii="Consolas" w:hAnsi="Consolas" w:eastAsia="맑은 고딕"/>
+          <w:sz w:val="21"/>
+        </w:rPr>
+        <w:t xml:space="preserve">DESTINATION</w:t>
+      </w:r>
+      <w:r>
+        <w:rPr>
+          <w:rFonts w:ascii="맑은 고딕" w:hAnsi="맑은 고딕" w:eastAsia="맑은 고딕"/>
+          <w:sz w:val="21"/>
+        </w:rPr>
+        <w:t xml:space="preserve">이 비었는지 함께 본다.</w:t>
       </w:r>
     </w:p>
     <w:p>
@@ -214,7 +550,21 @@
           <w:rFonts w:ascii="맑은 고딕" w:hAnsi="맑은 고딕" w:eastAsia="맑은 고딕"/>
           <w:sz w:val="21"/>
         </w:rPr>
-        <w:t xml:space="preserve">해설: `Linux Error: 111: Connection refused`까지 나와 포트가 열려 있지 않다는 것이 분명했다. 데이터베이스 자체는 살아 있었다.</w:t>
+        <w:t xml:space="preserve">해설: </w:t>
+      </w:r>
+      <w:r>
+        <w:rPr>
+          <w:rFonts w:ascii="Consolas" w:hAnsi="Consolas" w:eastAsia="맑은 고딕"/>
+          <w:sz w:val="21"/>
+        </w:rPr>
+        <w:t xml:space="preserve">Linux Error: 111: Connection refused</w:t>
+      </w:r>
+      <w:r>
+        <w:rPr>
+          <w:rFonts w:ascii="맑은 고딕" w:hAnsi="맑은 고딕" w:eastAsia="맑은 고딕"/>
+          <w:sz w:val="21"/>
+        </w:rPr>
+        <w:t xml:space="preserve">까지 나와 포트가 열려 있지 않다는 것이 분명했다. 데이터베이스 자체는 살아 있었다.</w:t>
       </w:r>
     </w:p>
     <w:p>
@@ -233,7 +583,49 @@
           <w:rFonts w:ascii="맑은 고딕" w:hAnsi="맑은 고딕" w:eastAsia="맑은 고딕"/>
           <w:sz w:val="21"/>
         </w:rPr>
-        <w:t xml:space="preserve">해설: 약 45초 뒤 `STATUS=ERROR`, `VALID_NOW=INACTIVE`, `ERROR=ORA-12541: TNS:no listener`로 세 열이 함께 바뀌었다.</w:t>
+        <w:t xml:space="preserve">해설: 약 45초 뒤 </w:t>
+      </w:r>
+      <w:r>
+        <w:rPr>
+          <w:rFonts w:ascii="Consolas" w:hAnsi="Consolas" w:eastAsia="맑은 고딕"/>
+          <w:sz w:val="21"/>
+        </w:rPr>
+        <w:t xml:space="preserve">STATUS=ERROR</w:t>
+      </w:r>
+      <w:r>
+        <w:rPr>
+          <w:rFonts w:ascii="맑은 고딕" w:hAnsi="맑은 고딕" w:eastAsia="맑은 고딕"/>
+          <w:sz w:val="21"/>
+        </w:rPr>
+        <w:t xml:space="preserve">, </w:t>
+      </w:r>
+      <w:r>
+        <w:rPr>
+          <w:rFonts w:ascii="Consolas" w:hAnsi="Consolas" w:eastAsia="맑은 고딕"/>
+          <w:sz w:val="21"/>
+        </w:rPr>
+        <w:t xml:space="preserve">VALID_NOW=INACTIVE</w:t>
+      </w:r>
+      <w:r>
+        <w:rPr>
+          <w:rFonts w:ascii="맑은 고딕" w:hAnsi="맑은 고딕" w:eastAsia="맑은 고딕"/>
+          <w:sz w:val="21"/>
+        </w:rPr>
+        <w:t xml:space="preserve">, </w:t>
+      </w:r>
+      <w:r>
+        <w:rPr>
+          <w:rFonts w:ascii="Consolas" w:hAnsi="Consolas" w:eastAsia="맑은 고딕"/>
+          <w:sz w:val="21"/>
+        </w:rPr>
+        <w:t xml:space="preserve">ERROR=ORA-12541: TNS:no listener</w:t>
+      </w:r>
+      <w:r>
+        <w:rPr>
+          <w:rFonts w:ascii="맑은 고딕" w:hAnsi="맑은 고딕" w:eastAsia="맑은 고딕"/>
+          <w:sz w:val="21"/>
+        </w:rPr>
+        <w:t xml:space="preserve">로 세 열이 함께 바뀌었다.</w:t>
       </w:r>
     </w:p>
     <w:p>
@@ -252,7 +644,63 @@
           <w:rFonts w:ascii="맑은 고딕" w:hAnsi="맑은 고딕" w:eastAsia="맑은 고딕"/>
           <w:sz w:val="21"/>
         </w:rPr>
-        <w:t xml:space="preserve">해설: Broker의 `SHOW`는 "문제가 있다"까지만 말한다. `ERROR` 열은 `V$ARCHIVE_DEST`와 `_STATUS` 양쪽에 있고 같은 값이 들어간다.</w:t>
+        <w:t xml:space="preserve">해설: Broker의 </w:t>
+      </w:r>
+      <w:r>
+        <w:rPr>
+          <w:rFonts w:ascii="Consolas" w:hAnsi="Consolas" w:eastAsia="맑은 고딕"/>
+          <w:sz w:val="21"/>
+        </w:rPr>
+        <w:t xml:space="preserve">SHOW</w:t>
+      </w:r>
+      <w:r>
+        <w:rPr>
+          <w:rFonts w:ascii="맑은 고딕" w:hAnsi="맑은 고딕" w:eastAsia="맑은 고딕"/>
+          <w:sz w:val="21"/>
+        </w:rPr>
+        <w:t xml:space="preserve">는 "문제가 있다"까지만 말한다. </w:t>
+      </w:r>
+      <w:r>
+        <w:rPr>
+          <w:rFonts w:ascii="Consolas" w:hAnsi="Consolas" w:eastAsia="맑은 고딕"/>
+          <w:sz w:val="21"/>
+        </w:rPr>
+        <w:t xml:space="preserve">ERROR</w:t>
+      </w:r>
+      <w:r>
+        <w:rPr>
+          <w:rFonts w:ascii="맑은 고딕" w:hAnsi="맑은 고딕" w:eastAsia="맑은 고딕"/>
+          <w:sz w:val="21"/>
+        </w:rPr>
+        <w:t xml:space="preserve"> 열은 </w:t>
+      </w:r>
+      <w:r>
+        <w:rPr>
+          <w:rFonts w:ascii="Consolas" w:hAnsi="Consolas" w:eastAsia="맑은 고딕"/>
+          <w:sz w:val="21"/>
+        </w:rPr>
+        <w:t xml:space="preserve">V$ARCHIVE_DEST</w:t>
+      </w:r>
+      <w:r>
+        <w:rPr>
+          <w:rFonts w:ascii="맑은 고딕" w:hAnsi="맑은 고딕" w:eastAsia="맑은 고딕"/>
+          <w:sz w:val="21"/>
+        </w:rPr>
+        <w:t xml:space="preserve">와 </w:t>
+      </w:r>
+      <w:r>
+        <w:rPr>
+          <w:rFonts w:ascii="Consolas" w:hAnsi="Consolas" w:eastAsia="맑은 고딕"/>
+          <w:sz w:val="21"/>
+        </w:rPr>
+        <w:t xml:space="preserve">_STATUS</w:t>
+      </w:r>
+      <w:r>
+        <w:rPr>
+          <w:rFonts w:ascii="맑은 고딕" w:hAnsi="맑은 고딕" w:eastAsia="맑은 고딕"/>
+          <w:sz w:val="21"/>
+        </w:rPr>
+        <w:t xml:space="preserve"> 양쪽에 있고 같은 값이 들어간다.</w:t>
       </w:r>
     </w:p>
     <w:p>
@@ -271,7 +719,21 @@
           <w:rFonts w:ascii="맑은 고딕" w:hAnsi="맑은 고딕" w:eastAsia="맑은 고딕"/>
           <w:sz w:val="21"/>
         </w:rPr>
-        <w:t xml:space="preserve">해설: 75번을 기다리는데 오지 않았다. 동시에 `CLIENT_PROCESS=LGWR`인 RFS가 사라졌다.</w:t>
+        <w:t xml:space="preserve">해설: 75번을 기다리는데 오지 않았다. 동시에 </w:t>
+      </w:r>
+      <w:r>
+        <w:rPr>
+          <w:rFonts w:ascii="Consolas" w:hAnsi="Consolas" w:eastAsia="맑은 고딕"/>
+          <w:sz w:val="21"/>
+        </w:rPr>
+        <w:t xml:space="preserve">CLIENT_PROCESS=LGWR</w:t>
+      </w:r>
+      <w:r>
+        <w:rPr>
+          <w:rFonts w:ascii="맑은 고딕" w:hAnsi="맑은 고딕" w:eastAsia="맑은 고딕"/>
+          <w:sz w:val="21"/>
+        </w:rPr>
+        <w:t xml:space="preserve">인 RFS가 사라졌다.</w:t>
       </w:r>
     </w:p>
     <w:p>
@@ -290,7 +752,21 @@
           <w:rFonts w:ascii="맑은 고딕" w:hAnsi="맑은 고딕" w:eastAsia="맑은 고딕"/>
           <w:sz w:val="21"/>
         </w:rPr>
-        <w:t xml:space="preserve">해설: Broker를 쓰지 않던 12장까지는 없었다. 실측에서 `DGRD ALLOCATED`가 두 개 보였다.</w:t>
+        <w:t xml:space="preserve">해설: Broker를 쓰지 않던 12장까지는 없었다. 실측에서 </w:t>
+      </w:r>
+      <w:r>
+        <w:rPr>
+          <w:rFonts w:ascii="Consolas" w:hAnsi="Consolas" w:eastAsia="맑은 고딕"/>
+          <w:sz w:val="21"/>
+        </w:rPr>
+        <w:t xml:space="preserve">DGRD ALLOCATED</w:t>
+      </w:r>
+      <w:r>
+        <w:rPr>
+          <w:rFonts w:ascii="맑은 고딕" w:hAnsi="맑은 고딕" w:eastAsia="맑은 고딕"/>
+          <w:sz w:val="21"/>
+        </w:rPr>
+        <w:t xml:space="preserve">가 두 개 보였다.</w:t>
       </w:r>
     </w:p>
     <w:p>
@@ -328,7 +804,49 @@
           <w:rFonts w:ascii="맑은 고딕" w:hAnsi="맑은 고딕" w:eastAsia="맑은 고딕"/>
           <w:sz w:val="21"/>
         </w:rPr>
-        <w:t xml:space="preserve">해설: `LAD:1`이 로컬(FRA), `LAD:2`가 boston이다. 실측 `TT04 (PID:7487): SRL selected for T-1.S-83 for LAD:2`.</w:t>
+        <w:t xml:space="preserve">해설: </w:t>
+      </w:r>
+      <w:r>
+        <w:rPr>
+          <w:rFonts w:ascii="Consolas" w:hAnsi="Consolas" w:eastAsia="맑은 고딕"/>
+          <w:sz w:val="21"/>
+        </w:rPr>
+        <w:t xml:space="preserve">LAD:1</w:t>
+      </w:r>
+      <w:r>
+        <w:rPr>
+          <w:rFonts w:ascii="맑은 고딕" w:hAnsi="맑은 고딕" w:eastAsia="맑은 고딕"/>
+          <w:sz w:val="21"/>
+        </w:rPr>
+        <w:t xml:space="preserve">이 로컬(FRA), </w:t>
+      </w:r>
+      <w:r>
+        <w:rPr>
+          <w:rFonts w:ascii="Consolas" w:hAnsi="Consolas" w:eastAsia="맑은 고딕"/>
+          <w:sz w:val="21"/>
+        </w:rPr>
+        <w:t xml:space="preserve">LAD:2</w:t>
+      </w:r>
+      <w:r>
+        <w:rPr>
+          <w:rFonts w:ascii="맑은 고딕" w:hAnsi="맑은 고딕" w:eastAsia="맑은 고딕"/>
+          <w:sz w:val="21"/>
+        </w:rPr>
+        <w:t xml:space="preserve">가 boston이다. 실측 </w:t>
+      </w:r>
+      <w:r>
+        <w:rPr>
+          <w:rFonts w:ascii="Consolas" w:hAnsi="Consolas" w:eastAsia="맑은 고딕"/>
+          <w:sz w:val="21"/>
+        </w:rPr>
+        <w:t xml:space="preserve">TT04 (PID:7487): SRL selected for T-1.S-83 for LAD:2</w:t>
+      </w:r>
+      <w:r>
+        <w:rPr>
+          <w:rFonts w:ascii="맑은 고딕" w:hAnsi="맑은 고딕" w:eastAsia="맑은 고딕"/>
+          <w:sz w:val="21"/>
+        </w:rPr>
+        <w:t xml:space="preserve">.</w:t>
       </w:r>
     </w:p>
     <w:p>
@@ -347,7 +865,35 @@
           <w:rFonts w:ascii="맑은 고딕" w:hAnsi="맑은 고딕" w:eastAsia="맑은 고딕"/>
           <w:sz w:val="21"/>
         </w:rPr>
-        <w:t xml:space="preserve">해설: 실측 `chicago_arc1_2482.trc`, `chicago_tt04_7487.trc`. 알림 로그에 나온 프로세스와 PID로 파일을 찾을 수 있다.</w:t>
+        <w:t xml:space="preserve">해설: 실측 </w:t>
+      </w:r>
+      <w:r>
+        <w:rPr>
+          <w:rFonts w:ascii="Consolas" w:hAnsi="Consolas" w:eastAsia="맑은 고딕"/>
+          <w:sz w:val="21"/>
+        </w:rPr>
+        <w:t xml:space="preserve">chicago_arc1_2482.trc</w:t>
+      </w:r>
+      <w:r>
+        <w:rPr>
+          <w:rFonts w:ascii="맑은 고딕" w:hAnsi="맑은 고딕" w:eastAsia="맑은 고딕"/>
+          <w:sz w:val="21"/>
+        </w:rPr>
+        <w:t xml:space="preserve">, </w:t>
+      </w:r>
+      <w:r>
+        <w:rPr>
+          <w:rFonts w:ascii="Consolas" w:hAnsi="Consolas" w:eastAsia="맑은 고딕"/>
+          <w:sz w:val="21"/>
+        </w:rPr>
+        <w:t xml:space="preserve">chicago_tt04_7487.trc</w:t>
+      </w:r>
+      <w:r>
+        <w:rPr>
+          <w:rFonts w:ascii="맑은 고딕" w:hAnsi="맑은 고딕" w:eastAsia="맑은 고딕"/>
+          <w:sz w:val="21"/>
+        </w:rPr>
+        <w:t xml:space="preserve">. 알림 로그에 나온 프로세스와 PID로 파일을 찾을 수 있다.</w:t>
       </w:r>
     </w:p>
     <w:p>
@@ -404,7 +950,49 @@
           <w:rFonts w:ascii="맑은 고딕" w:hAnsi="맑은 고딕" w:eastAsia="맑은 고딕"/>
           <w:sz w:val="21"/>
         </w:rPr>
-        <w:t xml:space="preserve">해설: 실측에서 `IDLE` → 대량 적용 중 `APPLYING` → 적용 중단 시 `SQL APPLY NOT ON`으로 바뀌었다.</w:t>
+        <w:t xml:space="preserve">해설: 실측에서 </w:t>
+      </w:r>
+      <w:r>
+        <w:rPr>
+          <w:rFonts w:ascii="Consolas" w:hAnsi="Consolas" w:eastAsia="맑은 고딕"/>
+          <w:sz w:val="21"/>
+        </w:rPr>
+        <w:t xml:space="preserve">IDLE</w:t>
+      </w:r>
+      <w:r>
+        <w:rPr>
+          <w:rFonts w:ascii="맑은 고딕" w:hAnsi="맑은 고딕" w:eastAsia="맑은 고딕"/>
+          <w:sz w:val="21"/>
+        </w:rPr>
+        <w:t xml:space="preserve"> → 대량 적용 중 </w:t>
+      </w:r>
+      <w:r>
+        <w:rPr>
+          <w:rFonts w:ascii="Consolas" w:hAnsi="Consolas" w:eastAsia="맑은 고딕"/>
+          <w:sz w:val="21"/>
+        </w:rPr>
+        <w:t xml:space="preserve">APPLYING</w:t>
+      </w:r>
+      <w:r>
+        <w:rPr>
+          <w:rFonts w:ascii="맑은 고딕" w:hAnsi="맑은 고딕" w:eastAsia="맑은 고딕"/>
+          <w:sz w:val="21"/>
+        </w:rPr>
+        <w:t xml:space="preserve"> → 적용 중단 시 </w:t>
+      </w:r>
+      <w:r>
+        <w:rPr>
+          <w:rFonts w:ascii="Consolas" w:hAnsi="Consolas" w:eastAsia="맑은 고딕"/>
+          <w:sz w:val="21"/>
+        </w:rPr>
+        <w:t xml:space="preserve">SQL APPLY NOT ON</w:t>
+      </w:r>
+      <w:r>
+        <w:rPr>
+          <w:rFonts w:ascii="맑은 고딕" w:hAnsi="맑은 고딕" w:eastAsia="맑은 고딕"/>
+          <w:sz w:val="21"/>
+        </w:rPr>
+        <w:t xml:space="preserve">으로 바뀌었다.</w:t>
       </w:r>
     </w:p>
     <w:p>
@@ -469,7 +1057,21 @@
           <w:rFonts w:ascii="맑은 고딕" w:hAnsi="맑은 고딕" w:eastAsia="맑은 고딕"/>
           <w:sz w:val="21"/>
         </w:rPr>
-        <w:t xml:space="preserve">해설: 이 뷰는 Primary에서도 오류 없이 조회되며 전부 `UNASSIGNED`다. 뷰가 있다는 것과 값이 있다는 것은 다르다.</w:t>
+        <w:t xml:space="preserve">해설: 이 뷰는 Primary에서도 오류 없이 조회되며 전부 </w:t>
+      </w:r>
+      <w:r>
+        <w:rPr>
+          <w:rFonts w:ascii="Consolas" w:hAnsi="Consolas" w:eastAsia="맑은 고딕"/>
+          <w:sz w:val="21"/>
+        </w:rPr>
+        <w:t xml:space="preserve">UNASSIGNED</w:t>
+      </w:r>
+      <w:r>
+        <w:rPr>
+          <w:rFonts w:ascii="맑은 고딕" w:hAnsi="맑은 고딕" w:eastAsia="맑은 고딕"/>
+          <w:sz w:val="21"/>
+        </w:rPr>
+        <w:t xml:space="preserve">다. 뷰가 있다는 것과 값이 있다는 것은 다르다.</w:t>
       </w:r>
     </w:p>
     <w:p>
@@ -488,7 +1090,49 @@
           <w:rFonts w:ascii="맑은 고딕" w:hAnsi="맑은 고딕" w:eastAsia="맑은 고딕"/>
           <w:sz w:val="21"/>
         </w:rPr>
-        <w:t xml:space="preserve">해설: 여기서의 `SYNCHRONOUS`는 프로세스가 기다린다는 뜻일 뿐이다. 보호 모드와 관계있는 것은 원격 목적지의 `AFFIRM`이며 실측은 `NO`였다.</w:t>
+        <w:t xml:space="preserve">해설: 여기서의 </w:t>
+      </w:r>
+      <w:r>
+        <w:rPr>
+          <w:rFonts w:ascii="Consolas" w:hAnsi="Consolas" w:eastAsia="맑은 고딕"/>
+          <w:sz w:val="21"/>
+        </w:rPr>
+        <w:t xml:space="preserve">SYNCHRONOUS</w:t>
+      </w:r>
+      <w:r>
+        <w:rPr>
+          <w:rFonts w:ascii="맑은 고딕" w:hAnsi="맑은 고딕" w:eastAsia="맑은 고딕"/>
+          <w:sz w:val="21"/>
+        </w:rPr>
+        <w:t xml:space="preserve">는 프로세스가 기다린다는 뜻일 뿐이다. 보호 모드와 관계있는 것은 원격 목적지의 </w:t>
+      </w:r>
+      <w:r>
+        <w:rPr>
+          <w:rFonts w:ascii="Consolas" w:hAnsi="Consolas" w:eastAsia="맑은 고딕"/>
+          <w:sz w:val="21"/>
+        </w:rPr>
+        <w:t xml:space="preserve">AFFIRM</w:t>
+      </w:r>
+      <w:r>
+        <w:rPr>
+          <w:rFonts w:ascii="맑은 고딕" w:hAnsi="맑은 고딕" w:eastAsia="맑은 고딕"/>
+          <w:sz w:val="21"/>
+        </w:rPr>
+        <w:t xml:space="preserve">이며 실측은 </w:t>
+      </w:r>
+      <w:r>
+        <w:rPr>
+          <w:rFonts w:ascii="Consolas" w:hAnsi="Consolas" w:eastAsia="맑은 고딕"/>
+          <w:sz w:val="21"/>
+        </w:rPr>
+        <w:t xml:space="preserve">NO</w:t>
+      </w:r>
+      <w:r>
+        <w:rPr>
+          <w:rFonts w:ascii="맑은 고딕" w:hAnsi="맑은 고딕" w:eastAsia="맑은 고딕"/>
+          <w:sz w:val="21"/>
+        </w:rPr>
+        <w:t xml:space="preserve">였다.</w:t>
       </w:r>
     </w:p>
     <w:p>
@@ -507,7 +1151,35 @@
           <w:rFonts w:ascii="맑은 고딕" w:hAnsi="맑은 고딕" w:eastAsia="맑은 고딕"/>
           <w:sz w:val="21"/>
         </w:rPr>
-        <w:t xml:space="preserve">해설: 비어 있으면 쓰지 않는 목적지, 값이 있는데 `UNKNOWN`이면 아직 계산되지 않은 것이다. 10장 Far Sync 설정 직후에도 `UNKNOWN`이었다.</w:t>
+        <w:t xml:space="preserve">해설: 비어 있으면 쓰지 않는 목적지, 값이 있는데 </w:t>
+      </w:r>
+      <w:r>
+        <w:rPr>
+          <w:rFonts w:ascii="Consolas" w:hAnsi="Consolas" w:eastAsia="맑은 고딕"/>
+          <w:sz w:val="21"/>
+        </w:rPr>
+        <w:t xml:space="preserve">UNKNOWN</w:t>
+      </w:r>
+      <w:r>
+        <w:rPr>
+          <w:rFonts w:ascii="맑은 고딕" w:hAnsi="맑은 고딕" w:eastAsia="맑은 고딕"/>
+          <w:sz w:val="21"/>
+        </w:rPr>
+        <w:t xml:space="preserve">이면 아직 계산되지 않은 것이다. 10장 Far Sync 설정 직후에도 </w:t>
+      </w:r>
+      <w:r>
+        <w:rPr>
+          <w:rFonts w:ascii="Consolas" w:hAnsi="Consolas" w:eastAsia="맑은 고딕"/>
+          <w:sz w:val="21"/>
+        </w:rPr>
+        <w:t xml:space="preserve">UNKNOWN</w:t>
+      </w:r>
+      <w:r>
+        <w:rPr>
+          <w:rFonts w:ascii="맑은 고딕" w:hAnsi="맑은 고딕" w:eastAsia="맑은 고딕"/>
+          <w:sz w:val="21"/>
+        </w:rPr>
+        <w:t xml:space="preserve">이었다.</w:t>
       </w:r>
     </w:p>
     <w:p>
@@ -545,7 +1217,63 @@
           <w:rFonts w:ascii="맑은 고딕" w:hAnsi="맑은 고딕" w:eastAsia="맑은 고딕"/>
           <w:sz w:val="21"/>
         </w:rPr>
-        <w:t xml:space="preserve">해설: Broker가 껐다면 `RESET`+`DEFERRED`, 사람이 껐다면 `DEFER`+`DEFERRED`다. 이 조합으로 장애와 설정을 가른다.</w:t>
+        <w:t xml:space="preserve">해설: Broker가 껐다면 </w:t>
+      </w:r>
+      <w:r>
+        <w:rPr>
+          <w:rFonts w:ascii="Consolas" w:hAnsi="Consolas" w:eastAsia="맑은 고딕"/>
+          <w:sz w:val="21"/>
+        </w:rPr>
+        <w:t xml:space="preserve">RESET</w:t>
+      </w:r>
+      <w:r>
+        <w:rPr>
+          <w:rFonts w:ascii="맑은 고딕" w:hAnsi="맑은 고딕" w:eastAsia="맑은 고딕"/>
+          <w:sz w:val="21"/>
+        </w:rPr>
+        <w:t xml:space="preserve">+</w:t>
+      </w:r>
+      <w:r>
+        <w:rPr>
+          <w:rFonts w:ascii="Consolas" w:hAnsi="Consolas" w:eastAsia="맑은 고딕"/>
+          <w:sz w:val="21"/>
+        </w:rPr>
+        <w:t xml:space="preserve">DEFERRED</w:t>
+      </w:r>
+      <w:r>
+        <w:rPr>
+          <w:rFonts w:ascii="맑은 고딕" w:hAnsi="맑은 고딕" w:eastAsia="맑은 고딕"/>
+          <w:sz w:val="21"/>
+        </w:rPr>
+        <w:t xml:space="preserve">, 사람이 껐다면 </w:t>
+      </w:r>
+      <w:r>
+        <w:rPr>
+          <w:rFonts w:ascii="Consolas" w:hAnsi="Consolas" w:eastAsia="맑은 고딕"/>
+          <w:sz w:val="21"/>
+        </w:rPr>
+        <w:t xml:space="preserve">DEFER</w:t>
+      </w:r>
+      <w:r>
+        <w:rPr>
+          <w:rFonts w:ascii="맑은 고딕" w:hAnsi="맑은 고딕" w:eastAsia="맑은 고딕"/>
+          <w:sz w:val="21"/>
+        </w:rPr>
+        <w:t xml:space="preserve">+</w:t>
+      </w:r>
+      <w:r>
+        <w:rPr>
+          <w:rFonts w:ascii="Consolas" w:hAnsi="Consolas" w:eastAsia="맑은 고딕"/>
+          <w:sz w:val="21"/>
+        </w:rPr>
+        <w:t xml:space="preserve">DEFERRED</w:t>
+      </w:r>
+      <w:r>
+        <w:rPr>
+          <w:rFonts w:ascii="맑은 고딕" w:hAnsi="맑은 고딕" w:eastAsia="맑은 고딕"/>
+          <w:sz w:val="21"/>
+        </w:rPr>
+        <w:t xml:space="preserve">다. 이 조합으로 장애와 설정을 가른다.</w:t>
       </w:r>
     </w:p>
     <w:p>
@@ -564,7 +1292,35 @@
           <w:rFonts w:ascii="맑은 고딕" w:hAnsi="맑은 고딕" w:eastAsia="맑은 고딕"/>
           <w:sz w:val="21"/>
         </w:rPr>
-        <w:t xml:space="preserve">해설: 목적지는 `DEFERRED`였다. 7장에서 SQL로 껐을 때의 `DEFER`와 구별된다.</w:t>
+        <w:t xml:space="preserve">해설: 목적지는 </w:t>
+      </w:r>
+      <w:r>
+        <w:rPr>
+          <w:rFonts w:ascii="Consolas" w:hAnsi="Consolas" w:eastAsia="맑은 고딕"/>
+          <w:sz w:val="21"/>
+        </w:rPr>
+        <w:t xml:space="preserve">DEFERRED</w:t>
+      </w:r>
+      <w:r>
+        <w:rPr>
+          <w:rFonts w:ascii="맑은 고딕" w:hAnsi="맑은 고딕" w:eastAsia="맑은 고딕"/>
+          <w:sz w:val="21"/>
+        </w:rPr>
+        <w:t xml:space="preserve">였다. 7장에서 SQL로 껐을 때의 </w:t>
+      </w:r>
+      <w:r>
+        <w:rPr>
+          <w:rFonts w:ascii="Consolas" w:hAnsi="Consolas" w:eastAsia="맑은 고딕"/>
+          <w:sz w:val="21"/>
+        </w:rPr>
+        <w:t xml:space="preserve">DEFER</w:t>
+      </w:r>
+      <w:r>
+        <w:rPr>
+          <w:rFonts w:ascii="맑은 고딕" w:hAnsi="맑은 고딕" w:eastAsia="맑은 고딕"/>
+          <w:sz w:val="21"/>
+        </w:rPr>
+        <w:t xml:space="preserve">와 구별된다.</w:t>
       </w:r>
     </w:p>
     <w:p>
@@ -602,7 +1358,21 @@
           <w:rFonts w:ascii="맑은 고딕" w:hAnsi="맑은 고딕" w:eastAsia="맑은 고딕"/>
           <w:sz w:val="21"/>
         </w:rPr>
-        <w:t xml:space="preserve">해설: `ORACLE Instance chicago, archival error, archiver continuing`. MaxPerformance이기 때문이며 MaxProtection이었다면 Primary가 멈췄을 것이다.</w:t>
+        <w:t xml:space="preserve">해설: </w:t>
+      </w:r>
+      <w:r>
+        <w:rPr>
+          <w:rFonts w:ascii="Consolas" w:hAnsi="Consolas" w:eastAsia="맑은 고딕"/>
+          <w:sz w:val="21"/>
+        </w:rPr>
+        <w:t xml:space="preserve">ORACLE Instance chicago, archival error, archiver continuing</w:t>
+      </w:r>
+      <w:r>
+        <w:rPr>
+          <w:rFonts w:ascii="맑은 고딕" w:hAnsi="맑은 고딕" w:eastAsia="맑은 고딕"/>
+          <w:sz w:val="21"/>
+        </w:rPr>
+        <w:t xml:space="preserve">. MaxPerformance이기 때문이며 MaxProtection이었다면 Primary가 멈췄을 것이다.</w:t>
       </w:r>
     </w:p>
     <w:p>
@@ -640,7 +1410,35 @@
           <w:rFonts w:ascii="맑은 고딕" w:hAnsi="맑은 고딕" w:eastAsia="맑은 고딕"/>
           <w:sz w:val="21"/>
         </w:rPr>
-        <w:t xml:space="preserve">해설: 갭을 인식하려면 Standby가 Primary와 통신해야 한다. Primary의 `V$ARCHIVED_LOG`에서는 74번이 `NO`, 75번은 행이 없었다.</w:t>
+        <w:t xml:space="preserve">해설: 갭을 인식하려면 Standby가 Primary와 통신해야 한다. Primary의 </w:t>
+      </w:r>
+      <w:r>
+        <w:rPr>
+          <w:rFonts w:ascii="Consolas" w:hAnsi="Consolas" w:eastAsia="맑은 고딕"/>
+          <w:sz w:val="21"/>
+        </w:rPr>
+        <w:t xml:space="preserve">V$ARCHIVED_LOG</w:t>
+      </w:r>
+      <w:r>
+        <w:rPr>
+          <w:rFonts w:ascii="맑은 고딕" w:hAnsi="맑은 고딕" w:eastAsia="맑은 고딕"/>
+          <w:sz w:val="21"/>
+        </w:rPr>
+        <w:t xml:space="preserve">에서는 74번이 </w:t>
+      </w:r>
+      <w:r>
+        <w:rPr>
+          <w:rFonts w:ascii="Consolas" w:hAnsi="Consolas" w:eastAsia="맑은 고딕"/>
+          <w:sz w:val="21"/>
+        </w:rPr>
+        <w:t xml:space="preserve">NO</w:t>
+      </w:r>
+      <w:r>
+        <w:rPr>
+          <w:rFonts w:ascii="맑은 고딕" w:hAnsi="맑은 고딕" w:eastAsia="맑은 고딕"/>
+          <w:sz w:val="21"/>
+        </w:rPr>
+        <w:t xml:space="preserve">, 75번은 행이 없었다.</w:t>
       </w:r>
     </w:p>
     <w:p>
@@ -659,7 +1457,35 @@
           <w:rFonts w:ascii="맑은 고딕" w:hAnsi="맑은 고딕" w:eastAsia="맑은 고딕"/>
           <w:sz w:val="21"/>
         </w:rPr>
-        <w:t xml:space="preserve">해설: `TransportDisconnectedThreshold`(기본 30초)를 넘었기 때문이다. 14장의 `LogShipping=OFF`와 달리 의도한 상태가 아니고 임계값이 있으므로 경보했다.</w:t>
+        <w:t xml:space="preserve">해설: </w:t>
+      </w:r>
+      <w:r>
+        <w:rPr>
+          <w:rFonts w:ascii="Consolas" w:hAnsi="Consolas" w:eastAsia="맑은 고딕"/>
+          <w:sz w:val="21"/>
+        </w:rPr>
+        <w:t xml:space="preserve">TransportDisconnectedThreshold</w:t>
+      </w:r>
+      <w:r>
+        <w:rPr>
+          <w:rFonts w:ascii="맑은 고딕" w:hAnsi="맑은 고딕" w:eastAsia="맑은 고딕"/>
+          <w:sz w:val="21"/>
+        </w:rPr>
+        <w:t xml:space="preserve">(기본 30초)를 넘었기 때문이다. 14장의 </w:t>
+      </w:r>
+      <w:r>
+        <w:rPr>
+          <w:rFonts w:ascii="Consolas" w:hAnsi="Consolas" w:eastAsia="맑은 고딕"/>
+          <w:sz w:val="21"/>
+        </w:rPr>
+        <w:t xml:space="preserve">LogShipping=OFF</w:t>
+      </w:r>
+      <w:r>
+        <w:rPr>
+          <w:rFonts w:ascii="맑은 고딕" w:hAnsi="맑은 고딕" w:eastAsia="맑은 고딕"/>
+          <w:sz w:val="21"/>
+        </w:rPr>
+        <w:t xml:space="preserve">와 달리 의도한 상태가 아니고 임계값이 있으므로 경보했다.</w:t>
       </w:r>
     </w:p>
     <w:p>
@@ -697,7 +1523,49 @@
           <w:rFonts w:ascii="맑은 고딕" w:hAnsi="맑은 고딕" w:eastAsia="맑은 고딕"/>
           <w:sz w:val="21"/>
         </w:rPr>
-        <w:t xml:space="preserve">해설: Primary에서 적용 여부를 볼 때는 `WHERE dest_id=2`가 필수다. 실측에서 70~73번 모두 `dest_id=2`는 `YES`였다.</w:t>
+        <w:t xml:space="preserve">해설: Primary에서 적용 여부를 볼 때는 </w:t>
+      </w:r>
+      <w:r>
+        <w:rPr>
+          <w:rFonts w:ascii="Consolas" w:hAnsi="Consolas" w:eastAsia="맑은 고딕"/>
+          <w:sz w:val="21"/>
+        </w:rPr>
+        <w:t xml:space="preserve">WHERE dest_id=2</w:t>
+      </w:r>
+      <w:r>
+        <w:rPr>
+          <w:rFonts w:ascii="맑은 고딕" w:hAnsi="맑은 고딕" w:eastAsia="맑은 고딕"/>
+          <w:sz w:val="21"/>
+        </w:rPr>
+        <w:t xml:space="preserve">가 필수다. 실측에서 70~73번 모두 </w:t>
+      </w:r>
+      <w:r>
+        <w:rPr>
+          <w:rFonts w:ascii="Consolas" w:hAnsi="Consolas" w:eastAsia="맑은 고딕"/>
+          <w:sz w:val="21"/>
+        </w:rPr>
+        <w:t xml:space="preserve">dest_id=2</w:t>
+      </w:r>
+      <w:r>
+        <w:rPr>
+          <w:rFonts w:ascii="맑은 고딕" w:hAnsi="맑은 고딕" w:eastAsia="맑은 고딕"/>
+          <w:sz w:val="21"/>
+        </w:rPr>
+        <w:t xml:space="preserve">는 </w:t>
+      </w:r>
+      <w:r>
+        <w:rPr>
+          <w:rFonts w:ascii="Consolas" w:hAnsi="Consolas" w:eastAsia="맑은 고딕"/>
+          <w:sz w:val="21"/>
+        </w:rPr>
+        <w:t xml:space="preserve">YES</w:t>
+      </w:r>
+      <w:r>
+        <w:rPr>
+          <w:rFonts w:ascii="맑은 고딕" w:hAnsi="맑은 고딕" w:eastAsia="맑은 고딕"/>
+          <w:sz w:val="21"/>
+        </w:rPr>
+        <w:t xml:space="preserve">였다.</w:t>
       </w:r>
     </w:p>
     <w:p>
@@ -716,7 +1584,21 @@
           <w:rFonts w:ascii="맑은 고딕" w:hAnsi="맑은 고딕" w:eastAsia="맑은 고딕"/>
           <w:sz w:val="21"/>
         </w:rPr>
-        <w:t xml:space="preserve">해설: 같은 시각 MRP0은 74번을 적용 중이었고 `ARCHIVED_SEQ#`는 73이었다. 아카이브되기 전의 리두를 이미 적용하고 있었다.</w:t>
+        <w:t xml:space="preserve">해설: 같은 시각 MRP0은 74번을 적용 중이었고 </w:t>
+      </w:r>
+      <w:r>
+        <w:rPr>
+          <w:rFonts w:ascii="Consolas" w:hAnsi="Consolas" w:eastAsia="맑은 고딕"/>
+          <w:sz w:val="21"/>
+        </w:rPr>
+        <w:t xml:space="preserve">ARCHIVED_SEQ#</w:t>
+      </w:r>
+      <w:r>
+        <w:rPr>
+          <w:rFonts w:ascii="맑은 고딕" w:hAnsi="맑은 고딕" w:eastAsia="맑은 고딕"/>
+          <w:sz w:val="21"/>
+        </w:rPr>
+        <w:t xml:space="preserve">는 73이었다. 아카이브되기 전의 리두를 이미 적용하고 있었다.</w:t>
       </w:r>
     </w:p>
     <w:p>
@@ -735,7 +1617,21 @@
           <w:rFonts w:ascii="맑은 고딕" w:hAnsi="맑은 고딕" w:eastAsia="맑은 고딕"/>
           <w:sz w:val="21"/>
         </w:rPr>
-        <w:t xml:space="preserve">해설: 실습 준비 중 MRP를 껐다 켠 흔적이다. `AND timestamp &gt; sysdate - 1/24` 같은 조건으로 거른다.</w:t>
+        <w:t xml:space="preserve">해설: 실습 준비 중 MRP를 껐다 켠 흔적이다. </w:t>
+      </w:r>
+      <w:r>
+        <w:rPr>
+          <w:rFonts w:ascii="Consolas" w:hAnsi="Consolas" w:eastAsia="맑은 고딕"/>
+          <w:sz w:val="21"/>
+        </w:rPr>
+        <w:t xml:space="preserve">AND timestamp &gt; sysdate - 1/24</w:t>
+      </w:r>
+      <w:r>
+        <w:rPr>
+          <w:rFonts w:ascii="맑은 고딕" w:hAnsi="맑은 고딕" w:eastAsia="맑은 고딕"/>
+          <w:sz w:val="21"/>
+        </w:rPr>
+        <w:t xml:space="preserve"> 같은 조건으로 거른다.</w:t>
       </w:r>
     </w:p>
     <w:p>
@@ -773,7 +1669,21 @@
           <w:rFonts w:ascii="맑은 고딕" w:hAnsi="맑은 고딕" w:eastAsia="맑은 고딕"/>
           <w:sz w:val="21"/>
         </w:rPr>
-        <w:t xml:space="preserve">해설: 15.4의 `ORA-12541` 세 건이 Primary에만 남았다. 양쪽을 다 봐야 하는 이유다.</w:t>
+        <w:t xml:space="preserve">해설: 15.4의 </w:t>
+      </w:r>
+      <w:r>
+        <w:rPr>
+          <w:rFonts w:ascii="Consolas" w:hAnsi="Consolas" w:eastAsia="맑은 고딕"/>
+          <w:sz w:val="21"/>
+        </w:rPr>
+        <w:t xml:space="preserve">ORA-12541</w:t>
+      </w:r>
+      <w:r>
+        <w:rPr>
+          <w:rFonts w:ascii="맑은 고딕" w:hAnsi="맑은 고딕" w:eastAsia="맑은 고딕"/>
+          <w:sz w:val="21"/>
+        </w:rPr>
+        <w:t xml:space="preserve"> 세 건이 Primary에만 남았다. 양쪽을 다 봐야 하는 이유다.</w:t>
       </w:r>
     </w:p>
     <w:p>
@@ -792,7 +1702,35 @@
           <w:rFonts w:ascii="맑은 고딕" w:hAnsi="맑은 고딕" w:eastAsia="맑은 고딕"/>
           <w:sz w:val="21"/>
         </w:rPr>
-        <w:t xml:space="preserve">해설: 동적 파라미터라 즉시 적용되지만 `SCOPE=BOTH`로 저장된다. 14장의 `VALIDATE ... SPFILE`이 양쪽 차이로 잡아낸 것이 이 흔적이다.</w:t>
+        <w:t xml:space="preserve">해설: 동적 파라미터라 즉시 적용되지만 </w:t>
+      </w:r>
+      <w:r>
+        <w:rPr>
+          <w:rFonts w:ascii="Consolas" w:hAnsi="Consolas" w:eastAsia="맑은 고딕"/>
+          <w:sz w:val="21"/>
+        </w:rPr>
+        <w:t xml:space="preserve">SCOPE=BOTH</w:t>
+      </w:r>
+      <w:r>
+        <w:rPr>
+          <w:rFonts w:ascii="맑은 고딕" w:hAnsi="맑은 고딕" w:eastAsia="맑은 고딕"/>
+          <w:sz w:val="21"/>
+        </w:rPr>
+        <w:t xml:space="preserve">로 저장된다. 14장의 </w:t>
+      </w:r>
+      <w:r>
+        <w:rPr>
+          <w:rFonts w:ascii="Consolas" w:hAnsi="Consolas" w:eastAsia="맑은 고딕"/>
+          <w:sz w:val="21"/>
+        </w:rPr>
+        <w:t xml:space="preserve">VALIDATE ... SPFILE</w:t>
+      </w:r>
+      <w:r>
+        <w:rPr>
+          <w:rFonts w:ascii="맑은 고딕" w:hAnsi="맑은 고딕" w:eastAsia="맑은 고딕"/>
+          <w:sz w:val="21"/>
+        </w:rPr>
+        <w:t xml:space="preserve">이 양쪽 차이로 잡아낸 것이 이 흔적이다.</w:t>
       </w:r>
     </w:p>
     <w:p>
@@ -819,7 +1757,35 @@
           <w:rFonts w:ascii="맑은 고딕" w:hAnsi="맑은 고딕" w:eastAsia="맑은 고딕"/>
           <w:sz w:val="21"/>
         </w:rPr>
-        <w:t xml:space="preserve">해설: 실측에서 각각 ORA-16857, `Ready for Switchover: No`, ORA-12541, 접속 문자열·`ARC1 (PID:2482)`을 보여 줬다.</w:t>
+        <w:t xml:space="preserve">해설: 실측에서 각각 ORA-16857, </w:t>
+      </w:r>
+      <w:r>
+        <w:rPr>
+          <w:rFonts w:ascii="Consolas" w:hAnsi="Consolas" w:eastAsia="맑은 고딕"/>
+          <w:sz w:val="21"/>
+        </w:rPr>
+        <w:t xml:space="preserve">Ready for Switchover: No</w:t>
+      </w:r>
+      <w:r>
+        <w:rPr>
+          <w:rFonts w:ascii="맑은 고딕" w:hAnsi="맑은 고딕" w:eastAsia="맑은 고딕"/>
+          <w:sz w:val="21"/>
+        </w:rPr>
+        <w:t xml:space="preserve">, ORA-12541, 접속 문자열·</w:t>
+      </w:r>
+      <w:r>
+        <w:rPr>
+          <w:rFonts w:ascii="Consolas" w:hAnsi="Consolas" w:eastAsia="맑은 고딕"/>
+          <w:sz w:val="21"/>
+        </w:rPr>
+        <w:t xml:space="preserve">ARC1 (PID:2482)</w:t>
+      </w:r>
+      <w:r>
+        <w:rPr>
+          <w:rFonts w:ascii="맑은 고딕" w:hAnsi="맑은 고딕" w:eastAsia="맑은 고딕"/>
+          <w:sz w:val="21"/>
+        </w:rPr>
+        <w:t xml:space="preserve">을 보여 줬다.</w:t>
       </w:r>
     </w:p>
     <w:p>
@@ -838,7 +1804,49 @@
           <w:rFonts w:ascii="맑은 고딕" w:hAnsi="맑은 고딕" w:eastAsia="맑은 고딕"/>
           <w:sz w:val="21"/>
         </w:rPr>
-        <w:t xml:space="preserve">해설: `status updated 58 seconds ago`였고 잠시 후 `SUCCESS`가 됐다. SQL 뷰는 이미 `VALID`였다. 아래층이 먼저 회복된다.</w:t>
+        <w:t xml:space="preserve">해설: </w:t>
+      </w:r>
+      <w:r>
+        <w:rPr>
+          <w:rFonts w:ascii="Consolas" w:hAnsi="Consolas" w:eastAsia="맑은 고딕"/>
+          <w:sz w:val="21"/>
+        </w:rPr>
+        <w:t xml:space="preserve">status updated 58 seconds ago</w:t>
+      </w:r>
+      <w:r>
+        <w:rPr>
+          <w:rFonts w:ascii="맑은 고딕" w:hAnsi="맑은 고딕" w:eastAsia="맑은 고딕"/>
+          <w:sz w:val="21"/>
+        </w:rPr>
+        <w:t xml:space="preserve">였고 잠시 후 </w:t>
+      </w:r>
+      <w:r>
+        <w:rPr>
+          <w:rFonts w:ascii="Consolas" w:hAnsi="Consolas" w:eastAsia="맑은 고딕"/>
+          <w:sz w:val="21"/>
+        </w:rPr>
+        <w:t xml:space="preserve">SUCCESS</w:t>
+      </w:r>
+      <w:r>
+        <w:rPr>
+          <w:rFonts w:ascii="맑은 고딕" w:hAnsi="맑은 고딕" w:eastAsia="맑은 고딕"/>
+          <w:sz w:val="21"/>
+        </w:rPr>
+        <w:t xml:space="preserve">가 됐다. SQL 뷰는 이미 </w:t>
+      </w:r>
+      <w:r>
+        <w:rPr>
+          <w:rFonts w:ascii="Consolas" w:hAnsi="Consolas" w:eastAsia="맑은 고딕"/>
+          <w:sz w:val="21"/>
+        </w:rPr>
+        <w:t xml:space="preserve">VALID</w:t>
+      </w:r>
+      <w:r>
+        <w:rPr>
+          <w:rFonts w:ascii="맑은 고딕" w:hAnsi="맑은 고딕" w:eastAsia="맑은 고딕"/>
+          <w:sz w:val="21"/>
+        </w:rPr>
+        <w:t xml:space="preserve">였다. 아래층이 먼저 회복된다.</w:t>
       </w:r>
     </w:p>
     <w:p>
@@ -914,7 +1922,21 @@
           <w:rFonts w:ascii="맑은 고딕" w:hAnsi="맑은 고딕" w:eastAsia="맑은 고딕"/>
           <w:sz w:val="21"/>
         </w:rPr>
-        <w:t xml:space="preserve">해설: 14장의 속성 OFF와 15장의 리스너 중단 모두 지연은 0이었고 `SRL_ACTIVE`는 0이 됐다. 주 지표가 무너지면 끊긴 것, 주 지표가 정상이고 보조 지표가 나쁘면 느린 것이다.</w:t>
+        <w:t xml:space="preserve">해설: 14장의 속성 OFF와 15장의 리스너 중단 모두 지연은 0이었고 </w:t>
+      </w:r>
+      <w:r>
+        <w:rPr>
+          <w:rFonts w:ascii="Consolas" w:hAnsi="Consolas" w:eastAsia="맑은 고딕"/>
+          <w:sz w:val="21"/>
+        </w:rPr>
+        <w:t xml:space="preserve">SRL_ACTIVE</w:t>
+      </w:r>
+      <w:r>
+        <w:rPr>
+          <w:rFonts w:ascii="맑은 고딕" w:hAnsi="맑은 고딕" w:eastAsia="맑은 고딕"/>
+          <w:sz w:val="21"/>
+        </w:rPr>
+        <w:t xml:space="preserve">는 0이 됐다. 주 지표가 무너지면 끊긴 것, 주 지표가 정상이고 보조 지표가 나쁘면 느린 것이다.</w:t>
       </w:r>
     </w:p>
     <w:p>
@@ -933,7 +1955,49 @@
           <w:rFonts w:ascii="맑은 고딕" w:hAnsi="맑은 고딕" w:eastAsia="맑은 고딕"/>
           <w:sz w:val="21"/>
         </w:rPr>
-        <w:t xml:space="preserve">해설: 알림 로그에 `log_archive_config='dg_config=(farsync)'`, `fal_server=''`가 남았다. 같은 `STATUS=ERROR`라도 15.4의 ORA-12541과 원인이 다르다.</w:t>
+        <w:t xml:space="preserve">해설: 알림 로그에 </w:t>
+      </w:r>
+      <w:r>
+        <w:rPr>
+          <w:rFonts w:ascii="Consolas" w:hAnsi="Consolas" w:eastAsia="맑은 고딕"/>
+          <w:sz w:val="21"/>
+        </w:rPr>
+        <w:t xml:space="preserve">log_archive_config='dg_config=(farsync)'</w:t>
+      </w:r>
+      <w:r>
+        <w:rPr>
+          <w:rFonts w:ascii="맑은 고딕" w:hAnsi="맑은 고딕" w:eastAsia="맑은 고딕"/>
+          <w:sz w:val="21"/>
+        </w:rPr>
+        <w:t xml:space="preserve">, </w:t>
+      </w:r>
+      <w:r>
+        <w:rPr>
+          <w:rFonts w:ascii="Consolas" w:hAnsi="Consolas" w:eastAsia="맑은 고딕"/>
+          <w:sz w:val="21"/>
+        </w:rPr>
+        <w:t xml:space="preserve">fal_server=''</w:t>
+      </w:r>
+      <w:r>
+        <w:rPr>
+          <w:rFonts w:ascii="맑은 고딕" w:hAnsi="맑은 고딕" w:eastAsia="맑은 고딕"/>
+          <w:sz w:val="21"/>
+        </w:rPr>
+        <w:t xml:space="preserve">가 남았다. 같은 </w:t>
+      </w:r>
+      <w:r>
+        <w:rPr>
+          <w:rFonts w:ascii="Consolas" w:hAnsi="Consolas" w:eastAsia="맑은 고딕"/>
+          <w:sz w:val="21"/>
+        </w:rPr>
+        <w:t xml:space="preserve">STATUS=ERROR</w:t>
+      </w:r>
+      <w:r>
+        <w:rPr>
+          <w:rFonts w:ascii="맑은 고딕" w:hAnsi="맑은 고딕" w:eastAsia="맑은 고딕"/>
+          <w:sz w:val="21"/>
+        </w:rPr>
+        <w:t xml:space="preserve">라도 15.4의 ORA-12541과 원인이 다르다.</w:t>
       </w:r>
     </w:p>
     <w:p>
@@ -952,7 +2016,49 @@
           <w:rFonts w:ascii="맑은 고딕" w:hAnsi="맑은 고딕" w:eastAsia="맑은 고딕"/>
           <w:sz w:val="21"/>
         </w:rPr>
-        <w:t xml:space="preserve">해설: 문서의 `SAVEPOINT_SCN`·`COMMIT_SCN`도 19c에는 없다. 열 이름은 `DESC`로 확인한다.</w:t>
+        <w:t xml:space="preserve">해설: 문서의 </w:t>
+      </w:r>
+      <w:r>
+        <w:rPr>
+          <w:rFonts w:ascii="Consolas" w:hAnsi="Consolas" w:eastAsia="맑은 고딕"/>
+          <w:sz w:val="21"/>
+        </w:rPr>
+        <w:t xml:space="preserve">SAVEPOINT_SCN</w:t>
+      </w:r>
+      <w:r>
+        <w:rPr>
+          <w:rFonts w:ascii="맑은 고딕" w:hAnsi="맑은 고딕" w:eastAsia="맑은 고딕"/>
+          <w:sz w:val="21"/>
+        </w:rPr>
+        <w:t xml:space="preserve">·</w:t>
+      </w:r>
+      <w:r>
+        <w:rPr>
+          <w:rFonts w:ascii="Consolas" w:hAnsi="Consolas" w:eastAsia="맑은 고딕"/>
+          <w:sz w:val="21"/>
+        </w:rPr>
+        <w:t xml:space="preserve">COMMIT_SCN</w:t>
+      </w:r>
+      <w:r>
+        <w:rPr>
+          <w:rFonts w:ascii="맑은 고딕" w:hAnsi="맑은 고딕" w:eastAsia="맑은 고딕"/>
+          <w:sz w:val="21"/>
+        </w:rPr>
+        <w:t xml:space="preserve">도 19c에는 없다. 열 이름은 </w:t>
+      </w:r>
+      <w:r>
+        <w:rPr>
+          <w:rFonts w:ascii="Consolas" w:hAnsi="Consolas" w:eastAsia="맑은 고딕"/>
+          <w:sz w:val="21"/>
+        </w:rPr>
+        <w:t xml:space="preserve">DESC</w:t>
+      </w:r>
+      <w:r>
+        <w:rPr>
+          <w:rFonts w:ascii="맑은 고딕" w:hAnsi="맑은 고딕" w:eastAsia="맑은 고딕"/>
+          <w:sz w:val="21"/>
+        </w:rPr>
+        <w:t xml:space="preserve">로 확인한다.</w:t>
       </w:r>
     </w:p>
     <w:p>
@@ -971,7 +2077,21 @@
           <w:rFonts w:ascii="맑은 고딕" w:hAnsi="맑은 고딕" w:eastAsia="맑은 고딕"/>
           <w:sz w:val="21"/>
         </w:rPr>
-        <w:t xml:space="preserve">해설: `V$LOGSTDBY_TRANSACTION`은 적용이 도는 동안에만 채워지므로 멈춘 뒤에는 0행이다. 실측 XID는 7.1.704였다.</w:t>
+        <w:t xml:space="preserve">해설: </w:t>
+      </w:r>
+      <w:r>
+        <w:rPr>
+          <w:rFonts w:ascii="Consolas" w:hAnsi="Consolas" w:eastAsia="맑은 고딕"/>
+          <w:sz w:val="21"/>
+        </w:rPr>
+        <w:t xml:space="preserve">V$LOGSTDBY_TRANSACTION</w:t>
+      </w:r>
+      <w:r>
+        <w:rPr>
+          <w:rFonts w:ascii="맑은 고딕" w:hAnsi="맑은 고딕" w:eastAsia="맑은 고딕"/>
+          <w:sz w:val="21"/>
+        </w:rPr>
+        <w:t xml:space="preserve">은 적용이 도는 동안에만 채워지므로 멈춘 뒤에는 0행이다. 실측 XID는 7.1.704였다.</w:t>
       </w:r>
     </w:p>
     <w:p>
@@ -990,10 +2110,26 @@
           <w:rFonts w:ascii="맑은 고딕" w:hAnsi="맑은 고딕" w:eastAsia="맑은 고딕"/>
           <w:sz w:val="21"/>
         </w:rPr>
-        <w:t xml:space="preserve">해설: 건너뛰었다면 그 행은 영원히 `seed`로 남았을 것이다. 원인이 분명하면 원인을 없앤다.</w:t>
+        <w:t xml:space="preserve">해설: 건너뛰었다면 그 행은 영원히 </w:t>
+      </w:r>
+      <w:r>
+        <w:rPr>
+          <w:rFonts w:ascii="Consolas" w:hAnsi="Consolas" w:eastAsia="맑은 고딕"/>
+          <w:sz w:val="21"/>
+        </w:rPr>
+        <w:t xml:space="preserve">seed</w:t>
+      </w:r>
+      <w:r>
+        <w:rPr>
+          <w:rFonts w:ascii="맑은 고딕" w:hAnsi="맑은 고딕" w:eastAsia="맑은 고딕"/>
+          <w:sz w:val="21"/>
+        </w:rPr>
+        <w:t xml:space="preserve">로 남았을 것이다. 원인이 분명하면 원인을 없앤다.</w:t>
       </w:r>
     </w:p>
     <w:sectPr>
+      <w:headerReference w:type="default" r:id="rId9"/>
+      <w:footerReference w:type="default" r:id="rId10"/>
       <w:pgSz w:w="12240" w:h="15840"/>
       <w:pgMar w:top="1440" w:right="1800" w:bottom="1440" w:left="1800" w:header="720" w:footer="720" w:gutter="0"/>
       <w:cols w:space="720"/>
@@ -1001,6 +2137,26 @@
     </w:sectPr>
   </w:body>
 </w:document>
+</file>
+
+<file path=word/footer1.xml><?xml version="1.0" encoding="utf-8"?>
+<w:ftr xmlns:m="http://schemas.openxmlformats.org/officeDocument/2006/math" xmlns:mc="http://schemas.openxmlformats.org/markup-compatibility/2006" xmlns:mo="http://schemas.microsoft.com/office/mac/office/2008/main" xmlns:mv="urn:schemas-microsoft-com:mac:vml" xmlns:o="urn:schemas-microsoft-com:office:office" xmlns:r="http://schemas.openxmlformats.org/officeDocument/2006/relationships" xmlns:v="urn:schemas-microsoft-com:vml" xmlns:w10="urn:schemas-microsoft-com:office:word" xmlns:w14="http://schemas.microsoft.com/office/word/2010/wordml" xmlns:w="http://schemas.openxmlformats.org/wordprocessingml/2006/main" xmlns:wne="http://schemas.microsoft.com/office/word/2006/wordml" xmlns:wp14="http://schemas.microsoft.com/office/word/2010/wordprocessingDrawing" xmlns:wp="http://schemas.openxmlformats.org/drawingml/2006/wordprocessingDrawing" xmlns:wpc="http://schemas.microsoft.com/office/word/2010/wordprocessingCanvas" xmlns:wpg="http://schemas.microsoft.com/office/word/2010/wordprocessingGroup" xmlns:wpi="http://schemas.microsoft.com/office/word/2010/wordprocessingInk" xmlns:wps="http://schemas.microsoft.com/office/word/2010/wordprocessingShape" mc:Ignorable="w14 wp14">
+  <w:p>
+    <w:pPr>
+      <w:pStyle w:val="Footer"/>
+    </w:pPr>
+  </w:p>
+</w:ftr>
+</file>
+
+<file path=word/header1.xml><?xml version="1.0" encoding="utf-8"?>
+<w:hdr xmlns:m="http://schemas.openxmlformats.org/officeDocument/2006/math" xmlns:mc="http://schemas.openxmlformats.org/markup-compatibility/2006" xmlns:mo="http://schemas.microsoft.com/office/mac/office/2008/main" xmlns:mv="urn:schemas-microsoft-com:mac:vml" xmlns:o="urn:schemas-microsoft-com:office:office" xmlns:r="http://schemas.openxmlformats.org/officeDocument/2006/relationships" xmlns:v="urn:schemas-microsoft-com:vml" xmlns:w10="urn:schemas-microsoft-com:office:word" xmlns:w14="http://schemas.microsoft.com/office/word/2010/wordml" xmlns:w="http://schemas.openxmlformats.org/wordprocessingml/2006/main" xmlns:wne="http://schemas.microsoft.com/office/word/2006/wordml" xmlns:wp14="http://schemas.microsoft.com/office/word/2010/wordprocessingDrawing" xmlns:wp="http://schemas.openxmlformats.org/drawingml/2006/wordprocessingDrawing" xmlns:wpc="http://schemas.microsoft.com/office/word/2010/wordprocessingCanvas" xmlns:wpg="http://schemas.microsoft.com/office/word/2010/wordprocessingGroup" xmlns:wpi="http://schemas.microsoft.com/office/word/2010/wordprocessingInk" xmlns:wps="http://schemas.microsoft.com/office/word/2010/wordprocessingShape" mc:Ignorable="w14 wp14">
+  <w:p>
+    <w:pPr>
+      <w:pStyle w:val="Header"/>
+    </w:pPr>
+  </w:p>
+</w:hdr>
 </file>
 
 <file path=word/numbering.xml><?xml version="1.0" encoding="utf-8"?>

--- a/ADG/15장/15장_실습문제_정답.docx
+++ b/ADG/15장/15장_실습문제_정답.docx
@@ -7,7 +7,7 @@
         <w:pStyle w:val="Heading1"/>
       </w:pPr>
       <w:r>
-        <w:t>제9장  Active Data Guard ① 실시간 조회와 DML 리다이렉션 — 실습문제 정답 및 해설</w:t>
+        <w:t>제15장  V$ 뷰 기반 모니터링과 문제 해결 — 실습문제 정답 및 해설</w:t>
       </w:r>
     </w:p>
     <w:p>
@@ -34,7 +34,7 @@
           <w:b/>
           <w:sz w:val="21"/>
         </w:rPr>
-        <w:t>[하-01] 정답: ① READ ONLY WITH APPLY</w:t>
+        <w:t>[하-01] 정답: ① 정확히 하나</w:t>
       </w:r>
     </w:p>
     <w:p>
@@ -43,7 +43,7 @@
           <w:rFonts w:ascii="맑은 고딕" w:hAnsi="맑은 고딕" w:eastAsia="맑은 고딕"/>
           <w:sz w:val="21"/>
         </w:rPr>
-        <w:t>해설: `READ ONLY`는 조회 가능, `WITH APPLY`는 동시에 리두를 적용 중이라는 뜻이다. 이 꼬리표는 MRP0의 존재를 그대로 반영한다(7장).</w:t>
+        <w:t>해설: 실측에서 그룹 2가 `CURRENT`, 나머지 둘이 `INACTIVE`였다. 둘 이상이면 뷰를 잘못 읽은 것이다.</w:t>
       </w:r>
     </w:p>
     <w:p>
@@ -53,7 +53,7 @@
           <w:b/>
           <w:sz w:val="21"/>
         </w:rPr>
-        <w:t>[하-02] 정답: ① MANAGED REAL TIME APPLY</w:t>
+        <w:t>[하-02] 정답: ① 정상이다 — 아직 쓰는 중이므로</w:t>
       </w:r>
     </w:p>
     <w:p>
@@ -62,7 +62,7 @@
           <w:rFonts w:ascii="맑은 고딕" w:hAnsi="맑은 고딕" w:eastAsia="맑은 고딕"/>
           <w:sz w:val="21"/>
         </w:rPr>
-        <w:t>해설: 목적지 `STATUS`가 `VALID`일 때만 의미가 있다. `BAD PARAM`이면 실제로 적용 중이어도 `IDLE`로 나온다(7장).</w:t>
+        <w:t>해설: 아카이브는 로그 전환 후에 이루어진다. 문제는 `ACTIVE`이면서 `ARCHIVED=NO`인 그룹이 여러 개 쌓일 때이며, 그대로 두면 쓸 그룹이 없어 로그 전환이 멈춘다.</w:t>
       </w:r>
     </w:p>
     <w:p>
@@ -72,7 +72,7 @@
           <w:b/>
           <w:sz w:val="21"/>
         </w:rPr>
-        <w:t>[하-03] 정답: ① CDB_FEATURE_USAGE_STATISTICS</w:t>
+        <w:t>[하-03] 정답: ① 정상이다</w:t>
       </w:r>
     </w:p>
     <w:p>
@@ -81,7 +81,7 @@
           <w:rFonts w:ascii="맑은 고딕" w:hAnsi="맑은 고딕" w:eastAsia="맑은 고딕"/>
           <w:sz w:val="21"/>
         </w:rPr>
-        <w:t>해설: `DBA_` 뷰는 현재 컨테이너만 보여 주므로 CDB$ROOT에서 조회하면 아무것도 나오지 않는다. 실측에서 `no rows selected`였다.</w:t>
+        <w:t>해설: 값이 들어가는 경우는 `INVALID`·`STALE`·`DELETED` 셋뿐이다. `WHERE status IS NOT NULL`인 행이 하나라도 나오면 확인 대상이라는 규칙으로 감시 스크립트에 쓸 수 있다.</w:t>
       </w:r>
     </w:p>
     <w:p>
@@ -91,7 +91,7 @@
           <w:b/>
           <w:sz w:val="21"/>
         </w:rPr>
-        <w:t>[하-04] 정답: ① 3</w:t>
+        <w:t>[하-04] 정답: ① Standby는 자기 온라인 리두를 쓰지 않는다</w:t>
       </w:r>
     </w:p>
     <w:p>
@@ -100,7 +100,7 @@
           <w:rFonts w:ascii="맑은 고딕" w:hAnsi="맑은 고딕" w:eastAsia="맑은 고딕"/>
           <w:sz w:val="21"/>
         </w:rPr>
-        <w:t>해설: CHICAGO_PDB1이다. 1장에서 확인한 것과 같은 결과다. 두 항목("Active Data Guard - Real-Time Query on Physical Standby", "Data Guard")이 나왔다.</w:t>
+        <w:t>해설: 리두는 Primary가 만들고 Standby는 받기만 한다. 그 그룹들은 **역할이 바뀐 뒤에 쓰기 위해** 있으며, 14장 `VERBOSE`의 `Future` 구성이 계산한 대상이 바로 이것이다.</w:t>
       </w:r>
     </w:p>
     <w:p>
@@ -110,7 +110,7 @@
           <w:b/>
           <w:sz w:val="21"/>
         </w:rPr>
-        <w:t>[하-05] 정답: ① 필요 없다</w:t>
+        <w:t>[하-05] 정답: ① 정확히 하나</w:t>
       </w:r>
     </w:p>
     <w:p>
@@ -119,7 +119,7 @@
           <w:rFonts w:ascii="맑은 고딕" w:hAnsi="맑은 고딕" w:eastAsia="맑은 고딕"/>
           <w:sz w:val="21"/>
         </w:rPr>
-        <w:t>해설: 리두는 적용되지만 조회할 수 없기 때문이다. `READ ONLY`로 여는 순간, 그리고 그 상태에서 적용을 계속하는 순간 ADG의 영역이 된다.</w:t>
+        <w:t>해설: 실측에서 그룹 4가 `ACTIVE`(시퀀스 74, `USED` 8,977KB)였고 나머지 셋은 `UNASSIGNED`였다. 0개면 리두가 오지 않는 것이다.</w:t>
       </w:r>
     </w:p>
     <w:p>
@@ -129,7 +129,7 @@
           <w:b/>
           <w:sz w:val="21"/>
         </w:rPr>
-        <w:t>[하-06] 정답: ① 보이지 않는다</w:t>
+        <w:t>[하-06] 정답: ① 오류 없이 조회되고 전부 `UNASSIGNED`다</w:t>
       </w:r>
     </w:p>
     <w:p>
@@ -138,7 +138,7 @@
           <w:rFonts w:ascii="맑은 고딕" w:hAnsi="맑은 고딕" w:eastAsia="맑은 고딕"/>
           <w:sz w:val="21"/>
         </w:rPr>
-        <w:t>해설: 실측에서 Primary가 40초간 커밋하지 않은 상태를 유지하는 동안 Standby는 커밋된 1건만 보여 주었다. 롤백 후에도 결과가 같았다.</w:t>
+        <w:t>해설: **뷰가 있다는 것과 값이 있다는 것은 다르다.** 감시 스크립트가 전부 `UNASSIGNED`를 받았다면 Primary에서 조회했을 가능성을 먼저 의심한다.</w:t>
       </w:r>
     </w:p>
     <w:p>
@@ -148,7 +148,7 @@
           <w:b/>
           <w:sz w:val="21"/>
         </w:rPr>
-        <w:t>[하-07] 정답: ① 암묵적으로 커밋한다</w:t>
+        <w:t>[하-07] 정답: ① V$ARCHIVE_DEST</w:t>
       </w:r>
     </w:p>
     <w:p>
@@ -157,7 +157,7 @@
           <w:rFonts w:ascii="맑은 고딕" w:hAnsi="맑은 고딕" w:eastAsia="맑은 고딕"/>
           <w:sz w:val="21"/>
         </w:rPr>
-        <w:t>해설: 비정상 종료에서는 롤백한다. 이 동작 때문에 첫 측정이 "미커밋 데이터가 보인다"는 잘못된 결론을 낼 뻔했다.</w:t>
+        <w:t>해설: `VALID_TYPE`·`VALID_ROLE`·`VALID_NOW`·`BINDING`·`AFFIRM` 같은 설정 열을 가진다.</w:t>
       </w:r>
     </w:p>
     <w:p>
@@ -167,7 +167,7 @@
           <w:b/>
           <w:sz w:val="21"/>
         </w:rPr>
-        <w:t>[하-08] 정답: ① ORA-16000</w:t>
+        <w:t>[하-08] 정답: ① V$ARCHIVE_DEST_STATUS</w:t>
       </w:r>
     </w:p>
     <w:p>
@@ -176,7 +176,7 @@
           <w:rFonts w:ascii="맑은 고딕" w:hAnsi="맑은 고딕" w:eastAsia="맑은 고딕"/>
           <w:sz w:val="21"/>
         </w:rPr>
-        <w:t>해설: `database or pluggable database open for read-only access`. `UPDATE`와 DDL도 같은 오류다. 8장에서 테이블스페이스를 만들려다 만난 것과 같다.</w:t>
+        <w:t>해설: 두 뷰 모두 `STATUS` 열이 있어 헷갈린다. `RECOVERY_MODE`가 있으면 `_STATUS`이고 `VALID_NOW`가 있으면 `V$ARCHIVE_DEST`다.</w:t>
       </w:r>
     </w:p>
     <w:p>
@@ -186,7 +186,7 @@
           <w:b/>
           <w:sz w:val="21"/>
         </w:rPr>
-        <w:t>[하-09] 정답: ① 된다. 임시 테이블스페이스를 쓴다</w:t>
+        <w:t>[하-09] 정답: ① IDLE</w:t>
       </w:r>
     </w:p>
     <w:p>
@@ -195,7 +195,7 @@
           <w:rFonts w:ascii="맑은 고딕" w:hAnsi="맑은 고딕" w:eastAsia="맑은 고딕"/>
           <w:sz w:val="21"/>
         </w:rPr>
-        <w:t>해설: 실측에서 7만 행 정렬이 성공했고 `V$TEMP_SPACE_HEADER`에 TEMP 3MB씩 사용이 기록됐다. 보고서 조회를 Standby로 옮기는 근거다.</w:t>
+        <w:t>해설: **로컬 목적지에는 적용이라는 개념이 없다.** 원격인 2번만 `MANAGED REAL TIME APPLY`였다.</w:t>
       </w:r>
     </w:p>
     <w:p>
@@ -205,7 +205,7 @@
           <w:b/>
           <w:sz w:val="21"/>
         </w:rPr>
-        <w:t>[하-10] 정답: ① 된다</w:t>
+        <w:t>[하-10] 정답: ① VALID_TYPE=ONLINE_LOGFILE, VALID_ROLE=ALL_ROLES</w:t>
       </w:r>
     </w:p>
     <w:p>
@@ -214,7 +214,7 @@
           <w:rFonts w:ascii="맑은 고딕" w:hAnsi="맑은 고딕" w:eastAsia="맑은 고딕"/>
           <w:sz w:val="21"/>
         </w:rPr>
-        <w:t>해설: GTT의 데이터는 임시 테이블스페이스에 있고 영구 데이터 파일을 건드리지 않기 때문이다. 실측에서 `TEMP_UNDO_ENABLED`가 `FALSE`인데도 동작했다.</w:t>
+        <w:t>해설: 7장에서 한 덩어리로 쓴 `VALID_FOR`가 뷰에서는 두 열로 분해되어 나타난다.</w:t>
       </w:r>
     </w:p>
     <w:p>
@@ -224,7 +224,7 @@
           <w:b/>
           <w:sz w:val="21"/>
         </w:rPr>
-        <w:t>[하-11] 정답: ① 21</w:t>
+        <w:t>[하-11] 정답: ① ORA-12541: TNS:no listener</w:t>
       </w:r>
     </w:p>
     <w:p>
@@ -233,7 +233,7 @@
           <w:rFonts w:ascii="맑은 고딕" w:hAnsi="맑은 고딕" w:eastAsia="맑은 고딕"/>
           <w:sz w:val="21"/>
         </w:rPr>
-        <w:t>해설: Standby는 Primary가 쓰는 범위와 겹치지 않도록 별도 범위를 통째로 할당받는다. 딕셔너리를 갱신할 수 없으므로 메모리에서만 관리한다.</w:t>
+        <w:t>해설: **`ERROR` 열에 실제 원인이 그대로 들어 있다.** Broker의 `SHOW`는 "문제가 있다"까지만 말한다.</w:t>
       </w:r>
     </w:p>
     <w:p>
@@ -243,7 +243,7 @@
           <w:b/>
           <w:sz w:val="21"/>
         </w:rPr>
-        <w:t>[하-12] 정답: ① ALTER SESSION ENABLE ADG_REDIRECT_DML</w:t>
+        <w:t>[하-12] 정답: ① ERROR / INACTIVE</w:t>
       </w:r>
     </w:p>
     <w:p>
@@ -252,7 +252,7 @@
           <w:rFonts w:ascii="맑은 고딕" w:hAnsi="맑은 고딕" w:eastAsia="맑은 고딕"/>
           <w:sz w:val="21"/>
         </w:rPr>
-        <w:t>해설: ②는 시스템 수준으로 켜는 명령이며 그 Standby의 모든 세션에 적용된다. 통제를 위해 세션 수준을 권한다.</w:t>
+        <w:t>해설: 세 열이 한꺼번에 바뀌었다. `VALID_NOW=INACTIVE`는 설정은 유효한데 지금 동작하지 않는다는 뜻이다.</w:t>
       </w:r>
     </w:p>
     <w:p>
@@ -262,7 +262,7 @@
           <w:b/>
           <w:sz w:val="21"/>
         </w:rPr>
-        <w:t>[하-13] 정답: ① FALSE</w:t>
+        <w:t>[하-13] 정답: ① ENABLE</w:t>
       </w:r>
     </w:p>
     <w:p>
@@ -271,7 +271,7 @@
           <w:rFonts w:ascii="맑은 고딕" w:hAnsi="맑은 고딕" w:eastAsia="맑은 고딕"/>
           <w:sz w:val="21"/>
         </w:rPr>
-        <w:t>해설: 세션 수준으로 켠 것은 `SHOW PARAMETER`에 나타나지 않는다. `ALTER SESSION`은 그 세션에만 적용되기 때문이다.</w:t>
+        <w:t>해설: 14장에서 Broker로 껐을 때는 `RESET`이었다. **파라미터가 `ENABLE`인데 `STATUS`가 `ERROR`이면 장애**라는 조합 판정이 여기서 나온다.</w:t>
       </w:r>
     </w:p>
     <w:p>
@@ -281,7 +281,7 @@
           <w:b/>
           <w:sz w:val="21"/>
         </w:rPr>
-        <w:t>[하-14] 정답: ① ORA-16397</w:t>
+        <w:t>[하-14] 정답: ① WAIT_FOR_LOG</w:t>
       </w:r>
     </w:p>
     <w:p>
@@ -290,7 +290,7 @@
           <w:rFonts w:ascii="맑은 고딕" w:hAnsi="맑은 고딕" w:eastAsia="맑은 고딕"/>
           <w:sz w:val="21"/>
         </w:rPr>
-        <w:t>해설: `statement redirection from Oracle Active Data Guard standby database to primary database failed`. 세션 설정은 성공하고 실행이 실패한다.</w:t>
+        <w:t>해설: 실측에서 MRP0가 75번을 기다렸다. 행이 사라지는 것은 적용을 중지했을 때이며 이 경우와 다르다.</w:t>
       </w:r>
     </w:p>
     <w:p>
@@ -300,7 +300,7 @@
           <w:b/>
           <w:sz w:val="21"/>
         </w:rPr>
-        <w:t>[하-15] 정답: ① ORA-16000</w:t>
+        <w:t>[하-15] 정답: ① 자신의 로컬 아카이브이므로 적용 대상이 아니다</w:t>
       </w:r>
     </w:p>
     <w:p>
@@ -309,7 +309,7 @@
           <w:rFonts w:ascii="맑은 고딕" w:hAnsi="맑은 고딕" w:eastAsia="맑은 고딕"/>
           <w:sz w:val="21"/>
         </w:rPr>
-        <w:t>해설: ORA-16397이 아니라는 점이 중요하다. DDL은 리다이렉션 대상이 아니므로 **아예 시도되지 않았다**는 뜻이다.</w:t>
+        <w:t>해설: **Primary에서 적용 여부를 볼 때는 `WHERE dest_id=2`가 필수**다. 빼면 항상 절반이 `NO`로 나온다.</w:t>
       </w:r>
     </w:p>
     <w:p>
@@ -319,7 +319,7 @@
           <w:b/>
           <w:sz w:val="21"/>
         </w:rPr>
-        <w:t>[하-16] 정답: ① STANDBY_MAX_DATA_DELAY</w:t>
+        <w:t>[하-16] 정답: ① SRL에서 직접 읽으므로 아카이브 기준 값이 채워지지 않는다</w:t>
       </w:r>
     </w:p>
     <w:p>
@@ -328,7 +328,7 @@
           <w:rFonts w:ascii="맑은 고딕" w:hAnsi="맑은 고딕" w:eastAsia="맑은 고딕"/>
           <w:sz w:val="21"/>
         </w:rPr>
-        <w:t>해설: 단위는 초다. `NONE`이면 제한이 없다. 세션 수준으로 설정한다.</w:t>
+        <w:t>해설: `RECOVERY_MODE`가 `MANAGED REAL TIME APPLY`라는 것이 근거다. 이 값을 감시 지표로 쓰면 상시 경보가 뜬다.</w:t>
       </w:r>
     </w:p>
     <w:p>
@@ -338,7 +338,7 @@
           <w:b/>
           <w:sz w:val="21"/>
         </w:rPr>
-        <w:t>[하-17] 정답: ① ORA-03172</w:t>
+        <w:t>[하-17] 정답: ① LOG_ARCHIVE_TRACE</w:t>
       </w:r>
     </w:p>
     <w:p>
@@ -347,7 +347,7 @@
           <w:rFonts w:ascii="맑은 고딕" w:hAnsi="맑은 고딕" w:eastAsia="맑은 고딕"/>
           <w:sz w:val="21"/>
         </w:rPr>
-        <w:t>해설: 실측 메시지는 `STANDBY_MAX_DATA_DELAY of 1 seconds exceeded`처럼 설정값을 그대로 포함한다.</w:t>
+        <w:t>해설: 비트마스크이며 동적 파라미터다. 다만 `SCOPE=BOTH`로 저장되므로 반드시 되돌려야 한다.</w:t>
       </w:r>
     </w:p>
     <w:p>
@@ -357,7 +357,7 @@
           <w:b/>
           <w:sz w:val="21"/>
         </w:rPr>
-        <w:t>[하-18] 정답: ① ORA-03173</w:t>
+        <w:t>[하-18] 정답: ① ORA-02017: integer value required</w:t>
       </w:r>
     </w:p>
     <w:p>
@@ -366,7 +366,7 @@
           <w:rFonts w:ascii="맑은 고딕" w:hAnsi="맑은 고딕" w:eastAsia="맑은 고딕"/>
           <w:sz w:val="21"/>
         </w:rPr>
-        <w:t>해설: `Standby may not be synced with primary`. 실습 환경이 MAXIMUM PERFORMANCE(ASYNC)이기 때문이며, 적용이 정상으로 돌고 있어도 실패한다.</w:t>
+        <w:t>해설: 실측에서 음수(`-1`)와 문자열(`'high'`) 모두 같은 오류였다. **오류 메시지가 원인을 정확히 설명하지 않는 예**다.</w:t>
       </w:r>
     </w:p>
     <w:p>
@@ -376,7 +376,7 @@
           <w:b/>
           <w:sz w:val="21"/>
         </w:rPr>
-        <w:t>[하-19] 정답: ① V$STANDBY_EVENT_HISTOGRAM</w:t>
+        <w:t>[하-19] 정답: ① &amp;lt;SID&amp;gt;_&amp;lt;프로세스&amp;gt;_&amp;lt;PID&amp;gt;.trc</w:t>
       </w:r>
     </w:p>
     <w:p>
@@ -385,7 +385,7 @@
           <w:rFonts w:ascii="맑은 고딕" w:hAnsi="맑은 고딕" w:eastAsia="맑은 고딕"/>
           <w:sz w:val="21"/>
         </w:rPr>
-        <w:t>해설: 인스턴스 기동 이후 누적된다. 현재 값만 보는 `V$DATAGUARD_STATS`로는 알 수 없는 과거 추세를 준다.</w:t>
+        <w:t>해설: 실측 `chicago_arc1_2482.trc`·`chicago_tt04_7487.trc`. 위치는 ADR의 trace 디렉터리로, 14장에서 `EXPORT CONFIGURATION`이 떨어진 곳과 같다.</w:t>
       </w:r>
     </w:p>
     <w:p>
@@ -395,7 +395,7 @@
           <w:b/>
           <w:sz w:val="21"/>
         </w:rPr>
-        <w:t>[하-20] 정답: ① ORA-13516</w:t>
+        <w:t>[하-20] 정답: ① ORA-00904</w:t>
       </w:r>
     </w:p>
     <w:p>
@@ -404,7 +404,7 @@
           <w:rFonts w:ascii="맑은 고딕" w:hAnsi="맑은 고딕" w:eastAsia="맑은 고딕"/>
           <w:sz w:val="21"/>
         </w:rPr>
-        <w:t>해설: `AWR Operation failed: database not open readwrite`. 전용 오류 번호가 있으며 메시지도 직접적이다.</w:t>
+        <w:t>해설: 열 이름은 `ORA-00904: invalid identifier`, 뷰 이름이나 권한은 `ORA-00942: table or view does not exist`다. 번호로 어디를 고칠지가 정해진다.</w:t>
       </w:r>
     </w:p>
     <w:p>
@@ -412,7 +412,7 @@
         <w:pStyle w:val="Heading2"/>
       </w:pPr>
       <w:r>
-        <w:t>[난이도] 중 (실무) — 정답 및 해설</w:t>
+        <w:t>[난이도] 중 (응용) — 정답 및 해설</w:t>
       </w:r>
     </w:p>
     <w:p>
@@ -422,7 +422,7 @@
           <w:b/>
           <w:sz w:val="21"/>
         </w:rPr>
-        <w:t>[중-01] 정답: ① 통계 수집이 주기적이고 Standby에서는 갱신이 제한적이기 때문</w:t>
+        <w:t>[중-01] 정답: ① boston은 OMF가 그룹당 멤버를 둘씩 만들었다</w:t>
       </w:r>
     </w:p>
     <w:p>
@@ -431,7 +431,7 @@
           <w:rFonts w:ascii="맑은 고딕" w:hAnsi="맑은 고딕" w:eastAsia="맑은 고딕"/>
           <w:sz w:val="21"/>
         </w:rPr>
-        <w:t>해설: 실측에서 ADG로 조회하고 있는 중에도 `DETECTED_USAGES`가 0이었다. 라이선스 판단은 `OPEN_MODE`로 하는 편이 정확하다.</w:t>
+        <w:t>해설: 6장에서 `DB_CREATE_ONLINE_LOG_DEST_1`과 `_2`를 지정했기 때문이다. chicago는 손으로 만들어 그룹당 하나였다. **양쪽 다중화 수준이 다르며 역할이 바뀌면 그것도 함께 바뀐다.**</w:t>
       </w:r>
     </w:p>
     <w:p>
@@ -441,7 +441,7 @@
           <w:b/>
           <w:sz w:val="21"/>
         </w:rPr>
-        <w:t>[중-02] 정답: ① `SYS_CONTEXT('userenv','db_unique_name')`과 `database_role`</w:t>
+        <w:t>[중-02] 정답: ① 앞의 것이 아직 아카이브되지 않았다 — 아카이버를 확인한다</w:t>
       </w:r>
     </w:p>
     <w:p>
@@ -450,7 +450,7 @@
           <w:rFonts w:ascii="맑은 고딕" w:hAnsi="맑은 고딕" w:eastAsia="맑은 고딕"/>
           <w:sz w:val="21"/>
         </w:rPr>
-        <w:t>해설: 실측에서 `boston` / `PHYSICAL STANDBY`가 나왔다. 접속 문자열만 믿지 말고 세션 스스로 확인하게 하는 편이 안전하다.</w:t>
+        <w:t>해설: 정상은 하나다. 둘 이상이면 앞 그룹의 아카이브가 늦어 다음 그룹을 함께 쓰고 있다는 뜻이다.</w:t>
       </w:r>
     </w:p>
     <w:p>
@@ -460,7 +460,7 @@
           <w:b/>
           <w:sz w:val="21"/>
         </w:rPr>
-        <w:t>[중-03] 정답: ① database_role</w:t>
+        <w:t>[중-03] 정답: ① Primary에서 조회했을 가능성</w:t>
       </w:r>
     </w:p>
     <w:p>
@@ -469,7 +469,7 @@
           <w:rFonts w:ascii="맑은 고딕" w:hAnsi="맑은 고딕" w:eastAsia="맑은 고딕"/>
           <w:sz w:val="21"/>
         </w:rPr>
-        <w:t>해설: 접속 대상은 그대로인데 역할이 바뀔 수 있기 때문이다. "지금 붙은 곳이 읽기 전용인가"를 판단해야 한다면 이름이 아니라 역할로 판단한다.</w:t>
+        <w:t>해설: Primary의 SRL은 전환 후를 대비해 만들어 둔 것이라 전부 `UNASSIGNED`다. 뷰가 오류 없이 조회되므로 스크립트가 알아채지 못한다.</w:t>
       </w:r>
     </w:p>
     <w:p>
@@ -479,7 +479,7 @@
           <w:b/>
           <w:sz w:val="21"/>
         </w:rPr>
-        <w:t>[중-04] 정답: ① PDB가 READ ONLY로 열려 있어야 한다</w:t>
+        <w:t>[중-04] 정답: ① 로컬 목적지이므로 보호 모드와 무관하다</w:t>
       </w:r>
     </w:p>
     <w:p>
@@ -488,7 +488,7 @@
           <w:rFonts w:ascii="맑은 고딕" w:hAnsi="맑은 고딕" w:eastAsia="맑은 고딕"/>
           <w:sz w:val="21"/>
         </w:rPr>
-        <w:t>해설: 실측에서 양쪽 리스너에 `chicago_pdb1` 서비스가 `status READY`로 등록되어 있었다. PDB를 닫으면 서비스가 사라져 접속할 수 없다.</w:t>
+        <w:t>해설: 네트워크 전송이 아니라 로컬 디스크 쓰기이며, 여기서의 `SYNCHRONOUS`는 프로세스가 기다린다는 뜻일 뿐이다. 보호 모드와 연결되는 열은 `AFFIRM`이며 실측은 `NO`였다.</w:t>
       </w:r>
     </w:p>
     <w:p>
@@ -498,7 +498,7 @@
           <w:b/>
           <w:sz w:val="21"/>
         </w:rPr>
-        <w:t>[중-05] 정답: ① 리두와 함께 UNDO도 적용되어 읽기 일관성이 유지되기 때문</w:t>
+        <w:t>[중-05] 정답: ① 쓰지 않는 목적지의 설정이 비어 있어서</w:t>
       </w:r>
     </w:p>
     <w:p>
@@ -507,7 +507,7 @@
           <w:rFonts w:ascii="맑은 고딕" w:hAnsi="맑은 고딕" w:eastAsia="맑은 고딕"/>
           <w:sz w:val="21"/>
         </w:rPr>
-        <w:t>해설: 리두는 커밋 전에도 전송·적용되므로 데이터 블록에는 미커밋 변경이 반영되어 있을 수 있다. 그럼에도 조회가 깨끗한 것은 UNDO 덕분이다.</w:t>
+        <w:t>해설: 이 뷰는 목적지 31개(19c 기준)를 전부 보여 준다. 10장에서 Far Sync를 막 설정한 직후에도 `UNKNOWN`이었으므로, **`UNKNOWN`을 보면 `DESTINATION`이 비어 있는지 먼저 확인한다.**</w:t>
       </w:r>
     </w:p>
     <w:p>
@@ -517,7 +517,7 @@
           <w:b/>
           <w:sz w:val="21"/>
         </w:rPr>
-        <w:t>[중-06] 정답: ① 하나의 세션 안에서 INSERT와 대기를 함께 처리한다</w:t>
+        <w:t>[중-06] 정답: ① Broker가 Standby 쪽 2번을 비워 두었다</w:t>
       </w:r>
     </w:p>
     <w:p>
@@ -526,7 +526,7 @@
           <w:rFonts w:ascii="맑은 고딕" w:hAnsi="맑은 고딕" w:eastAsia="맑은 고딕"/>
           <w:sz w:val="21"/>
         </w:rPr>
-        <w:t>해설: 실측에서 `DBMS_SESSION.SLEEP(40)`으로 세션을 붙잡아 두었다. 세션이 끝나면 커밋되거나 롤백되어 시험이 성립하지 않는다.</w:t>
+        <w:t>해설: 지금 boston은 보낼 곳이 없다. 역할이 바뀌면 그때 채운다. 7장에서 손으로 구성할 때 양쪽에 서로를 가리키게 적었던 것과 접근 방식이 다르다.</w:t>
       </w:r>
     </w:p>
     <w:p>
@@ -536,7 +536,7 @@
           <w:b/>
           <w:sz w:val="21"/>
         </w:rPr>
-        <w:t>[중-07] 정답: ① PLAN_TABLE이 전역 임시 테이블이기 때문</w:t>
+        <w:t>[중-07] 정답: ① 12541</w:t>
       </w:r>
     </w:p>
     <w:p>
@@ -545,7 +545,7 @@
           <w:rFonts w:ascii="맑은 고딕" w:hAnsi="맑은 고딕" w:eastAsia="맑은 고딕"/>
           <w:sz w:val="21"/>
         </w:rPr>
-        <w:t>해설: 실행 계획을 쓰는 것도 일종의 INSERT인데 통과했다. 실측에서 `plan_table`에 33행이 들어갔다.</w:t>
+        <w:t>해설: `Check whether the listener is up and running.` 행이다. **`SEVERITY`가 `Warning`인데 `ERROR_CODE`는 0이 아니다.** 14장에서 본 경우와 반대다.</w:t>
       </w:r>
     </w:p>
     <w:p>
@@ -555,7 +555,7 @@
           <w:b/>
           <w:sz w:val="21"/>
         </w:rPr>
-        <w:t>[중-08] 정답: ① 데이터가 임시 테이블스페이스에 있어 영구 파일을 바꾸지 않기 때문</w:t>
+        <w:t>[중-08] 정답: ① `SEVERITY`가 아니라 `ERROR_CODE`로 판정한다</w:t>
       </w:r>
     </w:p>
     <w:p>
@@ -564,7 +564,7 @@
           <w:rFonts w:ascii="맑은 고딕" w:hAnsi="맑은 고딕" w:eastAsia="맑은 고딕"/>
           <w:sz w:val="21"/>
         </w:rPr>
-        <w:t>해설: `TEMP_UNDO_ENABLED`는 임시 UNDO를 별도 관리할지를 정하는 파라미터이며 ADG에서 GTT를 쓰기 위한 필수 조건이 아니다. 실측에서 `FALSE`였다.</w:t>
+        <w:t>해설: 14장에서는 `Warning`인데 `ERROR_CODE=0`인 정상 동작(`SRL selected`)을 봤고, 15장에서는 `Warning`인데 봐야 하는 행을 봤다. 두 사례가 같은 결론을 가리킨다.</w:t>
       </w:r>
     </w:p>
     <w:p>
@@ -574,7 +574,7 @@
           <w:b/>
           <w:sz w:val="21"/>
         </w:rPr>
-        <w:t>[중-09] 정답: ① Primary와 겹치지 않도록 별도 범위를 할당받기 때문</w:t>
+        <w:t>[중-09] 정답: ① 접속 문자열(HOST·PORT·SERVICE_NAME)과 트레이스 파일 이름</w:t>
       </w:r>
     </w:p>
     <w:p>
@@ -583,7 +583,7 @@
           <w:rFonts w:ascii="맑은 고딕" w:hAnsi="맑은 고딕" w:eastAsia="맑은 고딕"/>
           <w:sz w:val="21"/>
         </w:rPr>
-        <w:t>해설: Standby는 딕셔너리를 갱신할 수 없으므로 "여기까지 썼다"를 기록할 수 없다. 그래서 범위를 통째로 떼어 메모리에서만 관리한다.</w:t>
+        <w:t>해설: 어디로 접속하려 했는지 알 수 있으므로 tnsnames 설정 오류라면 여기서 드러난다. 그리고 `chicago_arc1_2482.trc`라는 파일 이름이 다음 층으로 내려가는 고리가 된다.</w:t>
       </w:r>
     </w:p>
     <w:p>
@@ -593,7 +593,7 @@
           <w:b/>
           <w:sz w:val="21"/>
         </w:rPr>
-        <w:t>[중-10] 정답: ① 순번의 연속성이 필요하면 Standby에서 시퀀스를 쓰지 않는다</w:t>
+        <w:t>[중-10] 정답: ① 전송 실패에도 Primary는 멈추지 않는다 — MaxPerformance이므로</w:t>
       </w:r>
     </w:p>
     <w:p>
@@ -602,7 +602,7 @@
           <w:rFonts w:ascii="맑은 고딕" w:hAnsi="맑은 고딕" w:eastAsia="맑은 고딕"/>
           <w:sz w:val="21"/>
         </w:rPr>
-        <w:t>해설: 채번을 두 노드에서 나눠 하면 값에 큰 구멍이 생긴다. 실측에서 1 다음이 21이었다.</w:t>
+        <w:t>해설: 로컬 목적지는 살아 있으므로 아카이버가 계속 동작한다. MaxProtection이었다면 Primary가 멈췄을 것이며, 8장에서 배운 보호 모드의 차이가 여기서 실제로 드러난다.</w:t>
       </w:r>
     </w:p>
     <w:p>
@@ -612,7 +612,7 @@
           <w:b/>
           <w:sz w:val="21"/>
         </w:rPr>
-        <w:t>[중-11] 정답: ① Primary</w:t>
+        <w:t>[중-11] 정답: ① 둘 다 0 — 오지 않으니 늦지도 않는다</w:t>
       </w:r>
     </w:p>
     <w:p>
@@ -621,7 +621,7 @@
           <w:rFonts w:ascii="맑은 고딕" w:hAnsi="맑은 고딕" w:eastAsia="맑은 고딕"/>
           <w:sz w:val="21"/>
         </w:rPr>
-        <w:t>해설: Standby는 문장을 넘기고 결과를 받아 돌려주는 역할만 한다. 실측에서 리다이렉트한 행이 Primary에서 조회되었다.</w:t>
+        <w:t>해설: 14장에서 속성으로 껐을 때와 같은 결과다. **지연만 보는 감시는 끊김을 잡지 못한다**는 사실을 두 번째로 확인한 장면이다.</w:t>
       </w:r>
     </w:p>
     <w:p>
@@ -631,7 +631,7 @@
           <w:b/>
           <w:sz w:val="21"/>
         </w:rPr>
-        <w:t>[중-12] 정답: ① 조회 위주 세션에서 발생하는 간헐적이고 작은 갱신</w:t>
+        <w:t>[중-12] 정답: ① `CLIENT_PROCESS='LGWR'`인 RFS</w:t>
       </w:r>
     </w:p>
     <w:p>
@@ -640,7 +640,7 @@
           <w:rFonts w:ascii="맑은 고딕" w:hAnsi="맑은 고딕" w:eastAsia="맑은 고딕"/>
           <w:sz w:val="21"/>
         </w:rPr>
-        <w:t>해설: 마지막 접속 시각 기록, 조회 이력 한 줄 남기기 같은 용도다. 문장마다 네트워크 왕복이 생기므로 대량 DML에는 쓰지 않는다.</w:t>
+        <w:t>해설: 실측에서 RFS가 하나만 남고 `SEQUENCE#`가 0이 됐다. **연결이 끊겼다는 직접적인 증거**이며 지연보다 확실한 지표다.</w:t>
       </w:r>
     </w:p>
     <w:p>
@@ -650,7 +650,7 @@
           <w:b/>
           <w:sz w:val="21"/>
         </w:rPr>
-        <w:t>[중-13] 정답: ① Primary</w:t>
+        <w:t>[중-13] 정답: ① 약 4~5분 — `ReopenSecs` 300 때문</w:t>
       </w:r>
     </w:p>
     <w:p>
@@ -659,7 +659,7 @@
           <w:rFonts w:ascii="맑은 고딕" w:hAnsi="맑은 고딕" w:eastAsia="맑은 고딕"/>
           <w:sz w:val="21"/>
         </w:rPr>
-        <w:t>해설: Standby 세션이 비정상 종료되면 Primary 쪽 트랜잭션도 정리되지만 그 사이 잠금이 남을 수 있다. 긴 트랜잭션을 리다이렉션으로 열어 두지 않는다.</w:t>
+        <w:t>해설: 70·120·170·220초 확인에서 계속 `ORA-12541`이었고 270초에 `VALID`가 됐다. 리스너가 살아 있는데도 오류가 유지되므로 **다른 문제가 있다고 오판하기 쉽다.**</w:t>
       </w:r>
     </w:p>
     <w:p>
@@ -669,7 +669,7 @@
           <w:b/>
           <w:sz w:val="21"/>
         </w:rPr>
-        <w:t>[중-14] 정답: ① 전자는 시도하지 않았고 후자는 시도했다가 실패했다</w:t>
+        <w:t>[중-14] 정답: ① `LogShipping`을 OFF로 했다가 ON으로 되돌린다</w:t>
       </w:r>
     </w:p>
     <w:p>
@@ -678,7 +678,7 @@
           <w:rFonts w:ascii="맑은 고딕" w:hAnsi="맑은 고딕" w:eastAsia="맑은 고딕"/>
           <w:sz w:val="21"/>
         </w:rPr>
-        <w:t>해설: 오류 번호가 처리 경로를 알려 준다. ORA-16000이면 설정이나 대상을 보고, ORA-16397이면 접속과 경로를 본다.</w:t>
+        <w:t>해설: ②는 Broker가 관리하는 파라미터를 SQL로 바꾸는 것이므로 13장에서 확인한 대로 해서는 안 된다. Broker가 없는 환경에서만 유효한 방법이다.</w:t>
       </w:r>
     </w:p>
     <w:p>
@@ -688,7 +688,7 @@
           <w:b/>
           <w:sz w:val="21"/>
         </w:rPr>
-        <w:t>[중-15] 정답: ① ORA-03174 — SYS에는 적용되지 않는다</w:t>
+        <w:t>[중-15] 정답: ① 판정의 시차 — 상태가 주기적으로 다시 계산된다</w:t>
       </w:r>
     </w:p>
     <w:p>
@@ -697,7 +697,7 @@
           <w:rFonts w:ascii="맑은 고딕" w:hAnsi="맑은 고딕" w:eastAsia="맑은 고딕"/>
           <w:sz w:val="21"/>
         </w:rPr>
-        <w:t>해설: 오류가 나지만 그 뒤의 조회는 정상 수행된다. 설정만 거부되고 세션은 그대로 쓸 수 있다.</w:t>
+        <w:t>해설: `status updated 58 seconds ago`가 증거다. SQL 뷰는 이미 `VALID`였다. **아래층이 먼저 회복되고 요약이 나중에 따라온다.**</w:t>
       </w:r>
     </w:p>
     <w:p>
@@ -707,7 +707,7 @@
           <w:b/>
           <w:sz w:val="21"/>
         </w:rPr>
-        <w:t>[중-16] 정답: ① 사실상 항상 ORA-03172가 난다</w:t>
+        <w:t>[중-16] 정답: ① 실시간 적용이 정상 동작 중이다</w:t>
       </w:r>
     </w:p>
     <w:p>
@@ -716,7 +716,7 @@
           <w:rFonts w:ascii="맑은 고딕" w:hAnsi="맑은 고딕" w:eastAsia="맑은 고딕"/>
           <w:sz w:val="21"/>
         </w:rPr>
-        <w:t>해설: LGWR이 쓴 리두와 Standby에 도착한 리두 사이에 아무리 짧아도 시차가 있기 때문이다. 0을 쓰려면 동기 전송이어야 한다.</w:t>
+        <w:t>해설: 실측에서 둘 다 시퀀스 74의 블록 17,964였다. 두 값이 벌어지면 적용이 밀린 것이며, **지연을 블록 단위로** 볼 수 있다는 점에서 `apply lag`보다 정밀하다.</w:t>
       </w:r>
     </w:p>
     <w:p>
@@ -726,7 +726,7 @@
           <w:b/>
           <w:sz w:val="21"/>
         </w:rPr>
-        <w:t>[중-17] 정답: ① 성공하되 옛 데이터를 돌려준다</w:t>
+        <w:t>[중-17] 정답: ① 약 52초 — 전송에 걸린 시간</w:t>
       </w:r>
     </w:p>
     <w:p>
@@ -735,7 +735,7 @@
           <w:rFonts w:ascii="맑은 고딕" w:hAnsi="맑은 고딕" w:eastAsia="맑은 고딕"/>
           <w:sz w:val="21"/>
         </w:rPr>
-        <w:t>해설: 실측에서 Primary에 2건이 있는 상태에서 Standby가 1건을 돌려주었다. 조회는 그 시점의 일관된 상태를 준다.</w:t>
+        <w:t>해설: 로컬 19:55:38, 원격 19:56:30이었다. 평소 이 차이를 알아 두면 느려졌을 때 알아볼 수 있다.</w:t>
       </w:r>
     </w:p>
     <w:p>
@@ -745,7 +745,7 @@
           <w:b/>
           <w:sz w:val="21"/>
         </w:rPr>
-        <w:t>[중-18] 정답: ① 동기 전송(SYNC) 구성</w:t>
+        <w:t>[중-18] 정답: ① 사용자가 관리 대상 복구를 취소했다 — 과거의 흔적</w:t>
       </w:r>
     </w:p>
     <w:p>
@@ -754,7 +754,7 @@
           <w:rFonts w:ascii="맑은 고딕" w:hAnsi="맑은 고딕" w:eastAsia="맑은 고딕"/>
           <w:sz w:val="21"/>
         </w:rPr>
-        <w:t>해설: Primary가 보낸 리두가 Standby에 모두 도착했음이 보장되어야 성립한다. ASYNC에서는 그 보장이 없어 시도 자체가 거부된다.</w:t>
+        <w:t>해설: 실습 준비 과정에서 MRP를 껐다 켠 기록이다. 이 뷰는 인스턴스를 재기동하기 전까지 과거를 그대로 들고 있으므로 **`TIMESTAMP`를 함께 봐야 "지금 문제인가"를 알 수 있다.**</w:t>
       </w:r>
     </w:p>
     <w:p>
@@ -764,7 +764,7 @@
           <w:b/>
           <w:sz w:val="21"/>
         </w:rPr>
-        <w:t>[중-19] 정답: ① apply lag 하나뿐이다</w:t>
+        <w:t>[중-19] 정답: ① 4 + 8 — 목적지 상태와 활동</w:t>
       </w:r>
     </w:p>
     <w:p>
@@ -773,7 +773,7 @@
           <w:rFonts w:ascii="맑은 고딕" w:hAnsi="맑은 고딕" w:eastAsia="맑은 고딕"/>
           <w:sz w:val="21"/>
         </w:rPr>
-        <w:t>해설: 실측에서 `GROUP BY name` 결과가 한 행(`apply lag`, 62 buckets, 1394 samples)이었다. 전송 쪽 추세는 별도로 수집해야 한다.</w:t>
+        <w:t>해설: 비트마스크이므로 값을 더해 조합한다. 전부 켜는 `4095`는 트레이스 파일이 폭발한다. 수준 12만으로도 `tt04` 파일이 664KB였다.</w:t>
       </w:r>
     </w:p>
     <w:p>
@@ -783,7 +783,7 @@
           <w:b/>
           <w:sz w:val="21"/>
         </w:rPr>
-        <w:t>[중-20] 정답: ① `2 minutes` 구간에 59회</w:t>
+        <w:t>[중-20] 정답: ① `no rows selected`</w:t>
       </w:r>
     </w:p>
     <w:p>
@@ -792,7 +792,7 @@
           <w:rFonts w:ascii="맑은 고딕" w:hAnsi="맑은 고딕" w:eastAsia="맑은 고딕"/>
           <w:sz w:val="21"/>
         </w:rPr>
-        <w:t>해설: 표본이 대략 2초에 한 번 수집되므로 59회는 약 2분에 해당한다. 따라잡는 과정은 3~59초 구간에 1~2회씩 흔적을 남겼다.</w:t>
+        <w:t>해설: 뷰는 존재하므로 `ORA-00942`가 아니다(③ 제외). SQL Apply 는 이 뷰를 채우지 않으므로 행이 없다. 이 장 내내 봐 온 두 지연이 통째로 사라지며, 대신 `V$LOGSTDBY_STATE` 의 `STATE` 와 `DBA_LOGSTDBY_PROGRESS` 의 `APPLIED_SCN`·`READ_SCN`·`NEWEST_SCN` 세 값을 본다.</w:t>
       </w:r>
     </w:p>
     <w:p>
@@ -810,7 +810,7 @@
           <w:b/>
           <w:sz w:val="21"/>
         </w:rPr>
-        <w:t>[상-01] 정답: ① SQL*Plus가 EXIT 시 암묵적으로 커밋했기 때문</w:t>
+        <w:t>[상-01] 정답: ① 장애다 — `ERROR` 열을 읽는다</w:t>
       </w:r>
     </w:p>
     <w:p>
@@ -819,7 +819,7 @@
           <w:rFonts w:ascii="맑은 고딕" w:hAnsi="맑은 고딕" w:eastAsia="맑은 고딕"/>
           <w:sz w:val="21"/>
         </w:rPr>
-        <w:t>해설: 스크립트가 `INSERT` 후 `EXIT`로 끝나면 그 시점에 커밋된다. 예상과 다른 결과가 나오면 제품보다 측정 방법을 먼저 의심해야 한다는 교훈이다.</w:t>
+        <w:t>해설: 네 조합을 표로 기억한다. `ENABLE`+`VALID`는 정상, `ENABLE`+`ERROR`는 장애, `RESET`+`DEFERRED`는 Broker가 껐다, `DEFER`+`DEFERRED`는 사람이 SQL로 껐다. **두 열의 조합만으로 "장애인가 설정인가"가 갈린다.**</w:t>
       </w:r>
     </w:p>
     <w:p>
@@ -829,7 +829,7 @@
           <w:b/>
           <w:sz w:val="21"/>
         </w:rPr>
-        <w:t>[상-02] 정답: ① 영구 데이터 파일이나 딕셔너리를 바꾸는가</w:t>
+        <w:t>[상-02] 정답: ① Standby가 못 받은 구간을 인식하려면 통신이 되어야 한다</w:t>
       </w:r>
     </w:p>
     <w:p>
@@ -838,7 +838,7 @@
           <w:rFonts w:ascii="맑은 고딕" w:hAnsi="맑은 고딕" w:eastAsia="맑은 고딕"/>
           <w:sz w:val="21"/>
         </w:rPr>
-        <w:t>해설: 정렬·GTT·`EXPLAIN PLAN`은 임시 세그먼트에서 끝나므로 허용된다. 일반 DML은 블록·UNDO·리두를 만들고 DDL은 딕셔너리까지 바꾼다. 이 기준으로 새로운 상황도 판단할 수 있다.</w:t>
+        <w:t>해설: **갭 뷰가 비어 있다고 갭이 없는 것이 아니다.** 목적지 상태와 함께 봐야 한다. 실제로 `dest_id=2`의 74번은 `APPLIED=NO`였고 75번은 행 자체가 없었다.</w:t>
       </w:r>
     </w:p>
     <w:p>
@@ -848,7 +848,7 @@
           <w:b/>
           <w:sz w:val="21"/>
         </w:rPr>
-        <w:t>[상-03] 정답: ① ORA-06512를 건너뛰고 그것이 아닌 번호를 찾는다</w:t>
+        <w:t>[상-03] 정답: ① 목적지에 등록할 시도조차 못 했다</w:t>
       </w:r>
     </w:p>
     <w:p>
@@ -857,7 +857,7 @@
           <w:rFonts w:ascii="맑은 고딕" w:hAnsi="맑은 고딕" w:eastAsia="맑은 고딕"/>
           <w:sz w:val="21"/>
         </w:rPr>
-        <w:t>해설: `ORA-06512`는 PL/SQL 호출 스택으로 어디를 지났는지만 알려 준다. 실측 스택에서 맨 위 `ORA-00604`는 형식이고 중간의 `ORA-16000`이 내용이었다.</w:t>
+        <w:t>해설: 73번은 `APPLIED=YES`, 74번은 행이 있으나 `NO`, 75번은 행이 없다. **갭이 만들어지는 과정**을 시퀀스 번호로 확인한 셈이다.</w:t>
       </w:r>
     </w:p>
     <w:p>
@@ -867,7 +867,7 @@
           <w:b/>
           <w:sz w:val="21"/>
         </w:rPr>
-        <w:t>[상-04] 정답: ① 패키지가 ORA-16000까지 가기 전에 상태를 먼저 점검한다</w:t>
+        <w:t>[상-04] 정답: ① 정상이다 — Primary의 SRL은 전부 `UNASSIGNED`다</w:t>
       </w:r>
     </w:p>
     <w:p>
@@ -876,7 +876,7 @@
           <w:rFonts w:ascii="맑은 고딕" w:hAnsi="맑은 고딕" w:eastAsia="맑은 고딕"/>
           <w:sz w:val="21"/>
         </w:rPr>
-        <w:t>해설: 스택이 짧은 것이 그 증거다. 오류 번호와 스택 길이가 그 기능이 상태를 얼마나 일찍 점검하는지를 보여 준다.</w:t>
+        <w:t>해설: 오류가 나지 않으므로 스크립트가 그대로 "심각"으로 판정한다. `V$DATAGUARD_STATS`가 `no rows selected`인 것도 같은 종류의 함정이다.</w:t>
       </w:r>
     </w:p>
     <w:p>
@@ -886,7 +886,7 @@
           <w:b/>
           <w:sz w:val="21"/>
         </w:rPr>
-        <w:t>[상-05] 정답: ① 두 값을 정확히 같은 순간에 얻을 수 없기 때문</w:t>
+        <w:t>[상-05] 정답: ① 오류가 나지 않는 잘못이 더 위험하다 — 역할을 먼저 판정한다</w:t>
       </w:r>
     </w:p>
     <w:p>
@@ -895,7 +895,7 @@
           <w:rFonts w:ascii="맑은 고딕" w:hAnsi="맑은 고딕" w:eastAsia="맑은 고딕"/>
           <w:sz w:val="21"/>
         </w:rPr>
-        <w:t>해설: 실측에서 chicago 2182310, boston 2182311로 Standby가 더 컸다. 앞서 있다는 뜻이 아니라 조회 시점이 어긋난 것이다. 판단은 `V$DATAGUARD_STATS`로 한다.</w:t>
+        <w:t>해설: 스크립트 골격은 ① `V$DATABASE`로 역할 판정 ② 역할별 조회 묶음 실행 ③ 빈 결과와 오류를 구별해 처리, 세 단계다. 상시 오경보가 되면 결국 아무도 보지 않게 된다.</w:t>
       </w:r>
     </w:p>
     <w:p>
@@ -905,7 +905,7 @@
           <w:b/>
           <w:sz w:val="21"/>
         </w:rPr>
-        <w:t>[상-06] 정답: ① Standby가 Primary로 새 연결을 만들 때 SYSDBA 접속이 재인증되지 않기 때문</w:t>
+        <w:t>[상-06] 정답: ① 지연이 0으로 보이는 두 상황을 모두 잡는다</w:t>
       </w:r>
     </w:p>
     <w:p>
@@ -914,7 +914,7 @@
           <w:rFonts w:ascii="맑은 고딕" w:hAnsi="맑은 고딕" w:eastAsia="맑은 고딕"/>
           <w:sz w:val="21"/>
         </w:rPr>
-        <w:t>해설: 리다이렉션은 현재 세션의 사용자로 Primary에 연결해 문장을 실행한다. `SYS`는 이 경로로 재인증되지 않는다.</w:t>
+        <w:t>해설: 14장(속성으로 차단)과 15장(리스너 중단) 모두 지연이 0이었지만, 두 경우 모두 `ACTIVE`인 SRL이 사라진다. 그래서 지표를 **주 지표(흐름이 있는가)**와 **보조 지표(느린가)**로 나눈다.</w:t>
       </w:r>
     </w:p>
     <w:p>
@@ -924,7 +924,7 @@
           <w:b/>
           <w:sz w:val="21"/>
         </w:rPr>
-        <w:t>[상-07] 정답: ① DML 리다이렉션과 STANDBY_MAX_DATA_DELAY</w:t>
+        <w:t>[상-07] 정답: ① 끈 뒤 `V$PARAMETER`가 0인지 — `SCOPE=BOTH`로 저장되므로</w:t>
       </w:r>
     </w:p>
     <w:p>
@@ -933,7 +933,7 @@
           <w:rFonts w:ascii="맑은 고딕" w:hAnsi="맑은 고딕" w:eastAsia="맑은 고딕"/>
           <w:sz w:val="21"/>
         </w:rPr>
-        <w:t>해설: 전자는 ORA-16397, 후자는 ORA-03174로 막혔다. 둘 다 일반 사용자로 바꾸자 정상 동작했다. **ADG 세션 기능은 일반 사용자를 전제로 설계되어 있다.**</w:t>
+        <w:t>해설: 알림 로그에 `ALTER SYSTEM SET log_archive_trace=12 SCOPE=BOTH;`가 남는다. 실무에서 가장 흔한 사고가 장애 뒤 켜 둔 것을 잊고 몇 달 뒤 디스크가 차는 것이다.</w:t>
       </w:r>
     </w:p>
     <w:p>
@@ -943,7 +943,7 @@
           <w:b/>
           <w:sz w:val="21"/>
         </w:rPr>
-        <w:t>[상-08] 정답: ① `SYNC WITH PRIMARY`와 `MAX_DATA_DELAY=0`의 사용 가능 여부</w:t>
+        <w:t>[상-08] 정답: ① 온라인 리두의 크기나 수를 검토해야 한다</w:t>
       </w:r>
     </w:p>
     <w:p>
@@ -952,7 +952,7 @@
           <w:rFonts w:ascii="맑은 고딕" w:hAnsi="맑은 고딕" w:eastAsia="맑은 고딕"/>
           <w:sz w:val="21"/>
         </w:rPr>
-        <w:t>해설: 둘 다 동기 전송이 전제다. 8장에서 보호 모드가 복구 가능성을 결정했듯, 여기서는 조회 신선도 보장을 결정한다. 보호 모드는 여러 기능의 전제 조건이다.</w:t>
+        <w:t>해설: 다음 그룹을 쓰려는데 체크포인트가 끝나지 않아 기다린 것이다. 자주 나오면 3장에서 크기를 정할 때 고려한 문제가 실제로 드러난 것이다.</w:t>
       </w:r>
     </w:p>
     <w:p>
@@ -962,7 +962,7 @@
           <w:b/>
           <w:sz w:val="21"/>
         </w:rPr>
-        <w:t>[상-09] 정답: ① 옮길 조회를 분류한다 (DML 포함 여부, 임시 저장소 방식, 시퀀스 사용)</w:t>
+        <w:t>[상-09] 정답: ① SHOW → V$ARCHIVE_DEST의 ERROR → 알림 로그 → 트레이스</w:t>
       </w:r>
     </w:p>
     <w:p>
@@ -971,7 +971,7 @@
           <w:rFonts w:ascii="맑은 고딕" w:hAnsi="맑은 고딕" w:eastAsia="맑은 고딕"/>
           <w:sz w:val="21"/>
         </w:rPr>
-        <w:t>해설: 읽기 분산은 "접속만 바꾸면 된다"로 끝나지 않는다. 조회 이력을 남기는 코드, 일반 테이블을 임시 저장소로 쓰는 코드, 시퀀스로 식별자를 만드는 코드가 걸림돌이 된다.</w:t>
+        <w:t>해설: **층을 내려갈수록 구체적이 된다.** 실습의 `ORA-12541`은 2층에서 끝났다. 4층까지 내려가는 것은 "오류는 없는데 느리다" 같은 경우다.</w:t>
       </w:r>
     </w:p>
     <w:p>
@@ -981,7 +981,7 @@
           <w:b/>
           <w:sz w:val="21"/>
         </w:rPr>
-        <w:t>[상-10] 정답: ① `V$ARCHIVE_DEST_STATUS`의 `DATABASE_MODE`와 `RECOVERY_MODE`</w:t>
+        <w:t>[상-10] 정답: ① `DBA_LOGSTDBY_EVENTS`의 `XIDUSN`·`XIDSLT`·`XIDSQN`을 본다</w:t>
       </w:r>
     </w:p>
     <w:p>
@@ -990,7 +990,7 @@
           <w:rFonts w:ascii="맑은 고딕" w:hAnsi="맑은 고딕" w:eastAsia="맑은 고딕"/>
           <w:sz w:val="21"/>
         </w:rPr>
-        <w:t>해설: 실측에서 `DATABASE_MODE`가 `OPEN_READ-ONLY`에서 **`MOUNTED-STANDBY`**로 바뀌고 `RECOVERY_MODE`에서 **`WITH QUERY`가 사라졌다.** ②는 Primary에서 **0행**이라 쓸 수 없고, ③④는 Standby에 접속해야 볼 수 있는 값이라 "Primary에서"라는 조건에 맞지 않는다.</w:t>
+        <w:t>해설: ②가 함정이다. `V$LOGSTDBY_TRANSACTION`은 **SQL Apply가 도는 동안에만** 채워지므로 멈춘 뒤에는 0행이다(실측). 두 뷰의 열 이름이 다른 것도 주의한다 — 동적 뷰는 `PRIMARY_XIDUSN`, 정적 뷰는 `XIDUSN`이다. ③④는 Logical Standby에 없거나(두 지연은 `no rows`) 의미가 없다(`MRP0` 없음).</w:t>
       </w:r>
     </w:p>
     <w:sectPr>

--- a/ADG/15장/15장_실습문제_정답.docx
+++ b/ADG/15장/15장_실습문제_정답.docx
@@ -34,7 +34,7 @@
           <w:b/>
           <w:sz w:val="21"/>
         </w:rPr>
-        <w:t>[하-01] 정답: ① 정확히 하나</w:t>
+        <w:t>[하-01] 정답: ③ 정확히 하나</w:t>
       </w:r>
     </w:p>
     <w:p>
@@ -43,7 +43,35 @@
           <w:rFonts w:ascii="맑은 고딕" w:hAnsi="맑은 고딕" w:eastAsia="맑은 고딕"/>
           <w:sz w:val="21"/>
         </w:rPr>
-        <w:t>해설: 실측에서 그룹 2가 `CURRENT`, 나머지 둘이 `INACTIVE`였다. 둘 이상이면 뷰를 잘못 읽은 것이다.</w:t>
+        <w:t xml:space="preserve">해설: 실측에서 그룹 2가 </w:t>
+      </w:r>
+      <w:r>
+        <w:rPr>
+          <w:rFonts w:ascii="Consolas" w:hAnsi="Consolas" w:eastAsia="맑은 고딕"/>
+          <w:sz w:val="21"/>
+        </w:rPr>
+        <w:t xml:space="preserve">CURRENT</w:t>
+      </w:r>
+      <w:r>
+        <w:rPr>
+          <w:rFonts w:ascii="맑은 고딕" w:hAnsi="맑은 고딕" w:eastAsia="맑은 고딕"/>
+          <w:sz w:val="21"/>
+        </w:rPr>
+        <w:t xml:space="preserve">, 나머지 둘이 </w:t>
+      </w:r>
+      <w:r>
+        <w:rPr>
+          <w:rFonts w:ascii="Consolas" w:hAnsi="Consolas" w:eastAsia="맑은 고딕"/>
+          <w:sz w:val="21"/>
+        </w:rPr>
+        <w:t xml:space="preserve">INACTIVE</w:t>
+      </w:r>
+      <w:r>
+        <w:rPr>
+          <w:rFonts w:ascii="맑은 고딕" w:hAnsi="맑은 고딕" w:eastAsia="맑은 고딕"/>
+          <w:sz w:val="21"/>
+        </w:rPr>
+        <w:t xml:space="preserve">였다. 둘 이상이면 뷰를 잘못 읽은 것이다.</w:t>
       </w:r>
     </w:p>
     <w:p>
@@ -53,7 +81,7 @@
           <w:b/>
           <w:sz w:val="21"/>
         </w:rPr>
-        <w:t>[하-02] 정답: ① 정상이다 — 아직 쓰는 중이므로</w:t>
+        <w:t>[하-02] 정답: ③ 정상이다 — 아직 쓰는 중이므로</w:t>
       </w:r>
     </w:p>
     <w:p>
@@ -62,7 +90,35 @@
           <w:rFonts w:ascii="맑은 고딕" w:hAnsi="맑은 고딕" w:eastAsia="맑은 고딕"/>
           <w:sz w:val="21"/>
         </w:rPr>
-        <w:t>해설: 아카이브는 로그 전환 후에 이루어진다. 문제는 `ACTIVE`이면서 `ARCHIVED=NO`인 그룹이 여러 개 쌓일 때이며, 그대로 두면 쓸 그룹이 없어 로그 전환이 멈춘다.</w:t>
+        <w:t xml:space="preserve">해설: 아카이브는 로그 전환 후에 이루어진다. 문제는 </w:t>
+      </w:r>
+      <w:r>
+        <w:rPr>
+          <w:rFonts w:ascii="Consolas" w:hAnsi="Consolas" w:eastAsia="맑은 고딕"/>
+          <w:sz w:val="21"/>
+        </w:rPr>
+        <w:t xml:space="preserve">ACTIVE</w:t>
+      </w:r>
+      <w:r>
+        <w:rPr>
+          <w:rFonts w:ascii="맑은 고딕" w:hAnsi="맑은 고딕" w:eastAsia="맑은 고딕"/>
+          <w:sz w:val="21"/>
+        </w:rPr>
+        <w:t xml:space="preserve">이면서 </w:t>
+      </w:r>
+      <w:r>
+        <w:rPr>
+          <w:rFonts w:ascii="Consolas" w:hAnsi="Consolas" w:eastAsia="맑은 고딕"/>
+          <w:sz w:val="21"/>
+        </w:rPr>
+        <w:t xml:space="preserve">ARCHIVED=NO</w:t>
+      </w:r>
+      <w:r>
+        <w:rPr>
+          <w:rFonts w:ascii="맑은 고딕" w:hAnsi="맑은 고딕" w:eastAsia="맑은 고딕"/>
+          <w:sz w:val="21"/>
+        </w:rPr>
+        <w:t xml:space="preserve">인 그룹이 여러 개 쌓일 때이며, 그대로 두면 쓸 그룹이 없어 로그 전환이 멈춘다.</w:t>
       </w:r>
     </w:p>
     <w:p>
@@ -81,7 +137,63 @@
           <w:rFonts w:ascii="맑은 고딕" w:hAnsi="맑은 고딕" w:eastAsia="맑은 고딕"/>
           <w:sz w:val="21"/>
         </w:rPr>
-        <w:t>해설: 값이 들어가는 경우는 `INVALID`·`STALE`·`DELETED` 셋뿐이다. `WHERE status IS NOT NULL`인 행이 하나라도 나오면 확인 대상이라는 규칙으로 감시 스크립트에 쓸 수 있다.</w:t>
+        <w:t xml:space="preserve">해설: 값이 들어가는 경우는 </w:t>
+      </w:r>
+      <w:r>
+        <w:rPr>
+          <w:rFonts w:ascii="Consolas" w:hAnsi="Consolas" w:eastAsia="맑은 고딕"/>
+          <w:sz w:val="21"/>
+        </w:rPr>
+        <w:t xml:space="preserve">INVALID</w:t>
+      </w:r>
+      <w:r>
+        <w:rPr>
+          <w:rFonts w:ascii="맑은 고딕" w:hAnsi="맑은 고딕" w:eastAsia="맑은 고딕"/>
+          <w:sz w:val="21"/>
+        </w:rPr>
+        <w:t xml:space="preserve">·</w:t>
+      </w:r>
+      <w:r>
+        <w:rPr>
+          <w:rFonts w:ascii="Consolas" w:hAnsi="Consolas" w:eastAsia="맑은 고딕"/>
+          <w:sz w:val="21"/>
+        </w:rPr>
+        <w:t xml:space="preserve">STALE</w:t>
+      </w:r>
+      <w:r>
+        <w:rPr>
+          <w:rFonts w:ascii="맑은 고딕" w:hAnsi="맑은 고딕" w:eastAsia="맑은 고딕"/>
+          <w:sz w:val="21"/>
+        </w:rPr>
+        <w:t xml:space="preserve">·</w:t>
+      </w:r>
+      <w:r>
+        <w:rPr>
+          <w:rFonts w:ascii="Consolas" w:hAnsi="Consolas" w:eastAsia="맑은 고딕"/>
+          <w:sz w:val="21"/>
+        </w:rPr>
+        <w:t xml:space="preserve">DELETED</w:t>
+      </w:r>
+      <w:r>
+        <w:rPr>
+          <w:rFonts w:ascii="맑은 고딕" w:hAnsi="맑은 고딕" w:eastAsia="맑은 고딕"/>
+          <w:sz w:val="21"/>
+        </w:rPr>
+        <w:t xml:space="preserve"> 셋뿐이다. </w:t>
+      </w:r>
+      <w:r>
+        <w:rPr>
+          <w:rFonts w:ascii="Consolas" w:hAnsi="Consolas" w:eastAsia="맑은 고딕"/>
+          <w:sz w:val="21"/>
+        </w:rPr>
+        <w:t xml:space="preserve">WHERE status IS NOT NULL</w:t>
+      </w:r>
+      <w:r>
+        <w:rPr>
+          <w:rFonts w:ascii="맑은 고딕" w:hAnsi="맑은 고딕" w:eastAsia="맑은 고딕"/>
+          <w:sz w:val="21"/>
+        </w:rPr>
+        <w:t xml:space="preserve">인 행이 하나라도 나오면 확인 대상이라는 규칙으로 감시 스크립트에 쓸 수 있다.</w:t>
       </w:r>
     </w:p>
     <w:p>
@@ -91,7 +203,7 @@
           <w:b/>
           <w:sz w:val="21"/>
         </w:rPr>
-        <w:t>[하-04] 정답: ① Standby는 자기 온라인 리두를 쓰지 않는다</w:t>
+        <w:t>[하-04] 정답: ③ Standby는 자기 온라인 리두를 쓰지 않는다</w:t>
       </w:r>
     </w:p>
     <w:p>
@@ -100,7 +212,50 @@
           <w:rFonts w:ascii="맑은 고딕" w:hAnsi="맑은 고딕" w:eastAsia="맑은 고딕"/>
           <w:sz w:val="21"/>
         </w:rPr>
-        <w:t>해설: 리두는 Primary가 만들고 Standby는 받기만 한다. 그 그룹들은 **역할이 바뀐 뒤에 쓰기 위해** 있으며, 14장 `VERBOSE`의 `Future` 구성이 계산한 대상이 바로 이것이다.</w:t>
+        <w:t xml:space="preserve">해설: 리두는 Primary가 만들고 Standby는 받기만 한다. 그 그룹들은 </w:t>
+      </w:r>
+      <w:r>
+        <w:rPr>
+          <w:rFonts w:ascii="맑은 고딕" w:hAnsi="맑은 고딕" w:eastAsia="맑은 고딕"/>
+          <w:b/>
+          <w:sz w:val="21"/>
+        </w:rPr>
+        <w:t xml:space="preserve">역할이 바뀐 뒤에 쓰기 위해</w:t>
+      </w:r>
+      <w:r>
+        <w:rPr>
+          <w:rFonts w:ascii="맑은 고딕" w:hAnsi="맑은 고딕" w:eastAsia="맑은 고딕"/>
+          <w:sz w:val="21"/>
+        </w:rPr>
+        <w:t xml:space="preserve"> 있으며, 14장 </w:t>
+      </w:r>
+      <w:r>
+        <w:rPr>
+          <w:rFonts w:ascii="Consolas" w:hAnsi="Consolas" w:eastAsia="맑은 고딕"/>
+          <w:sz w:val="21"/>
+        </w:rPr>
+        <w:t xml:space="preserve">VERBOSE</w:t>
+      </w:r>
+      <w:r>
+        <w:rPr>
+          <w:rFonts w:ascii="맑은 고딕" w:hAnsi="맑은 고딕" w:eastAsia="맑은 고딕"/>
+          <w:sz w:val="21"/>
+        </w:rPr>
+        <w:t xml:space="preserve">의 </w:t>
+      </w:r>
+      <w:r>
+        <w:rPr>
+          <w:rFonts w:ascii="Consolas" w:hAnsi="Consolas" w:eastAsia="맑은 고딕"/>
+          <w:sz w:val="21"/>
+        </w:rPr>
+        <w:t xml:space="preserve">Future</w:t>
+      </w:r>
+      <w:r>
+        <w:rPr>
+          <w:rFonts w:ascii="맑은 고딕" w:hAnsi="맑은 고딕" w:eastAsia="맑은 고딕"/>
+          <w:sz w:val="21"/>
+        </w:rPr>
+        <w:t xml:space="preserve"> 구성이 계산한 대상이 바로 이것이다.</w:t>
       </w:r>
     </w:p>
     <w:p>
@@ -110,7 +265,7 @@
           <w:b/>
           <w:sz w:val="21"/>
         </w:rPr>
-        <w:t>[하-05] 정답: ① 정확히 하나</w:t>
+        <w:t>[하-05] 정답: ③ 정확히 하나</w:t>
       </w:r>
     </w:p>
     <w:p>
@@ -119,7 +274,49 @@
           <w:rFonts w:ascii="맑은 고딕" w:hAnsi="맑은 고딕" w:eastAsia="맑은 고딕"/>
           <w:sz w:val="21"/>
         </w:rPr>
-        <w:t>해설: 실측에서 그룹 4가 `ACTIVE`(시퀀스 74, `USED` 8,977KB)였고 나머지 셋은 `UNASSIGNED`였다. 0개면 리두가 오지 않는 것이다.</w:t>
+        <w:t xml:space="preserve">해설: 실측에서 그룹 4가 </w:t>
+      </w:r>
+      <w:r>
+        <w:rPr>
+          <w:rFonts w:ascii="Consolas" w:hAnsi="Consolas" w:eastAsia="맑은 고딕"/>
+          <w:sz w:val="21"/>
+        </w:rPr>
+        <w:t xml:space="preserve">ACTIVE</w:t>
+      </w:r>
+      <w:r>
+        <w:rPr>
+          <w:rFonts w:ascii="맑은 고딕" w:hAnsi="맑은 고딕" w:eastAsia="맑은 고딕"/>
+          <w:sz w:val="21"/>
+        </w:rPr>
+        <w:t xml:space="preserve">(시퀀스 74, </w:t>
+      </w:r>
+      <w:r>
+        <w:rPr>
+          <w:rFonts w:ascii="Consolas" w:hAnsi="Consolas" w:eastAsia="맑은 고딕"/>
+          <w:sz w:val="21"/>
+        </w:rPr>
+        <w:t xml:space="preserve">USED</w:t>
+      </w:r>
+      <w:r>
+        <w:rPr>
+          <w:rFonts w:ascii="맑은 고딕" w:hAnsi="맑은 고딕" w:eastAsia="맑은 고딕"/>
+          <w:sz w:val="21"/>
+        </w:rPr>
+        <w:t xml:space="preserve"> 8,977KB)였고 나머지 셋은 </w:t>
+      </w:r>
+      <w:r>
+        <w:rPr>
+          <w:rFonts w:ascii="Consolas" w:hAnsi="Consolas" w:eastAsia="맑은 고딕"/>
+          <w:sz w:val="21"/>
+        </w:rPr>
+        <w:t xml:space="preserve">UNASSIGNED</w:t>
+      </w:r>
+      <w:r>
+        <w:rPr>
+          <w:rFonts w:ascii="맑은 고딕" w:hAnsi="맑은 고딕" w:eastAsia="맑은 고딕"/>
+          <w:sz w:val="21"/>
+        </w:rPr>
+        <w:t xml:space="preserve">였다. 0개면 리두가 오지 않는 것이다.</w:t>
       </w:r>
     </w:p>
     <w:p>
@@ -129,7 +326,23 @@
           <w:b/>
           <w:sz w:val="21"/>
         </w:rPr>
-        <w:t>[하-06] 정답: ① 오류 없이 조회되고 전부 `UNASSIGNED`다</w:t>
+        <w:t xml:space="preserve">[하-06] 정답: ③ 오류 없이 조회되고 전부 </w:t>
+      </w:r>
+      <w:r>
+        <w:rPr>
+          <w:rFonts w:ascii="Consolas" w:hAnsi="Consolas" w:eastAsia="맑은 고딕"/>
+          <w:b/>
+          <w:sz w:val="21"/>
+        </w:rPr>
+        <w:t xml:space="preserve">UNASSIGNED</w:t>
+      </w:r>
+      <w:r>
+        <w:rPr>
+          <w:rFonts w:ascii="맑은 고딕" w:hAnsi="맑은 고딕" w:eastAsia="맑은 고딕"/>
+          <w:b/>
+          <w:sz w:val="21"/>
+        </w:rPr>
+        <w:t xml:space="preserve">다</w:t>
       </w:r>
     </w:p>
     <w:p>
@@ -138,7 +351,36 @@
           <w:rFonts w:ascii="맑은 고딕" w:hAnsi="맑은 고딕" w:eastAsia="맑은 고딕"/>
           <w:sz w:val="21"/>
         </w:rPr>
-        <w:t>해설: **뷰가 있다는 것과 값이 있다는 것은 다르다.** 감시 스크립트가 전부 `UNASSIGNED`를 받았다면 Primary에서 조회했을 가능성을 먼저 의심한다.</w:t>
+        <w:t xml:space="preserve">해설: </w:t>
+      </w:r>
+      <w:r>
+        <w:rPr>
+          <w:rFonts w:ascii="맑은 고딕" w:hAnsi="맑은 고딕" w:eastAsia="맑은 고딕"/>
+          <w:b/>
+          <w:sz w:val="21"/>
+        </w:rPr>
+        <w:t xml:space="preserve">뷰가 있다는 것과 값이 있다는 것은 다르다.</w:t>
+      </w:r>
+      <w:r>
+        <w:rPr>
+          <w:rFonts w:ascii="맑은 고딕" w:hAnsi="맑은 고딕" w:eastAsia="맑은 고딕"/>
+          <w:sz w:val="21"/>
+        </w:rPr>
+        <w:t xml:space="preserve"> 감시 스크립트가 전부 </w:t>
+      </w:r>
+      <w:r>
+        <w:rPr>
+          <w:rFonts w:ascii="Consolas" w:hAnsi="Consolas" w:eastAsia="맑은 고딕"/>
+          <w:sz w:val="21"/>
+        </w:rPr>
+        <w:t xml:space="preserve">UNASSIGNED</w:t>
+      </w:r>
+      <w:r>
+        <w:rPr>
+          <w:rFonts w:ascii="맑은 고딕" w:hAnsi="맑은 고딕" w:eastAsia="맑은 고딕"/>
+          <w:sz w:val="21"/>
+        </w:rPr>
+        <w:t xml:space="preserve">를 받았다면 Primary에서 조회했을 가능성을 먼저 의심한다.</w:t>
       </w:r>
     </w:p>
     <w:p>
@@ -148,7 +390,7 @@
           <w:b/>
           <w:sz w:val="21"/>
         </w:rPr>
-        <w:t>[하-07] 정답: ① V$ARCHIVE_DEST</w:t>
+        <w:t>[하-07] 정답: ② V$ARCHIVE_DEST</w:t>
       </w:r>
     </w:p>
     <w:p>
@@ -157,7 +399,77 @@
           <w:rFonts w:ascii="맑은 고딕" w:hAnsi="맑은 고딕" w:eastAsia="맑은 고딕"/>
           <w:sz w:val="21"/>
         </w:rPr>
-        <w:t>해설: `VALID_TYPE`·`VALID_ROLE`·`VALID_NOW`·`BINDING`·`AFFIRM` 같은 설정 열을 가진다.</w:t>
+        <w:t xml:space="preserve">해설: </w:t>
+      </w:r>
+      <w:r>
+        <w:rPr>
+          <w:rFonts w:ascii="Consolas" w:hAnsi="Consolas" w:eastAsia="맑은 고딕"/>
+          <w:sz w:val="21"/>
+        </w:rPr>
+        <w:t xml:space="preserve">VALID_TYPE</w:t>
+      </w:r>
+      <w:r>
+        <w:rPr>
+          <w:rFonts w:ascii="맑은 고딕" w:hAnsi="맑은 고딕" w:eastAsia="맑은 고딕"/>
+          <w:sz w:val="21"/>
+        </w:rPr>
+        <w:t xml:space="preserve">·</w:t>
+      </w:r>
+      <w:r>
+        <w:rPr>
+          <w:rFonts w:ascii="Consolas" w:hAnsi="Consolas" w:eastAsia="맑은 고딕"/>
+          <w:sz w:val="21"/>
+        </w:rPr>
+        <w:t xml:space="preserve">VALID_ROLE</w:t>
+      </w:r>
+      <w:r>
+        <w:rPr>
+          <w:rFonts w:ascii="맑은 고딕" w:hAnsi="맑은 고딕" w:eastAsia="맑은 고딕"/>
+          <w:sz w:val="21"/>
+        </w:rPr>
+        <w:t xml:space="preserve">·</w:t>
+      </w:r>
+      <w:r>
+        <w:rPr>
+          <w:rFonts w:ascii="Consolas" w:hAnsi="Consolas" w:eastAsia="맑은 고딕"/>
+          <w:sz w:val="21"/>
+        </w:rPr>
+        <w:t xml:space="preserve">VALID_NOW</w:t>
+      </w:r>
+      <w:r>
+        <w:rPr>
+          <w:rFonts w:ascii="맑은 고딕" w:hAnsi="맑은 고딕" w:eastAsia="맑은 고딕"/>
+          <w:sz w:val="21"/>
+        </w:rPr>
+        <w:t xml:space="preserve">·</w:t>
+      </w:r>
+      <w:r>
+        <w:rPr>
+          <w:rFonts w:ascii="Consolas" w:hAnsi="Consolas" w:eastAsia="맑은 고딕"/>
+          <w:sz w:val="21"/>
+        </w:rPr>
+        <w:t xml:space="preserve">BINDING</w:t>
+      </w:r>
+      <w:r>
+        <w:rPr>
+          <w:rFonts w:ascii="맑은 고딕" w:hAnsi="맑은 고딕" w:eastAsia="맑은 고딕"/>
+          <w:sz w:val="21"/>
+        </w:rPr>
+        <w:t xml:space="preserve">·</w:t>
+      </w:r>
+      <w:r>
+        <w:rPr>
+          <w:rFonts w:ascii="Consolas" w:hAnsi="Consolas" w:eastAsia="맑은 고딕"/>
+          <w:sz w:val="21"/>
+        </w:rPr>
+        <w:t xml:space="preserve">AFFIRM</w:t>
+      </w:r>
+      <w:r>
+        <w:rPr>
+          <w:rFonts w:ascii="맑은 고딕" w:hAnsi="맑은 고딕" w:eastAsia="맑은 고딕"/>
+          <w:sz w:val="21"/>
+        </w:rPr>
+        <w:t xml:space="preserve"> 같은 설정 열을 가진다.</w:t>
       </w:r>
     </w:p>
     <w:p>
@@ -167,7 +479,7 @@
           <w:b/>
           <w:sz w:val="21"/>
         </w:rPr>
-        <w:t>[하-08] 정답: ① V$ARCHIVE_DEST_STATUS</w:t>
+        <w:t>[하-08] 정답: ③ V$ARCHIVE_DEST_STATUS</w:t>
       </w:r>
     </w:p>
     <w:p>
@@ -176,7 +488,77 @@
           <w:rFonts w:ascii="맑은 고딕" w:hAnsi="맑은 고딕" w:eastAsia="맑은 고딕"/>
           <w:sz w:val="21"/>
         </w:rPr>
-        <w:t>해설: 두 뷰 모두 `STATUS` 열이 있어 헷갈린다. `RECOVERY_MODE`가 있으면 `_STATUS`이고 `VALID_NOW`가 있으면 `V$ARCHIVE_DEST`다.</w:t>
+        <w:t xml:space="preserve">해설: 두 뷰 모두 </w:t>
+      </w:r>
+      <w:r>
+        <w:rPr>
+          <w:rFonts w:ascii="Consolas" w:hAnsi="Consolas" w:eastAsia="맑은 고딕"/>
+          <w:sz w:val="21"/>
+        </w:rPr>
+        <w:t xml:space="preserve">STATUS</w:t>
+      </w:r>
+      <w:r>
+        <w:rPr>
+          <w:rFonts w:ascii="맑은 고딕" w:hAnsi="맑은 고딕" w:eastAsia="맑은 고딕"/>
+          <w:sz w:val="21"/>
+        </w:rPr>
+        <w:t xml:space="preserve"> 열이 있어 헷갈린다. </w:t>
+      </w:r>
+      <w:r>
+        <w:rPr>
+          <w:rFonts w:ascii="Consolas" w:hAnsi="Consolas" w:eastAsia="맑은 고딕"/>
+          <w:sz w:val="21"/>
+        </w:rPr>
+        <w:t xml:space="preserve">RECOVERY_MODE</w:t>
+      </w:r>
+      <w:r>
+        <w:rPr>
+          <w:rFonts w:ascii="맑은 고딕" w:hAnsi="맑은 고딕" w:eastAsia="맑은 고딕"/>
+          <w:sz w:val="21"/>
+        </w:rPr>
+        <w:t xml:space="preserve">가 있으면 </w:t>
+      </w:r>
+      <w:r>
+        <w:rPr>
+          <w:rFonts w:ascii="Consolas" w:hAnsi="Consolas" w:eastAsia="맑은 고딕"/>
+          <w:sz w:val="21"/>
+        </w:rPr>
+        <w:t xml:space="preserve">_STATUS</w:t>
+      </w:r>
+      <w:r>
+        <w:rPr>
+          <w:rFonts w:ascii="맑은 고딕" w:hAnsi="맑은 고딕" w:eastAsia="맑은 고딕"/>
+          <w:sz w:val="21"/>
+        </w:rPr>
+        <w:t xml:space="preserve">이고 </w:t>
+      </w:r>
+      <w:r>
+        <w:rPr>
+          <w:rFonts w:ascii="Consolas" w:hAnsi="Consolas" w:eastAsia="맑은 고딕"/>
+          <w:sz w:val="21"/>
+        </w:rPr>
+        <w:t xml:space="preserve">VALID_NOW</w:t>
+      </w:r>
+      <w:r>
+        <w:rPr>
+          <w:rFonts w:ascii="맑은 고딕" w:hAnsi="맑은 고딕" w:eastAsia="맑은 고딕"/>
+          <w:sz w:val="21"/>
+        </w:rPr>
+        <w:t xml:space="preserve">가 있으면 </w:t>
+      </w:r>
+      <w:r>
+        <w:rPr>
+          <w:rFonts w:ascii="Consolas" w:hAnsi="Consolas" w:eastAsia="맑은 고딕"/>
+          <w:sz w:val="21"/>
+        </w:rPr>
+        <w:t xml:space="preserve">V$ARCHIVE_DEST</w:t>
+      </w:r>
+      <w:r>
+        <w:rPr>
+          <w:rFonts w:ascii="맑은 고딕" w:hAnsi="맑은 고딕" w:eastAsia="맑은 고딕"/>
+          <w:sz w:val="21"/>
+        </w:rPr>
+        <w:t xml:space="preserve">다.</w:t>
       </w:r>
     </w:p>
     <w:p>
@@ -195,7 +577,36 @@
           <w:rFonts w:ascii="맑은 고딕" w:hAnsi="맑은 고딕" w:eastAsia="맑은 고딕"/>
           <w:sz w:val="21"/>
         </w:rPr>
-        <w:t>해설: **로컬 목적지에는 적용이라는 개념이 없다.** 원격인 2번만 `MANAGED REAL TIME APPLY`였다.</w:t>
+        <w:t xml:space="preserve">해설: </w:t>
+      </w:r>
+      <w:r>
+        <w:rPr>
+          <w:rFonts w:ascii="맑은 고딕" w:hAnsi="맑은 고딕" w:eastAsia="맑은 고딕"/>
+          <w:b/>
+          <w:sz w:val="21"/>
+        </w:rPr>
+        <w:t xml:space="preserve">로컬 목적지에는 적용이라는 개념이 없다.</w:t>
+      </w:r>
+      <w:r>
+        <w:rPr>
+          <w:rFonts w:ascii="맑은 고딕" w:hAnsi="맑은 고딕" w:eastAsia="맑은 고딕"/>
+          <w:sz w:val="21"/>
+        </w:rPr>
+        <w:t xml:space="preserve"> 원격인 2번만 </w:t>
+      </w:r>
+      <w:r>
+        <w:rPr>
+          <w:rFonts w:ascii="Consolas" w:hAnsi="Consolas" w:eastAsia="맑은 고딕"/>
+          <w:sz w:val="21"/>
+        </w:rPr>
+        <w:t xml:space="preserve">MANAGED REAL TIME APPLY</w:t>
+      </w:r>
+      <w:r>
+        <w:rPr>
+          <w:rFonts w:ascii="맑은 고딕" w:hAnsi="맑은 고딕" w:eastAsia="맑은 고딕"/>
+          <w:sz w:val="21"/>
+        </w:rPr>
+        <w:t xml:space="preserve">였다.</w:t>
       </w:r>
     </w:p>
     <w:p>
@@ -205,7 +616,7 @@
           <w:b/>
           <w:sz w:val="21"/>
         </w:rPr>
-        <w:t>[하-10] 정답: ① VALID_TYPE=ONLINE_LOGFILE, VALID_ROLE=ALL_ROLES</w:t>
+        <w:t>[하-10] 정답: ③ VALID_TYPE=ONLINE_LOGFILE, VALID_ROLE=ALL_ROLES</w:t>
       </w:r>
     </w:p>
     <w:p>
@@ -214,7 +625,21 @@
           <w:rFonts w:ascii="맑은 고딕" w:hAnsi="맑은 고딕" w:eastAsia="맑은 고딕"/>
           <w:sz w:val="21"/>
         </w:rPr>
-        <w:t>해설: 7장에서 한 덩어리로 쓴 `VALID_FOR`가 뷰에서는 두 열로 분해되어 나타난다.</w:t>
+        <w:t xml:space="preserve">해설: 7장에서 한 덩어리로 쓴 </w:t>
+      </w:r>
+      <w:r>
+        <w:rPr>
+          <w:rFonts w:ascii="Consolas" w:hAnsi="Consolas" w:eastAsia="맑은 고딕"/>
+          <w:sz w:val="21"/>
+        </w:rPr>
+        <w:t xml:space="preserve">VALID_FOR</w:t>
+      </w:r>
+      <w:r>
+        <w:rPr>
+          <w:rFonts w:ascii="맑은 고딕" w:hAnsi="맑은 고딕" w:eastAsia="맑은 고딕"/>
+          <w:sz w:val="21"/>
+        </w:rPr>
+        <w:t xml:space="preserve">가 뷰에서는 두 열로 분해되어 나타난다.</w:t>
       </w:r>
     </w:p>
     <w:p>
@@ -224,7 +649,7 @@
           <w:b/>
           <w:sz w:val="21"/>
         </w:rPr>
-        <w:t>[하-11] 정답: ① ORA-12541: TNS:no listener</w:t>
+        <w:t>[하-11] 정답: ② ORA-12541: TNS:no listener</w:t>
       </w:r>
     </w:p>
     <w:p>
@@ -233,7 +658,44 @@
           <w:rFonts w:ascii="맑은 고딕" w:hAnsi="맑은 고딕" w:eastAsia="맑은 고딕"/>
           <w:sz w:val="21"/>
         </w:rPr>
-        <w:t>해설: **`ERROR` 열에 실제 원인이 그대로 들어 있다.** Broker의 `SHOW`는 "문제가 있다"까지만 말한다.</w:t>
+        <w:t xml:space="preserve">해설: </w:t>
+      </w:r>
+      <w:r>
+        <w:rPr>
+          <w:rFonts w:ascii="Consolas" w:hAnsi="Consolas" w:eastAsia="맑은 고딕"/>
+          <w:b/>
+          <w:sz w:val="21"/>
+        </w:rPr>
+        <w:t xml:space="preserve">ERROR</w:t>
+      </w:r>
+      <w:r>
+        <w:rPr>
+          <w:rFonts w:ascii="맑은 고딕" w:hAnsi="맑은 고딕" w:eastAsia="맑은 고딕"/>
+          <w:b/>
+          <w:sz w:val="21"/>
+        </w:rPr>
+        <w:t xml:space="preserve"> 열에 실제 원인이 그대로 들어 있다.</w:t>
+      </w:r>
+      <w:r>
+        <w:rPr>
+          <w:rFonts w:ascii="맑은 고딕" w:hAnsi="맑은 고딕" w:eastAsia="맑은 고딕"/>
+          <w:sz w:val="21"/>
+        </w:rPr>
+        <w:t xml:space="preserve"> Broker의 </w:t>
+      </w:r>
+      <w:r>
+        <w:rPr>
+          <w:rFonts w:ascii="Consolas" w:hAnsi="Consolas" w:eastAsia="맑은 고딕"/>
+          <w:sz w:val="21"/>
+        </w:rPr>
+        <w:t xml:space="preserve">SHOW</w:t>
+      </w:r>
+      <w:r>
+        <w:rPr>
+          <w:rFonts w:ascii="맑은 고딕" w:hAnsi="맑은 고딕" w:eastAsia="맑은 고딕"/>
+          <w:sz w:val="21"/>
+        </w:rPr>
+        <w:t xml:space="preserve">는 "문제가 있다"까지만 말한다.</w:t>
       </w:r>
     </w:p>
     <w:p>
@@ -243,7 +705,7 @@
           <w:b/>
           <w:sz w:val="21"/>
         </w:rPr>
-        <w:t>[하-12] 정답: ① ERROR / INACTIVE</w:t>
+        <w:t>[하-12] 정답: ④ ERROR / INACTIVE</w:t>
       </w:r>
     </w:p>
     <w:p>
@@ -252,7 +714,21 @@
           <w:rFonts w:ascii="맑은 고딕" w:hAnsi="맑은 고딕" w:eastAsia="맑은 고딕"/>
           <w:sz w:val="21"/>
         </w:rPr>
-        <w:t>해설: 세 열이 한꺼번에 바뀌었다. `VALID_NOW=INACTIVE`는 설정은 유효한데 지금 동작하지 않는다는 뜻이다.</w:t>
+        <w:t xml:space="preserve">해설: 세 열이 한꺼번에 바뀌었다. </w:t>
+      </w:r>
+      <w:r>
+        <w:rPr>
+          <w:rFonts w:ascii="Consolas" w:hAnsi="Consolas" w:eastAsia="맑은 고딕"/>
+          <w:sz w:val="21"/>
+        </w:rPr>
+        <w:t xml:space="preserve">VALID_NOW=INACTIVE</w:t>
+      </w:r>
+      <w:r>
+        <w:rPr>
+          <w:rFonts w:ascii="맑은 고딕" w:hAnsi="맑은 고딕" w:eastAsia="맑은 고딕"/>
+          <w:sz w:val="21"/>
+        </w:rPr>
+        <w:t xml:space="preserve">는 설정은 유효한데 지금 동작하지 않는다는 뜻이다.</w:t>
       </w:r>
     </w:p>
     <w:p>
@@ -271,7 +747,84 @@
           <w:rFonts w:ascii="맑은 고딕" w:hAnsi="맑은 고딕" w:eastAsia="맑은 고딕"/>
           <w:sz w:val="21"/>
         </w:rPr>
-        <w:t>해설: 14장에서 Broker로 껐을 때는 `RESET`이었다. **파라미터가 `ENABLE`인데 `STATUS`가 `ERROR`이면 장애**라는 조합 판정이 여기서 나온다.</w:t>
+        <w:t xml:space="preserve">해설: 14장에서 Broker로 껐을 때는 </w:t>
+      </w:r>
+      <w:r>
+        <w:rPr>
+          <w:rFonts w:ascii="Consolas" w:hAnsi="Consolas" w:eastAsia="맑은 고딕"/>
+          <w:sz w:val="21"/>
+        </w:rPr>
+        <w:t xml:space="preserve">RESET</w:t>
+      </w:r>
+      <w:r>
+        <w:rPr>
+          <w:rFonts w:ascii="맑은 고딕" w:hAnsi="맑은 고딕" w:eastAsia="맑은 고딕"/>
+          <w:sz w:val="21"/>
+        </w:rPr>
+        <w:t xml:space="preserve">이었다. </w:t>
+      </w:r>
+      <w:r>
+        <w:rPr>
+          <w:rFonts w:ascii="맑은 고딕" w:hAnsi="맑은 고딕" w:eastAsia="맑은 고딕"/>
+          <w:b/>
+          <w:sz w:val="21"/>
+        </w:rPr>
+        <w:t xml:space="preserve">파라미터가 </w:t>
+      </w:r>
+      <w:r>
+        <w:rPr>
+          <w:rFonts w:ascii="Consolas" w:hAnsi="Consolas" w:eastAsia="맑은 고딕"/>
+          <w:b/>
+          <w:sz w:val="21"/>
+        </w:rPr>
+        <w:t xml:space="preserve">ENABLE</w:t>
+      </w:r>
+      <w:r>
+        <w:rPr>
+          <w:rFonts w:ascii="맑은 고딕" w:hAnsi="맑은 고딕" w:eastAsia="맑은 고딕"/>
+          <w:b/>
+          <w:sz w:val="21"/>
+        </w:rPr>
+        <w:t xml:space="preserve">인데 </w:t>
+      </w:r>
+      <w:r>
+        <w:rPr>
+          <w:rFonts w:ascii="Consolas" w:hAnsi="Consolas" w:eastAsia="맑은 고딕"/>
+          <w:b/>
+          <w:sz w:val="21"/>
+        </w:rPr>
+        <w:t xml:space="preserve">STATUS</w:t>
+      </w:r>
+      <w:r>
+        <w:rPr>
+          <w:rFonts w:ascii="맑은 고딕" w:hAnsi="맑은 고딕" w:eastAsia="맑은 고딕"/>
+          <w:b/>
+          <w:sz w:val="21"/>
+        </w:rPr>
+        <w:t xml:space="preserve">가 </w:t>
+      </w:r>
+      <w:r>
+        <w:rPr>
+          <w:rFonts w:ascii="Consolas" w:hAnsi="Consolas" w:eastAsia="맑은 고딕"/>
+          <w:b/>
+          <w:sz w:val="21"/>
+        </w:rPr>
+        <w:t xml:space="preserve">ERROR</w:t>
+      </w:r>
+      <w:r>
+        <w:rPr>
+          <w:rFonts w:ascii="맑은 고딕" w:hAnsi="맑은 고딕" w:eastAsia="맑은 고딕"/>
+          <w:b/>
+          <w:sz w:val="21"/>
+        </w:rPr>
+        <w:t xml:space="preserve">이면 장애</w:t>
+      </w:r>
+      <w:r>
+        <w:rPr>
+          <w:rFonts w:ascii="맑은 고딕" w:hAnsi="맑은 고딕" w:eastAsia="맑은 고딕"/>
+          <w:sz w:val="21"/>
+        </w:rPr>
+        <w:t xml:space="preserve">라는 조합 판정이 여기서 나온다.</w:t>
       </w:r>
     </w:p>
     <w:p>
@@ -281,7 +834,7 @@
           <w:b/>
           <w:sz w:val="21"/>
         </w:rPr>
-        <w:t>[하-14] 정답: ① WAIT_FOR_LOG</w:t>
+        <w:t>[하-14] 정답: ③ WAIT_FOR_LOG</w:t>
       </w:r>
     </w:p>
     <w:p>
@@ -309,7 +862,52 @@
           <w:rFonts w:ascii="맑은 고딕" w:hAnsi="맑은 고딕" w:eastAsia="맑은 고딕"/>
           <w:sz w:val="21"/>
         </w:rPr>
-        <w:t>해설: **Primary에서 적용 여부를 볼 때는 `WHERE dest_id=2`가 필수**다. 빼면 항상 절반이 `NO`로 나온다.</w:t>
+        <w:t xml:space="preserve">해설: </w:t>
+      </w:r>
+      <w:r>
+        <w:rPr>
+          <w:rFonts w:ascii="맑은 고딕" w:hAnsi="맑은 고딕" w:eastAsia="맑은 고딕"/>
+          <w:b/>
+          <w:sz w:val="21"/>
+        </w:rPr>
+        <w:t xml:space="preserve">Primary에서 적용 여부를 볼 때는 </w:t>
+      </w:r>
+      <w:r>
+        <w:rPr>
+          <w:rFonts w:ascii="Consolas" w:hAnsi="Consolas" w:eastAsia="맑은 고딕"/>
+          <w:b/>
+          <w:sz w:val="21"/>
+        </w:rPr>
+        <w:t xml:space="preserve">WHERE dest_id=2</w:t>
+      </w:r>
+      <w:r>
+        <w:rPr>
+          <w:rFonts w:ascii="맑은 고딕" w:hAnsi="맑은 고딕" w:eastAsia="맑은 고딕"/>
+          <w:b/>
+          <w:sz w:val="21"/>
+        </w:rPr>
+        <w:t xml:space="preserve">가 필수</w:t>
+      </w:r>
+      <w:r>
+        <w:rPr>
+          <w:rFonts w:ascii="맑은 고딕" w:hAnsi="맑은 고딕" w:eastAsia="맑은 고딕"/>
+          <w:sz w:val="21"/>
+        </w:rPr>
+        <w:t xml:space="preserve">다. 빼면 항상 절반이 </w:t>
+      </w:r>
+      <w:r>
+        <w:rPr>
+          <w:rFonts w:ascii="Consolas" w:hAnsi="Consolas" w:eastAsia="맑은 고딕"/>
+          <w:sz w:val="21"/>
+        </w:rPr>
+        <w:t xml:space="preserve">NO</w:t>
+      </w:r>
+      <w:r>
+        <w:rPr>
+          <w:rFonts w:ascii="맑은 고딕" w:hAnsi="맑은 고딕" w:eastAsia="맑은 고딕"/>
+          <w:sz w:val="21"/>
+        </w:rPr>
+        <w:t xml:space="preserve">로 나온다.</w:t>
       </w:r>
     </w:p>
     <w:p>
@@ -319,7 +917,7 @@
           <w:b/>
           <w:sz w:val="21"/>
         </w:rPr>
-        <w:t>[하-16] 정답: ① SRL에서 직접 읽으므로 아카이브 기준 값이 채워지지 않는다</w:t>
+        <w:t>[하-16] 정답: ④ SRL에서 직접 읽으므로 아카이브 기준 값이 채워지지 않는다</w:t>
       </w:r>
     </w:p>
     <w:p>
@@ -328,7 +926,35 @@
           <w:rFonts w:ascii="맑은 고딕" w:hAnsi="맑은 고딕" w:eastAsia="맑은 고딕"/>
           <w:sz w:val="21"/>
         </w:rPr>
-        <w:t>해설: `RECOVERY_MODE`가 `MANAGED REAL TIME APPLY`라는 것이 근거다. 이 값을 감시 지표로 쓰면 상시 경보가 뜬다.</w:t>
+        <w:t xml:space="preserve">해설: </w:t>
+      </w:r>
+      <w:r>
+        <w:rPr>
+          <w:rFonts w:ascii="Consolas" w:hAnsi="Consolas" w:eastAsia="맑은 고딕"/>
+          <w:sz w:val="21"/>
+        </w:rPr>
+        <w:t xml:space="preserve">RECOVERY_MODE</w:t>
+      </w:r>
+      <w:r>
+        <w:rPr>
+          <w:rFonts w:ascii="맑은 고딕" w:hAnsi="맑은 고딕" w:eastAsia="맑은 고딕"/>
+          <w:sz w:val="21"/>
+        </w:rPr>
+        <w:t xml:space="preserve">가 </w:t>
+      </w:r>
+      <w:r>
+        <w:rPr>
+          <w:rFonts w:ascii="Consolas" w:hAnsi="Consolas" w:eastAsia="맑은 고딕"/>
+          <w:sz w:val="21"/>
+        </w:rPr>
+        <w:t xml:space="preserve">MANAGED REAL TIME APPLY</w:t>
+      </w:r>
+      <w:r>
+        <w:rPr>
+          <w:rFonts w:ascii="맑은 고딕" w:hAnsi="맑은 고딕" w:eastAsia="맑은 고딕"/>
+          <w:sz w:val="21"/>
+        </w:rPr>
+        <w:t xml:space="preserve">라는 것이 근거다. 이 값을 감시 지표로 쓰면 상시 경보가 뜬다.</w:t>
       </w:r>
     </w:p>
     <w:p>
@@ -347,7 +973,21 @@
           <w:rFonts w:ascii="맑은 고딕" w:hAnsi="맑은 고딕" w:eastAsia="맑은 고딕"/>
           <w:sz w:val="21"/>
         </w:rPr>
-        <w:t>해설: 비트마스크이며 동적 파라미터다. 다만 `SCOPE=BOTH`로 저장되므로 반드시 되돌려야 한다.</w:t>
+        <w:t xml:space="preserve">해설: 비트마스크이며 동적 파라미터다. 다만 </w:t>
+      </w:r>
+      <w:r>
+        <w:rPr>
+          <w:rFonts w:ascii="Consolas" w:hAnsi="Consolas" w:eastAsia="맑은 고딕"/>
+          <w:sz w:val="21"/>
+        </w:rPr>
+        <w:t xml:space="preserve">SCOPE=BOTH</w:t>
+      </w:r>
+      <w:r>
+        <w:rPr>
+          <w:rFonts w:ascii="맑은 고딕" w:hAnsi="맑은 고딕" w:eastAsia="맑은 고딕"/>
+          <w:sz w:val="21"/>
+        </w:rPr>
+        <w:t xml:space="preserve">로 저장되므로 반드시 되돌려야 한다.</w:t>
       </w:r>
     </w:p>
     <w:p>
@@ -357,7 +997,7 @@
           <w:b/>
           <w:sz w:val="21"/>
         </w:rPr>
-        <w:t>[하-18] 정답: ① ORA-02017: integer value required</w:t>
+        <w:t>[하-18] 정답: ④ ORA-02017: integer value required</w:t>
       </w:r>
     </w:p>
     <w:p>
@@ -366,7 +1006,50 @@
           <w:rFonts w:ascii="맑은 고딕" w:hAnsi="맑은 고딕" w:eastAsia="맑은 고딕"/>
           <w:sz w:val="21"/>
         </w:rPr>
-        <w:t>해설: 실측에서 음수(`-1`)와 문자열(`'high'`) 모두 같은 오류였다. **오류 메시지가 원인을 정확히 설명하지 않는 예**다.</w:t>
+        <w:t xml:space="preserve">해설: 실측에서 음수(</w:t>
+      </w:r>
+      <w:r>
+        <w:rPr>
+          <w:rFonts w:ascii="Consolas" w:hAnsi="Consolas" w:eastAsia="맑은 고딕"/>
+          <w:sz w:val="21"/>
+        </w:rPr>
+        <w:t xml:space="preserve">-1</w:t>
+      </w:r>
+      <w:r>
+        <w:rPr>
+          <w:rFonts w:ascii="맑은 고딕" w:hAnsi="맑은 고딕" w:eastAsia="맑은 고딕"/>
+          <w:sz w:val="21"/>
+        </w:rPr>
+        <w:t xml:space="preserve">)와 문자열(</w:t>
+      </w:r>
+      <w:r>
+        <w:rPr>
+          <w:rFonts w:ascii="Consolas" w:hAnsi="Consolas" w:eastAsia="맑은 고딕"/>
+          <w:sz w:val="21"/>
+        </w:rPr>
+        <w:t xml:space="preserve">'high'</w:t>
+      </w:r>
+      <w:r>
+        <w:rPr>
+          <w:rFonts w:ascii="맑은 고딕" w:hAnsi="맑은 고딕" w:eastAsia="맑은 고딕"/>
+          <w:sz w:val="21"/>
+        </w:rPr>
+        <w:t xml:space="preserve">) 모두 같은 오류였다. </w:t>
+      </w:r>
+      <w:r>
+        <w:rPr>
+          <w:rFonts w:ascii="맑은 고딕" w:hAnsi="맑은 고딕" w:eastAsia="맑은 고딕"/>
+          <w:b/>
+          <w:sz w:val="21"/>
+        </w:rPr>
+        <w:t xml:space="preserve">오류 메시지가 원인을 정확히 설명하지 않는 예</w:t>
+      </w:r>
+      <w:r>
+        <w:rPr>
+          <w:rFonts w:ascii="맑은 고딕" w:hAnsi="맑은 고딕" w:eastAsia="맑은 고딕"/>
+          <w:sz w:val="21"/>
+        </w:rPr>
+        <w:t xml:space="preserve">다.</w:t>
       </w:r>
     </w:p>
     <w:p>
@@ -376,7 +1059,7 @@
           <w:b/>
           <w:sz w:val="21"/>
         </w:rPr>
-        <w:t>[하-19] 정답: ① &amp;lt;SID&amp;gt;_&amp;lt;프로세스&amp;gt;_&amp;lt;PID&amp;gt;.trc</w:t>
+        <w:t>[하-19] 정답: ④ &amp;lt;SID&amp;gt;_&amp;lt;프로세스&amp;gt;_&amp;lt;PID&amp;gt;.trc</w:t>
       </w:r>
     </w:p>
     <w:p>
@@ -385,7 +1068,49 @@
           <w:rFonts w:ascii="맑은 고딕" w:hAnsi="맑은 고딕" w:eastAsia="맑은 고딕"/>
           <w:sz w:val="21"/>
         </w:rPr>
-        <w:t>해설: 실측 `chicago_arc1_2482.trc`·`chicago_tt04_7487.trc`. 위치는 ADR의 trace 디렉터리로, 14장에서 `EXPORT CONFIGURATION`이 떨어진 곳과 같다.</w:t>
+        <w:t xml:space="preserve">해설: 실측 </w:t>
+      </w:r>
+      <w:r>
+        <w:rPr>
+          <w:rFonts w:ascii="Consolas" w:hAnsi="Consolas" w:eastAsia="맑은 고딕"/>
+          <w:sz w:val="21"/>
+        </w:rPr>
+        <w:t xml:space="preserve">chicago_arc1_2482.trc</w:t>
+      </w:r>
+      <w:r>
+        <w:rPr>
+          <w:rFonts w:ascii="맑은 고딕" w:hAnsi="맑은 고딕" w:eastAsia="맑은 고딕"/>
+          <w:sz w:val="21"/>
+        </w:rPr>
+        <w:t xml:space="preserve">·</w:t>
+      </w:r>
+      <w:r>
+        <w:rPr>
+          <w:rFonts w:ascii="Consolas" w:hAnsi="Consolas" w:eastAsia="맑은 고딕"/>
+          <w:sz w:val="21"/>
+        </w:rPr>
+        <w:t xml:space="preserve">chicago_tt04_7487.trc</w:t>
+      </w:r>
+      <w:r>
+        <w:rPr>
+          <w:rFonts w:ascii="맑은 고딕" w:hAnsi="맑은 고딕" w:eastAsia="맑은 고딕"/>
+          <w:sz w:val="21"/>
+        </w:rPr>
+        <w:t xml:space="preserve">. 위치는 ADR의 trace 디렉터리로, 14장에서 </w:t>
+      </w:r>
+      <w:r>
+        <w:rPr>
+          <w:rFonts w:ascii="Consolas" w:hAnsi="Consolas" w:eastAsia="맑은 고딕"/>
+          <w:sz w:val="21"/>
+        </w:rPr>
+        <w:t xml:space="preserve">EXPORT CONFIGURATION</w:t>
+      </w:r>
+      <w:r>
+        <w:rPr>
+          <w:rFonts w:ascii="맑은 고딕" w:hAnsi="맑은 고딕" w:eastAsia="맑은 고딕"/>
+          <w:sz w:val="21"/>
+        </w:rPr>
+        <w:t xml:space="preserve">이 떨어진 곳과 같다.</w:t>
       </w:r>
     </w:p>
     <w:p>
@@ -404,7 +1129,35 @@
           <w:rFonts w:ascii="맑은 고딕" w:hAnsi="맑은 고딕" w:eastAsia="맑은 고딕"/>
           <w:sz w:val="21"/>
         </w:rPr>
-        <w:t>해설: 열 이름은 `ORA-00904: invalid identifier`, 뷰 이름이나 권한은 `ORA-00942: table or view does not exist`다. 번호로 어디를 고칠지가 정해진다.</w:t>
+        <w:t xml:space="preserve">해설: 열 이름은 </w:t>
+      </w:r>
+      <w:r>
+        <w:rPr>
+          <w:rFonts w:ascii="Consolas" w:hAnsi="Consolas" w:eastAsia="맑은 고딕"/>
+          <w:sz w:val="21"/>
+        </w:rPr>
+        <w:t xml:space="preserve">ORA-00904: invalid identifier</w:t>
+      </w:r>
+      <w:r>
+        <w:rPr>
+          <w:rFonts w:ascii="맑은 고딕" w:hAnsi="맑은 고딕" w:eastAsia="맑은 고딕"/>
+          <w:sz w:val="21"/>
+        </w:rPr>
+        <w:t xml:space="preserve">, 뷰 이름이나 권한은 </w:t>
+      </w:r>
+      <w:r>
+        <w:rPr>
+          <w:rFonts w:ascii="Consolas" w:hAnsi="Consolas" w:eastAsia="맑은 고딕"/>
+          <w:sz w:val="21"/>
+        </w:rPr>
+        <w:t xml:space="preserve">ORA-00942: table or view does not exist</w:t>
+      </w:r>
+      <w:r>
+        <w:rPr>
+          <w:rFonts w:ascii="맑은 고딕" w:hAnsi="맑은 고딕" w:eastAsia="맑은 고딕"/>
+          <w:sz w:val="21"/>
+        </w:rPr>
+        <w:t xml:space="preserve">다. 번호로 어디를 고칠지가 정해진다.</w:t>
       </w:r>
     </w:p>
     <w:p>
@@ -422,7 +1175,7 @@
           <w:b/>
           <w:sz w:val="21"/>
         </w:rPr>
-        <w:t>[중-01] 정답: ① boston은 OMF가 그룹당 멤버를 둘씩 만들었다</w:t>
+        <w:t>[중-01] 정답: ③ boston은 OMF가 그룹당 멤버를 둘씩 만들었다</w:t>
       </w:r>
     </w:p>
     <w:p>
@@ -431,7 +1184,43 @@
           <w:rFonts w:ascii="맑은 고딕" w:hAnsi="맑은 고딕" w:eastAsia="맑은 고딕"/>
           <w:sz w:val="21"/>
         </w:rPr>
-        <w:t>해설: 6장에서 `DB_CREATE_ONLINE_LOG_DEST_1`과 `_2`를 지정했기 때문이다. chicago는 손으로 만들어 그룹당 하나였다. **양쪽 다중화 수준이 다르며 역할이 바뀌면 그것도 함께 바뀐다.**</w:t>
+        <w:t xml:space="preserve">해설: 6장에서 </w:t>
+      </w:r>
+      <w:r>
+        <w:rPr>
+          <w:rFonts w:ascii="Consolas" w:hAnsi="Consolas" w:eastAsia="맑은 고딕"/>
+          <w:sz w:val="21"/>
+        </w:rPr>
+        <w:t xml:space="preserve">DB_CREATE_ONLINE_LOG_DEST_1</w:t>
+      </w:r>
+      <w:r>
+        <w:rPr>
+          <w:rFonts w:ascii="맑은 고딕" w:hAnsi="맑은 고딕" w:eastAsia="맑은 고딕"/>
+          <w:sz w:val="21"/>
+        </w:rPr>
+        <w:t xml:space="preserve">과 </w:t>
+      </w:r>
+      <w:r>
+        <w:rPr>
+          <w:rFonts w:ascii="Consolas" w:hAnsi="Consolas" w:eastAsia="맑은 고딕"/>
+          <w:sz w:val="21"/>
+        </w:rPr>
+        <w:t xml:space="preserve">_2</w:t>
+      </w:r>
+      <w:r>
+        <w:rPr>
+          <w:rFonts w:ascii="맑은 고딕" w:hAnsi="맑은 고딕" w:eastAsia="맑은 고딕"/>
+          <w:sz w:val="21"/>
+        </w:rPr>
+        <w:t xml:space="preserve">를 지정했기 때문이다. chicago는 손으로 만들어 그룹당 하나였다. </w:t>
+      </w:r>
+      <w:r>
+        <w:rPr>
+          <w:rFonts w:ascii="맑은 고딕" w:hAnsi="맑은 고딕" w:eastAsia="맑은 고딕"/>
+          <w:b/>
+          <w:sz w:val="21"/>
+        </w:rPr>
+        <w:t xml:space="preserve">양쪽 다중화 수준이 다르며 역할이 바뀌면 그것도 함께 바뀐다.</w:t>
       </w:r>
     </w:p>
     <w:p>
@@ -469,7 +1258,21 @@
           <w:rFonts w:ascii="맑은 고딕" w:hAnsi="맑은 고딕" w:eastAsia="맑은 고딕"/>
           <w:sz w:val="21"/>
         </w:rPr>
-        <w:t>해설: Primary의 SRL은 전환 후를 대비해 만들어 둔 것이라 전부 `UNASSIGNED`다. 뷰가 오류 없이 조회되므로 스크립트가 알아채지 못한다.</w:t>
+        <w:t xml:space="preserve">해설: Primary의 SRL은 전환 후를 대비해 만들어 둔 것이라 전부 </w:t>
+      </w:r>
+      <w:r>
+        <w:rPr>
+          <w:rFonts w:ascii="Consolas" w:hAnsi="Consolas" w:eastAsia="맑은 고딕"/>
+          <w:sz w:val="21"/>
+        </w:rPr>
+        <w:t xml:space="preserve">UNASSIGNED</w:t>
+      </w:r>
+      <w:r>
+        <w:rPr>
+          <w:rFonts w:ascii="맑은 고딕" w:hAnsi="맑은 고딕" w:eastAsia="맑은 고딕"/>
+          <w:sz w:val="21"/>
+        </w:rPr>
+        <w:t xml:space="preserve">다. 뷰가 오류 없이 조회되므로 스크립트가 알아채지 못한다.</w:t>
       </w:r>
     </w:p>
     <w:p>
@@ -479,7 +1282,7 @@
           <w:b/>
           <w:sz w:val="21"/>
         </w:rPr>
-        <w:t>[중-04] 정답: ① 로컬 목적지이므로 보호 모드와 무관하다</w:t>
+        <w:t>[중-04] 정답: ③ 로컬 목적지이므로 보호 모드와 무관하다</w:t>
       </w:r>
     </w:p>
     <w:p>
@@ -488,7 +1291,49 @@
           <w:rFonts w:ascii="맑은 고딕" w:hAnsi="맑은 고딕" w:eastAsia="맑은 고딕"/>
           <w:sz w:val="21"/>
         </w:rPr>
-        <w:t>해설: 네트워크 전송이 아니라 로컬 디스크 쓰기이며, 여기서의 `SYNCHRONOUS`는 프로세스가 기다린다는 뜻일 뿐이다. 보호 모드와 연결되는 열은 `AFFIRM`이며 실측은 `NO`였다.</w:t>
+        <w:t xml:space="preserve">해설: 네트워크 전송이 아니라 로컬 디스크 쓰기이며, 여기서의 </w:t>
+      </w:r>
+      <w:r>
+        <w:rPr>
+          <w:rFonts w:ascii="Consolas" w:hAnsi="Consolas" w:eastAsia="맑은 고딕"/>
+          <w:sz w:val="21"/>
+        </w:rPr>
+        <w:t xml:space="preserve">SYNCHRONOUS</w:t>
+      </w:r>
+      <w:r>
+        <w:rPr>
+          <w:rFonts w:ascii="맑은 고딕" w:hAnsi="맑은 고딕" w:eastAsia="맑은 고딕"/>
+          <w:sz w:val="21"/>
+        </w:rPr>
+        <w:t xml:space="preserve">는 프로세스가 기다린다는 뜻일 뿐이다. 보호 모드와 연결되는 열은 </w:t>
+      </w:r>
+      <w:r>
+        <w:rPr>
+          <w:rFonts w:ascii="Consolas" w:hAnsi="Consolas" w:eastAsia="맑은 고딕"/>
+          <w:sz w:val="21"/>
+        </w:rPr>
+        <w:t xml:space="preserve">AFFIRM</w:t>
+      </w:r>
+      <w:r>
+        <w:rPr>
+          <w:rFonts w:ascii="맑은 고딕" w:hAnsi="맑은 고딕" w:eastAsia="맑은 고딕"/>
+          <w:sz w:val="21"/>
+        </w:rPr>
+        <w:t xml:space="preserve">이며 실측은 </w:t>
+      </w:r>
+      <w:r>
+        <w:rPr>
+          <w:rFonts w:ascii="Consolas" w:hAnsi="Consolas" w:eastAsia="맑은 고딕"/>
+          <w:sz w:val="21"/>
+        </w:rPr>
+        <w:t xml:space="preserve">NO</w:t>
+      </w:r>
+      <w:r>
+        <w:rPr>
+          <w:rFonts w:ascii="맑은 고딕" w:hAnsi="맑은 고딕" w:eastAsia="맑은 고딕"/>
+          <w:sz w:val="21"/>
+        </w:rPr>
+        <w:t xml:space="preserve">였다.</w:t>
       </w:r>
     </w:p>
     <w:p>
@@ -498,7 +1343,7 @@
           <w:b/>
           <w:sz w:val="21"/>
         </w:rPr>
-        <w:t>[중-05] 정답: ① 쓰지 않는 목적지의 설정이 비어 있어서</w:t>
+        <w:t>[중-05] 정답: ④ 쓰지 않는 목적지의 설정이 비어 있어서</w:t>
       </w:r>
     </w:p>
     <w:p>
@@ -507,7 +1352,53 @@
           <w:rFonts w:ascii="맑은 고딕" w:hAnsi="맑은 고딕" w:eastAsia="맑은 고딕"/>
           <w:sz w:val="21"/>
         </w:rPr>
-        <w:t>해설: 이 뷰는 목적지 31개(19c 기준)를 전부 보여 준다. 10장에서 Far Sync를 막 설정한 직후에도 `UNKNOWN`이었으므로, **`UNKNOWN`을 보면 `DESTINATION`이 비어 있는지 먼저 확인한다.**</w:t>
+        <w:t xml:space="preserve">해설: 이 뷰는 목적지 31개(19c 기준)를 전부 보여 준다. 10장에서 Far Sync를 막 설정한 직후에도 </w:t>
+      </w:r>
+      <w:r>
+        <w:rPr>
+          <w:rFonts w:ascii="Consolas" w:hAnsi="Consolas" w:eastAsia="맑은 고딕"/>
+          <w:sz w:val="21"/>
+        </w:rPr>
+        <w:t xml:space="preserve">UNKNOWN</w:t>
+      </w:r>
+      <w:r>
+        <w:rPr>
+          <w:rFonts w:ascii="맑은 고딕" w:hAnsi="맑은 고딕" w:eastAsia="맑은 고딕"/>
+          <w:sz w:val="21"/>
+        </w:rPr>
+        <w:t xml:space="preserve">이었으므로, </w:t>
+      </w:r>
+      <w:r>
+        <w:rPr>
+          <w:rFonts w:ascii="Consolas" w:hAnsi="Consolas" w:eastAsia="맑은 고딕"/>
+          <w:b/>
+          <w:sz w:val="21"/>
+        </w:rPr>
+        <w:t xml:space="preserve">UNKNOWN</w:t>
+      </w:r>
+      <w:r>
+        <w:rPr>
+          <w:rFonts w:ascii="맑은 고딕" w:hAnsi="맑은 고딕" w:eastAsia="맑은 고딕"/>
+          <w:b/>
+          <w:sz w:val="21"/>
+        </w:rPr>
+        <w:t xml:space="preserve">을 보면 </w:t>
+      </w:r>
+      <w:r>
+        <w:rPr>
+          <w:rFonts w:ascii="Consolas" w:hAnsi="Consolas" w:eastAsia="맑은 고딕"/>
+          <w:b/>
+          <w:sz w:val="21"/>
+        </w:rPr>
+        <w:t xml:space="preserve">DESTINATION</w:t>
+      </w:r>
+      <w:r>
+        <w:rPr>
+          <w:rFonts w:ascii="맑은 고딕" w:hAnsi="맑은 고딕" w:eastAsia="맑은 고딕"/>
+          <w:b/>
+          <w:sz w:val="21"/>
+        </w:rPr>
+        <w:t xml:space="preserve">이 비어 있는지 먼저 확인한다.</w:t>
       </w:r>
     </w:p>
     <w:p>
@@ -517,7 +1408,7 @@
           <w:b/>
           <w:sz w:val="21"/>
         </w:rPr>
-        <w:t>[중-06] 정답: ① Broker가 Standby 쪽 2번을 비워 두었다</w:t>
+        <w:t>[중-06] 정답: ④ Broker가 Standby 쪽 2번을 비워 두었다</w:t>
       </w:r>
     </w:p>
     <w:p>
@@ -536,7 +1427,7 @@
           <w:b/>
           <w:sz w:val="21"/>
         </w:rPr>
-        <w:t>[중-07] 정답: ① 12541</w:t>
+        <w:t>[중-07] 정답: ② 12541</w:t>
       </w:r>
     </w:p>
     <w:p>
@@ -545,7 +1436,76 @@
           <w:rFonts w:ascii="맑은 고딕" w:hAnsi="맑은 고딕" w:eastAsia="맑은 고딕"/>
           <w:sz w:val="21"/>
         </w:rPr>
-        <w:t>해설: `Check whether the listener is up and running.` 행이다. **`SEVERITY`가 `Warning`인데 `ERROR_CODE`는 0이 아니다.** 14장에서 본 경우와 반대다.</w:t>
+        <w:t xml:space="preserve">해설: </w:t>
+      </w:r>
+      <w:r>
+        <w:rPr>
+          <w:rFonts w:ascii="Consolas" w:hAnsi="Consolas" w:eastAsia="맑은 고딕"/>
+          <w:sz w:val="21"/>
+        </w:rPr>
+        <w:t xml:space="preserve">Check whether the listener is up and running.</w:t>
+      </w:r>
+      <w:r>
+        <w:rPr>
+          <w:rFonts w:ascii="맑은 고딕" w:hAnsi="맑은 고딕" w:eastAsia="맑은 고딕"/>
+          <w:sz w:val="21"/>
+        </w:rPr>
+        <w:t xml:space="preserve"> 행이다. </w:t>
+      </w:r>
+      <w:r>
+        <w:rPr>
+          <w:rFonts w:ascii="Consolas" w:hAnsi="Consolas" w:eastAsia="맑은 고딕"/>
+          <w:b/>
+          <w:sz w:val="21"/>
+        </w:rPr>
+        <w:t xml:space="preserve">SEVERITY</w:t>
+      </w:r>
+      <w:r>
+        <w:rPr>
+          <w:rFonts w:ascii="맑은 고딕" w:hAnsi="맑은 고딕" w:eastAsia="맑은 고딕"/>
+          <w:b/>
+          <w:sz w:val="21"/>
+        </w:rPr>
+        <w:t xml:space="preserve">가 </w:t>
+      </w:r>
+      <w:r>
+        <w:rPr>
+          <w:rFonts w:ascii="Consolas" w:hAnsi="Consolas" w:eastAsia="맑은 고딕"/>
+          <w:b/>
+          <w:sz w:val="21"/>
+        </w:rPr>
+        <w:t xml:space="preserve">Warning</w:t>
+      </w:r>
+      <w:r>
+        <w:rPr>
+          <w:rFonts w:ascii="맑은 고딕" w:hAnsi="맑은 고딕" w:eastAsia="맑은 고딕"/>
+          <w:b/>
+          <w:sz w:val="21"/>
+        </w:rPr>
+        <w:t xml:space="preserve">인데 </w:t>
+      </w:r>
+      <w:r>
+        <w:rPr>
+          <w:rFonts w:ascii="Consolas" w:hAnsi="Consolas" w:eastAsia="맑은 고딕"/>
+          <w:b/>
+          <w:sz w:val="21"/>
+        </w:rPr>
+        <w:t xml:space="preserve">ERROR_CODE</w:t>
+      </w:r>
+      <w:r>
+        <w:rPr>
+          <w:rFonts w:ascii="맑은 고딕" w:hAnsi="맑은 고딕" w:eastAsia="맑은 고딕"/>
+          <w:b/>
+          <w:sz w:val="21"/>
+        </w:rPr>
+        <w:t xml:space="preserve">는 0이 아니다.</w:t>
+      </w:r>
+      <w:r>
+        <w:rPr>
+          <w:rFonts w:ascii="맑은 고딕" w:hAnsi="맑은 고딕" w:eastAsia="맑은 고딕"/>
+          <w:sz w:val="21"/>
+        </w:rPr>
+        <w:t xml:space="preserve"> 14장에서 본 경우와 반대다.</w:t>
       </w:r>
     </w:p>
     <w:p>
@@ -555,7 +1515,39 @@
           <w:b/>
           <w:sz w:val="21"/>
         </w:rPr>
-        <w:t>[중-08] 정답: ① `SEVERITY`가 아니라 `ERROR_CODE`로 판정한다</w:t>
+        <w:t xml:space="preserve">[중-08] 정답: ② </w:t>
+      </w:r>
+      <w:r>
+        <w:rPr>
+          <w:rFonts w:ascii="Consolas" w:hAnsi="Consolas" w:eastAsia="맑은 고딕"/>
+          <w:b/>
+          <w:sz w:val="21"/>
+        </w:rPr>
+        <w:t xml:space="preserve">SEVERITY</w:t>
+      </w:r>
+      <w:r>
+        <w:rPr>
+          <w:rFonts w:ascii="맑은 고딕" w:hAnsi="맑은 고딕" w:eastAsia="맑은 고딕"/>
+          <w:b/>
+          <w:sz w:val="21"/>
+        </w:rPr>
+        <w:t xml:space="preserve">가 아니라 </w:t>
+      </w:r>
+      <w:r>
+        <w:rPr>
+          <w:rFonts w:ascii="Consolas" w:hAnsi="Consolas" w:eastAsia="맑은 고딕"/>
+          <w:b/>
+          <w:sz w:val="21"/>
+        </w:rPr>
+        <w:t xml:space="preserve">ERROR_CODE</w:t>
+      </w:r>
+      <w:r>
+        <w:rPr>
+          <w:rFonts w:ascii="맑은 고딕" w:hAnsi="맑은 고딕" w:eastAsia="맑은 고딕"/>
+          <w:b/>
+          <w:sz w:val="21"/>
+        </w:rPr>
+        <w:t xml:space="preserve">로 판정한다</w:t>
       </w:r>
     </w:p>
     <w:p>
@@ -564,7 +1556,63 @@
           <w:rFonts w:ascii="맑은 고딕" w:hAnsi="맑은 고딕" w:eastAsia="맑은 고딕"/>
           <w:sz w:val="21"/>
         </w:rPr>
-        <w:t>해설: 14장에서는 `Warning`인데 `ERROR_CODE=0`인 정상 동작(`SRL selected`)을 봤고, 15장에서는 `Warning`인데 봐야 하는 행을 봤다. 두 사례가 같은 결론을 가리킨다.</w:t>
+        <w:t xml:space="preserve">해설: 14장에서는 </w:t>
+      </w:r>
+      <w:r>
+        <w:rPr>
+          <w:rFonts w:ascii="Consolas" w:hAnsi="Consolas" w:eastAsia="맑은 고딕"/>
+          <w:sz w:val="21"/>
+        </w:rPr>
+        <w:t xml:space="preserve">Warning</w:t>
+      </w:r>
+      <w:r>
+        <w:rPr>
+          <w:rFonts w:ascii="맑은 고딕" w:hAnsi="맑은 고딕" w:eastAsia="맑은 고딕"/>
+          <w:sz w:val="21"/>
+        </w:rPr>
+        <w:t xml:space="preserve">인데 </w:t>
+      </w:r>
+      <w:r>
+        <w:rPr>
+          <w:rFonts w:ascii="Consolas" w:hAnsi="Consolas" w:eastAsia="맑은 고딕"/>
+          <w:sz w:val="21"/>
+        </w:rPr>
+        <w:t xml:space="preserve">ERROR_CODE=0</w:t>
+      </w:r>
+      <w:r>
+        <w:rPr>
+          <w:rFonts w:ascii="맑은 고딕" w:hAnsi="맑은 고딕" w:eastAsia="맑은 고딕"/>
+          <w:sz w:val="21"/>
+        </w:rPr>
+        <w:t xml:space="preserve">인 정상 동작(</w:t>
+      </w:r>
+      <w:r>
+        <w:rPr>
+          <w:rFonts w:ascii="Consolas" w:hAnsi="Consolas" w:eastAsia="맑은 고딕"/>
+          <w:sz w:val="21"/>
+        </w:rPr>
+        <w:t xml:space="preserve">SRL selected</w:t>
+      </w:r>
+      <w:r>
+        <w:rPr>
+          <w:rFonts w:ascii="맑은 고딕" w:hAnsi="맑은 고딕" w:eastAsia="맑은 고딕"/>
+          <w:sz w:val="21"/>
+        </w:rPr>
+        <w:t xml:space="preserve">)을 봤고, 15장에서는 </w:t>
+      </w:r>
+      <w:r>
+        <w:rPr>
+          <w:rFonts w:ascii="Consolas" w:hAnsi="Consolas" w:eastAsia="맑은 고딕"/>
+          <w:sz w:val="21"/>
+        </w:rPr>
+        <w:t xml:space="preserve">Warning</w:t>
+      </w:r>
+      <w:r>
+        <w:rPr>
+          <w:rFonts w:ascii="맑은 고딕" w:hAnsi="맑은 고딕" w:eastAsia="맑은 고딕"/>
+          <w:sz w:val="21"/>
+        </w:rPr>
+        <w:t xml:space="preserve">인데 봐야 하는 행을 봤다. 두 사례가 같은 결론을 가리킨다.</w:t>
       </w:r>
     </w:p>
     <w:p>
@@ -583,7 +1631,21 @@
           <w:rFonts w:ascii="맑은 고딕" w:hAnsi="맑은 고딕" w:eastAsia="맑은 고딕"/>
           <w:sz w:val="21"/>
         </w:rPr>
-        <w:t>해설: 어디로 접속하려 했는지 알 수 있으므로 tnsnames 설정 오류라면 여기서 드러난다. 그리고 `chicago_arc1_2482.trc`라는 파일 이름이 다음 층으로 내려가는 고리가 된다.</w:t>
+        <w:t xml:space="preserve">해설: 어디로 접속하려 했는지 알 수 있으므로 tnsnames 설정 오류라면 여기서 드러난다. 그리고 </w:t>
+      </w:r>
+      <w:r>
+        <w:rPr>
+          <w:rFonts w:ascii="Consolas" w:hAnsi="Consolas" w:eastAsia="맑은 고딕"/>
+          <w:sz w:val="21"/>
+        </w:rPr>
+        <w:t xml:space="preserve">chicago_arc1_2482.trc</w:t>
+      </w:r>
+      <w:r>
+        <w:rPr>
+          <w:rFonts w:ascii="맑은 고딕" w:hAnsi="맑은 고딕" w:eastAsia="맑은 고딕"/>
+          <w:sz w:val="21"/>
+        </w:rPr>
+        <w:t xml:space="preserve">라는 파일 이름이 다음 층으로 내려가는 고리가 된다.</w:t>
       </w:r>
     </w:p>
     <w:p>
@@ -593,7 +1655,7 @@
           <w:b/>
           <w:sz w:val="21"/>
         </w:rPr>
-        <w:t>[중-10] 정답: ① 전송 실패에도 Primary는 멈추지 않는다 — MaxPerformance이므로</w:t>
+        <w:t>[중-10] 정답: ③ 전송 실패에도 Primary는 멈추지 않는다 — MaxPerformance이므로</w:t>
       </w:r>
     </w:p>
     <w:p>
@@ -612,7 +1674,7 @@
           <w:b/>
           <w:sz w:val="21"/>
         </w:rPr>
-        <w:t>[중-11] 정답: ① 둘 다 0 — 오지 않으니 늦지도 않는다</w:t>
+        <w:t>[중-11] 정답: ② 둘 다 0 — 오지 않으니 늦지도 않는다</w:t>
       </w:r>
     </w:p>
     <w:p>
@@ -621,7 +1683,22 @@
           <w:rFonts w:ascii="맑은 고딕" w:hAnsi="맑은 고딕" w:eastAsia="맑은 고딕"/>
           <w:sz w:val="21"/>
         </w:rPr>
-        <w:t>해설: 14장에서 속성으로 껐을 때와 같은 결과다. **지연만 보는 감시는 끊김을 잡지 못한다**는 사실을 두 번째로 확인한 장면이다.</w:t>
+        <w:t xml:space="preserve">해설: 14장에서 속성으로 껐을 때와 같은 결과다. </w:t>
+      </w:r>
+      <w:r>
+        <w:rPr>
+          <w:rFonts w:ascii="맑은 고딕" w:hAnsi="맑은 고딕" w:eastAsia="맑은 고딕"/>
+          <w:b/>
+          <w:sz w:val="21"/>
+        </w:rPr>
+        <w:t xml:space="preserve">지연만 보는 감시는 끊김을 잡지 못한다</w:t>
+      </w:r>
+      <w:r>
+        <w:rPr>
+          <w:rFonts w:ascii="맑은 고딕" w:hAnsi="맑은 고딕" w:eastAsia="맑은 고딕"/>
+          <w:sz w:val="21"/>
+        </w:rPr>
+        <w:t xml:space="preserve">는 사실을 두 번째로 확인한 장면이다.</w:t>
       </w:r>
     </w:p>
     <w:p>
@@ -631,7 +1708,23 @@
           <w:b/>
           <w:sz w:val="21"/>
         </w:rPr>
-        <w:t>[중-12] 정답: ① `CLIENT_PROCESS='LGWR'`인 RFS</w:t>
+        <w:t xml:space="preserve">[중-12] 정답: ④ </w:t>
+      </w:r>
+      <w:r>
+        <w:rPr>
+          <w:rFonts w:ascii="Consolas" w:hAnsi="Consolas" w:eastAsia="맑은 고딕"/>
+          <w:b/>
+          <w:sz w:val="21"/>
+        </w:rPr>
+        <w:t xml:space="preserve">CLIENT_PROCESS='LGWR'</w:t>
+      </w:r>
+      <w:r>
+        <w:rPr>
+          <w:rFonts w:ascii="맑은 고딕" w:hAnsi="맑은 고딕" w:eastAsia="맑은 고딕"/>
+          <w:b/>
+          <w:sz w:val="21"/>
+        </w:rPr>
+        <w:t xml:space="preserve">인 RFS</w:t>
       </w:r>
     </w:p>
     <w:p>
@@ -640,7 +1733,36 @@
           <w:rFonts w:ascii="맑은 고딕" w:hAnsi="맑은 고딕" w:eastAsia="맑은 고딕"/>
           <w:sz w:val="21"/>
         </w:rPr>
-        <w:t>해설: 실측에서 RFS가 하나만 남고 `SEQUENCE#`가 0이 됐다. **연결이 끊겼다는 직접적인 증거**이며 지연보다 확실한 지표다.</w:t>
+        <w:t xml:space="preserve">해설: 실측에서 RFS가 하나만 남고 </w:t>
+      </w:r>
+      <w:r>
+        <w:rPr>
+          <w:rFonts w:ascii="Consolas" w:hAnsi="Consolas" w:eastAsia="맑은 고딕"/>
+          <w:sz w:val="21"/>
+        </w:rPr>
+        <w:t xml:space="preserve">SEQUENCE#</w:t>
+      </w:r>
+      <w:r>
+        <w:rPr>
+          <w:rFonts w:ascii="맑은 고딕" w:hAnsi="맑은 고딕" w:eastAsia="맑은 고딕"/>
+          <w:sz w:val="21"/>
+        </w:rPr>
+        <w:t xml:space="preserve">가 0이 됐다. </w:t>
+      </w:r>
+      <w:r>
+        <w:rPr>
+          <w:rFonts w:ascii="맑은 고딕" w:hAnsi="맑은 고딕" w:eastAsia="맑은 고딕"/>
+          <w:b/>
+          <w:sz w:val="21"/>
+        </w:rPr>
+        <w:t xml:space="preserve">연결이 끊겼다는 직접적인 증거</w:t>
+      </w:r>
+      <w:r>
+        <w:rPr>
+          <w:rFonts w:ascii="맑은 고딕" w:hAnsi="맑은 고딕" w:eastAsia="맑은 고딕"/>
+          <w:sz w:val="21"/>
+        </w:rPr>
+        <w:t xml:space="preserve">이며 지연보다 확실한 지표다.</w:t>
       </w:r>
     </w:p>
     <w:p>
@@ -650,7 +1772,23 @@
           <w:b/>
           <w:sz w:val="21"/>
         </w:rPr>
-        <w:t>[중-13] 정답: ① 약 4~5분 — `ReopenSecs` 300 때문</w:t>
+        <w:t xml:space="preserve">[중-13] 정답: ② 약 4~5분 — </w:t>
+      </w:r>
+      <w:r>
+        <w:rPr>
+          <w:rFonts w:ascii="Consolas" w:hAnsi="Consolas" w:eastAsia="맑은 고딕"/>
+          <w:b/>
+          <w:sz w:val="21"/>
+        </w:rPr>
+        <w:t xml:space="preserve">ReopenSecs</w:t>
+      </w:r>
+      <w:r>
+        <w:rPr>
+          <w:rFonts w:ascii="맑은 고딕" w:hAnsi="맑은 고딕" w:eastAsia="맑은 고딕"/>
+          <w:b/>
+          <w:sz w:val="21"/>
+        </w:rPr>
+        <w:t xml:space="preserve"> 300 때문</w:t>
       </w:r>
     </w:p>
     <w:p>
@@ -659,7 +1797,43 @@
           <w:rFonts w:ascii="맑은 고딕" w:hAnsi="맑은 고딕" w:eastAsia="맑은 고딕"/>
           <w:sz w:val="21"/>
         </w:rPr>
-        <w:t>해설: 70·120·170·220초 확인에서 계속 `ORA-12541`이었고 270초에 `VALID`가 됐다. 리스너가 살아 있는데도 오류가 유지되므로 **다른 문제가 있다고 오판하기 쉽다.**</w:t>
+        <w:t xml:space="preserve">해설: 70·120·170·220초 확인에서 계속 </w:t>
+      </w:r>
+      <w:r>
+        <w:rPr>
+          <w:rFonts w:ascii="Consolas" w:hAnsi="Consolas" w:eastAsia="맑은 고딕"/>
+          <w:sz w:val="21"/>
+        </w:rPr>
+        <w:t xml:space="preserve">ORA-12541</w:t>
+      </w:r>
+      <w:r>
+        <w:rPr>
+          <w:rFonts w:ascii="맑은 고딕" w:hAnsi="맑은 고딕" w:eastAsia="맑은 고딕"/>
+          <w:sz w:val="21"/>
+        </w:rPr>
+        <w:t xml:space="preserve">이었고 270초에 </w:t>
+      </w:r>
+      <w:r>
+        <w:rPr>
+          <w:rFonts w:ascii="Consolas" w:hAnsi="Consolas" w:eastAsia="맑은 고딕"/>
+          <w:sz w:val="21"/>
+        </w:rPr>
+        <w:t xml:space="preserve">VALID</w:t>
+      </w:r>
+      <w:r>
+        <w:rPr>
+          <w:rFonts w:ascii="맑은 고딕" w:hAnsi="맑은 고딕" w:eastAsia="맑은 고딕"/>
+          <w:sz w:val="21"/>
+        </w:rPr>
+        <w:t xml:space="preserve">가 됐다. 리스너가 살아 있는데도 오류가 유지되므로 </w:t>
+      </w:r>
+      <w:r>
+        <w:rPr>
+          <w:rFonts w:ascii="맑은 고딕" w:hAnsi="맑은 고딕" w:eastAsia="맑은 고딕"/>
+          <w:b/>
+          <w:sz w:val="21"/>
+        </w:rPr>
+        <w:t xml:space="preserve">다른 문제가 있다고 오판하기 쉽다.</w:t>
       </w:r>
     </w:p>
     <w:p>
@@ -669,7 +1843,23 @@
           <w:b/>
           <w:sz w:val="21"/>
         </w:rPr>
-        <w:t>[중-14] 정답: ① `LogShipping`을 OFF로 했다가 ON으로 되돌린다</w:t>
+        <w:t xml:space="preserve">[중-14] 정답: ④ </w:t>
+      </w:r>
+      <w:r>
+        <w:rPr>
+          <w:rFonts w:ascii="Consolas" w:hAnsi="Consolas" w:eastAsia="맑은 고딕"/>
+          <w:b/>
+          <w:sz w:val="21"/>
+        </w:rPr>
+        <w:t xml:space="preserve">LogShipping</w:t>
+      </w:r>
+      <w:r>
+        <w:rPr>
+          <w:rFonts w:ascii="맑은 고딕" w:hAnsi="맑은 고딕" w:eastAsia="맑은 고딕"/>
+          <w:b/>
+          <w:sz w:val="21"/>
+        </w:rPr>
+        <w:t xml:space="preserve">을 OFF로 했다가 ON으로 되돌린다</w:t>
       </w:r>
     </w:p>
     <w:p>
@@ -678,7 +1868,7 @@
           <w:rFonts w:ascii="맑은 고딕" w:hAnsi="맑은 고딕" w:eastAsia="맑은 고딕"/>
           <w:sz w:val="21"/>
         </w:rPr>
-        <w:t>해설: ②는 Broker가 관리하는 파라미터를 SQL로 바꾸는 것이므로 13장에서 확인한 대로 해서는 안 된다. Broker가 없는 환경에서만 유효한 방법이다.</w:t>
+        <w:t>해설: ①은 Broker가 관리하는 파라미터를 SQL로 바꾸는 것이므로 13장에서 확인한 대로 해서는 안 된다. Broker가 없는 환경에서만 유효한 방법이다.</w:t>
       </w:r>
     </w:p>
     <w:p>
@@ -688,7 +1878,7 @@
           <w:b/>
           <w:sz w:val="21"/>
         </w:rPr>
-        <w:t>[중-15] 정답: ① 판정의 시차 — 상태가 주기적으로 다시 계산된다</w:t>
+        <w:t>[중-15] 정답: ② 판정의 시차 — 상태가 주기적으로 다시 계산된다</w:t>
       </w:r>
     </w:p>
     <w:p>
@@ -697,7 +1887,43 @@
           <w:rFonts w:ascii="맑은 고딕" w:hAnsi="맑은 고딕" w:eastAsia="맑은 고딕"/>
           <w:sz w:val="21"/>
         </w:rPr>
-        <w:t>해설: `status updated 58 seconds ago`가 증거다. SQL 뷰는 이미 `VALID`였다. **아래층이 먼저 회복되고 요약이 나중에 따라온다.**</w:t>
+        <w:t xml:space="preserve">해설: </w:t>
+      </w:r>
+      <w:r>
+        <w:rPr>
+          <w:rFonts w:ascii="Consolas" w:hAnsi="Consolas" w:eastAsia="맑은 고딕"/>
+          <w:sz w:val="21"/>
+        </w:rPr>
+        <w:t xml:space="preserve">status updated 58 seconds ago</w:t>
+      </w:r>
+      <w:r>
+        <w:rPr>
+          <w:rFonts w:ascii="맑은 고딕" w:hAnsi="맑은 고딕" w:eastAsia="맑은 고딕"/>
+          <w:sz w:val="21"/>
+        </w:rPr>
+        <w:t xml:space="preserve">가 증거다. SQL 뷰는 이미 </w:t>
+      </w:r>
+      <w:r>
+        <w:rPr>
+          <w:rFonts w:ascii="Consolas" w:hAnsi="Consolas" w:eastAsia="맑은 고딕"/>
+          <w:sz w:val="21"/>
+        </w:rPr>
+        <w:t xml:space="preserve">VALID</w:t>
+      </w:r>
+      <w:r>
+        <w:rPr>
+          <w:rFonts w:ascii="맑은 고딕" w:hAnsi="맑은 고딕" w:eastAsia="맑은 고딕"/>
+          <w:sz w:val="21"/>
+        </w:rPr>
+        <w:t xml:space="preserve">였다. </w:t>
+      </w:r>
+      <w:r>
+        <w:rPr>
+          <w:rFonts w:ascii="맑은 고딕" w:hAnsi="맑은 고딕" w:eastAsia="맑은 고딕"/>
+          <w:b/>
+          <w:sz w:val="21"/>
+        </w:rPr>
+        <w:t xml:space="preserve">아래층이 먼저 회복되고 요약이 나중에 따라온다.</w:t>
       </w:r>
     </w:p>
     <w:p>
@@ -716,7 +1942,36 @@
           <w:rFonts w:ascii="맑은 고딕" w:hAnsi="맑은 고딕" w:eastAsia="맑은 고딕"/>
           <w:sz w:val="21"/>
         </w:rPr>
-        <w:t>해설: 실측에서 둘 다 시퀀스 74의 블록 17,964였다. 두 값이 벌어지면 적용이 밀린 것이며, **지연을 블록 단위로** 볼 수 있다는 점에서 `apply lag`보다 정밀하다.</w:t>
+        <w:t xml:space="preserve">해설: 실측에서 둘 다 시퀀스 74의 블록 17,964였다. 두 값이 벌어지면 적용이 밀린 것이며, </w:t>
+      </w:r>
+      <w:r>
+        <w:rPr>
+          <w:rFonts w:ascii="맑은 고딕" w:hAnsi="맑은 고딕" w:eastAsia="맑은 고딕"/>
+          <w:b/>
+          <w:sz w:val="21"/>
+        </w:rPr>
+        <w:t xml:space="preserve">지연을 블록 단위로</w:t>
+      </w:r>
+      <w:r>
+        <w:rPr>
+          <w:rFonts w:ascii="맑은 고딕" w:hAnsi="맑은 고딕" w:eastAsia="맑은 고딕"/>
+          <w:sz w:val="21"/>
+        </w:rPr>
+        <w:t xml:space="preserve"> 볼 수 있다는 점에서 </w:t>
+      </w:r>
+      <w:r>
+        <w:rPr>
+          <w:rFonts w:ascii="Consolas" w:hAnsi="Consolas" w:eastAsia="맑은 고딕"/>
+          <w:sz w:val="21"/>
+        </w:rPr>
+        <w:t xml:space="preserve">apply lag</w:t>
+      </w:r>
+      <w:r>
+        <w:rPr>
+          <w:rFonts w:ascii="맑은 고딕" w:hAnsi="맑은 고딕" w:eastAsia="맑은 고딕"/>
+          <w:sz w:val="21"/>
+        </w:rPr>
+        <w:t xml:space="preserve">보다 정밀하다.</w:t>
       </w:r>
     </w:p>
     <w:p>
@@ -745,7 +2000,7 @@
           <w:b/>
           <w:sz w:val="21"/>
         </w:rPr>
-        <w:t>[중-18] 정답: ① 사용자가 관리 대상 복구를 취소했다 — 과거의 흔적</w:t>
+        <w:t>[중-18] 정답: ④ 사용자가 관리 대상 복구를 취소했다 — 과거의 흔적</w:t>
       </w:r>
     </w:p>
     <w:p>
@@ -754,7 +2009,23 @@
           <w:rFonts w:ascii="맑은 고딕" w:hAnsi="맑은 고딕" w:eastAsia="맑은 고딕"/>
           <w:sz w:val="21"/>
         </w:rPr>
-        <w:t>해설: 실습 준비 과정에서 MRP를 껐다 켠 기록이다. 이 뷰는 인스턴스를 재기동하기 전까지 과거를 그대로 들고 있으므로 **`TIMESTAMP`를 함께 봐야 "지금 문제인가"를 알 수 있다.**</w:t>
+        <w:t xml:space="preserve">해설: 실습 준비 과정에서 MRP를 껐다 켠 기록이다. 이 뷰는 인스턴스를 재기동하기 전까지 과거를 그대로 들고 있으므로 </w:t>
+      </w:r>
+      <w:r>
+        <w:rPr>
+          <w:rFonts w:ascii="Consolas" w:hAnsi="Consolas" w:eastAsia="맑은 고딕"/>
+          <w:b/>
+          <w:sz w:val="21"/>
+        </w:rPr>
+        <w:t xml:space="preserve">TIMESTAMP</w:t>
+      </w:r>
+      <w:r>
+        <w:rPr>
+          <w:rFonts w:ascii="맑은 고딕" w:hAnsi="맑은 고딕" w:eastAsia="맑은 고딕"/>
+          <w:b/>
+          <w:sz w:val="21"/>
+        </w:rPr>
+        <w:t xml:space="preserve">를 함께 봐야 "지금 문제인가"를 알 수 있다.</w:t>
       </w:r>
     </w:p>
     <w:p>
@@ -764,7 +2035,7 @@
           <w:b/>
           <w:sz w:val="21"/>
         </w:rPr>
-        <w:t>[중-19] 정답: ① 4 + 8 — 목적지 상태와 활동</w:t>
+        <w:t>[중-19] 정답: ④ 4 + 8 — 목적지 상태와 활동</w:t>
       </w:r>
     </w:p>
     <w:p>
@@ -773,7 +2044,35 @@
           <w:rFonts w:ascii="맑은 고딕" w:hAnsi="맑은 고딕" w:eastAsia="맑은 고딕"/>
           <w:sz w:val="21"/>
         </w:rPr>
-        <w:t>해설: 비트마스크이므로 값을 더해 조합한다. 전부 켜는 `4095`는 트레이스 파일이 폭발한다. 수준 12만으로도 `tt04` 파일이 664KB였다.</w:t>
+        <w:t xml:space="preserve">해설: 비트마스크이므로 값을 더해 조합한다. 전부 켜는 </w:t>
+      </w:r>
+      <w:r>
+        <w:rPr>
+          <w:rFonts w:ascii="Consolas" w:hAnsi="Consolas" w:eastAsia="맑은 고딕"/>
+          <w:sz w:val="21"/>
+        </w:rPr>
+        <w:t xml:space="preserve">4095</w:t>
+      </w:r>
+      <w:r>
+        <w:rPr>
+          <w:rFonts w:ascii="맑은 고딕" w:hAnsi="맑은 고딕" w:eastAsia="맑은 고딕"/>
+          <w:sz w:val="21"/>
+        </w:rPr>
+        <w:t xml:space="preserve">는 트레이스 파일이 폭발한다. 수준 12만으로도 </w:t>
+      </w:r>
+      <w:r>
+        <w:rPr>
+          <w:rFonts w:ascii="Consolas" w:hAnsi="Consolas" w:eastAsia="맑은 고딕"/>
+          <w:sz w:val="21"/>
+        </w:rPr>
+        <w:t xml:space="preserve">tt04</w:t>
+      </w:r>
+      <w:r>
+        <w:rPr>
+          <w:rFonts w:ascii="맑은 고딕" w:hAnsi="맑은 고딕" w:eastAsia="맑은 고딕"/>
+          <w:sz w:val="21"/>
+        </w:rPr>
+        <w:t xml:space="preserve"> 파일이 664KB였다.</w:t>
       </w:r>
     </w:p>
     <w:p>
@@ -783,7 +2082,15 @@
           <w:b/>
           <w:sz w:val="21"/>
         </w:rPr>
-        <w:t>[중-20] 정답: ① `no rows selected`</w:t>
+        <w:t xml:space="preserve">[중-20] 정답: ② </w:t>
+      </w:r>
+      <w:r>
+        <w:rPr>
+          <w:rFonts w:ascii="Consolas" w:hAnsi="Consolas" w:eastAsia="맑은 고딕"/>
+          <w:b/>
+          <w:sz w:val="21"/>
+        </w:rPr>
+        <w:t xml:space="preserve">no rows selected</w:t>
       </w:r>
     </w:p>
     <w:p>
@@ -792,7 +2099,105 @@
           <w:rFonts w:ascii="맑은 고딕" w:hAnsi="맑은 고딕" w:eastAsia="맑은 고딕"/>
           <w:sz w:val="21"/>
         </w:rPr>
-        <w:t>해설: 뷰는 존재하므로 `ORA-00942`가 아니다(③ 제외). SQL Apply 는 이 뷰를 채우지 않으므로 행이 없다. 이 장 내내 봐 온 두 지연이 통째로 사라지며, 대신 `V$LOGSTDBY_STATE` 의 `STATE` 와 `DBA_LOGSTDBY_PROGRESS` 의 `APPLIED_SCN`·`READ_SCN`·`NEWEST_SCN` 세 값을 본다.</w:t>
+        <w:t xml:space="preserve">해설: 뷰는 존재하므로 </w:t>
+      </w:r>
+      <w:r>
+        <w:rPr>
+          <w:rFonts w:ascii="Consolas" w:hAnsi="Consolas" w:eastAsia="맑은 고딕"/>
+          <w:sz w:val="21"/>
+        </w:rPr>
+        <w:t xml:space="preserve">ORA-00942</w:t>
+      </w:r>
+      <w:r>
+        <w:rPr>
+          <w:rFonts w:ascii="맑은 고딕" w:hAnsi="맑은 고딕" w:eastAsia="맑은 고딕"/>
+          <w:sz w:val="21"/>
+        </w:rPr>
+        <w:t xml:space="preserve">가 아니다(① 제외). SQL Apply 는 이 뷰를 채우지 않으므로 행이 없다. 이 장 내내 봐 온 두 지연이 통째로 사라지며, 대신 </w:t>
+      </w:r>
+      <w:r>
+        <w:rPr>
+          <w:rFonts w:ascii="Consolas" w:hAnsi="Consolas" w:eastAsia="맑은 고딕"/>
+          <w:sz w:val="21"/>
+        </w:rPr>
+        <w:t xml:space="preserve">V$LOGSTDBY_STATE</w:t>
+      </w:r>
+      <w:r>
+        <w:rPr>
+          <w:rFonts w:ascii="맑은 고딕" w:hAnsi="맑은 고딕" w:eastAsia="맑은 고딕"/>
+          <w:sz w:val="21"/>
+        </w:rPr>
+        <w:t xml:space="preserve"> 의 </w:t>
+      </w:r>
+      <w:r>
+        <w:rPr>
+          <w:rFonts w:ascii="Consolas" w:hAnsi="Consolas" w:eastAsia="맑은 고딕"/>
+          <w:sz w:val="21"/>
+        </w:rPr>
+        <w:t xml:space="preserve">STATE</w:t>
+      </w:r>
+      <w:r>
+        <w:rPr>
+          <w:rFonts w:ascii="맑은 고딕" w:hAnsi="맑은 고딕" w:eastAsia="맑은 고딕"/>
+          <w:sz w:val="21"/>
+        </w:rPr>
+        <w:t xml:space="preserve"> 와 </w:t>
+      </w:r>
+      <w:r>
+        <w:rPr>
+          <w:rFonts w:ascii="Consolas" w:hAnsi="Consolas" w:eastAsia="맑은 고딕"/>
+          <w:sz w:val="21"/>
+        </w:rPr>
+        <w:t xml:space="preserve">DBA_LOGSTDBY_PROGRESS</w:t>
+      </w:r>
+      <w:r>
+        <w:rPr>
+          <w:rFonts w:ascii="맑은 고딕" w:hAnsi="맑은 고딕" w:eastAsia="맑은 고딕"/>
+          <w:sz w:val="21"/>
+        </w:rPr>
+        <w:t xml:space="preserve"> 의 </w:t>
+      </w:r>
+      <w:r>
+        <w:rPr>
+          <w:rFonts w:ascii="Consolas" w:hAnsi="Consolas" w:eastAsia="맑은 고딕"/>
+          <w:sz w:val="21"/>
+        </w:rPr>
+        <w:t xml:space="preserve">APPLIED_SCN</w:t>
+      </w:r>
+      <w:r>
+        <w:rPr>
+          <w:rFonts w:ascii="맑은 고딕" w:hAnsi="맑은 고딕" w:eastAsia="맑은 고딕"/>
+          <w:sz w:val="21"/>
+        </w:rPr>
+        <w:t xml:space="preserve">·</w:t>
+      </w:r>
+      <w:r>
+        <w:rPr>
+          <w:rFonts w:ascii="Consolas" w:hAnsi="Consolas" w:eastAsia="맑은 고딕"/>
+          <w:sz w:val="21"/>
+        </w:rPr>
+        <w:t xml:space="preserve">READ_SCN</w:t>
+      </w:r>
+      <w:r>
+        <w:rPr>
+          <w:rFonts w:ascii="맑은 고딕" w:hAnsi="맑은 고딕" w:eastAsia="맑은 고딕"/>
+          <w:sz w:val="21"/>
+        </w:rPr>
+        <w:t xml:space="preserve">·</w:t>
+      </w:r>
+      <w:r>
+        <w:rPr>
+          <w:rFonts w:ascii="Consolas" w:hAnsi="Consolas" w:eastAsia="맑은 고딕"/>
+          <w:sz w:val="21"/>
+        </w:rPr>
+        <w:t xml:space="preserve">NEWEST_SCN</w:t>
+      </w:r>
+      <w:r>
+        <w:rPr>
+          <w:rFonts w:ascii="맑은 고딕" w:hAnsi="맑은 고딕" w:eastAsia="맑은 고딕"/>
+          <w:sz w:val="21"/>
+        </w:rPr>
+        <w:t xml:space="preserve"> 세 값을 본다.</w:t>
       </w:r>
     </w:p>
     <w:p>
@@ -810,7 +2215,23 @@
           <w:b/>
           <w:sz w:val="21"/>
         </w:rPr>
-        <w:t>[상-01] 정답: ① 장애다 — `ERROR` 열을 읽는다</w:t>
+        <w:t xml:space="preserve">[상-01] 정답: ② 장애다 — </w:t>
+      </w:r>
+      <w:r>
+        <w:rPr>
+          <w:rFonts w:ascii="Consolas" w:hAnsi="Consolas" w:eastAsia="맑은 고딕"/>
+          <w:b/>
+          <w:sz w:val="21"/>
+        </w:rPr>
+        <w:t xml:space="preserve">ERROR</w:t>
+      </w:r>
+      <w:r>
+        <w:rPr>
+          <w:rFonts w:ascii="맑은 고딕" w:hAnsi="맑은 고딕" w:eastAsia="맑은 고딕"/>
+          <w:b/>
+          <w:sz w:val="21"/>
+        </w:rPr>
+        <w:t xml:space="preserve"> 열을 읽는다</w:t>
       </w:r>
     </w:p>
     <w:p>
@@ -819,7 +2240,127 @@
           <w:rFonts w:ascii="맑은 고딕" w:hAnsi="맑은 고딕" w:eastAsia="맑은 고딕"/>
           <w:sz w:val="21"/>
         </w:rPr>
-        <w:t>해설: 네 조합을 표로 기억한다. `ENABLE`+`VALID`는 정상, `ENABLE`+`ERROR`는 장애, `RESET`+`DEFERRED`는 Broker가 껐다, `DEFER`+`DEFERRED`는 사람이 SQL로 껐다. **두 열의 조합만으로 "장애인가 설정인가"가 갈린다.**</w:t>
+        <w:t xml:space="preserve">해설: 네 조합을 표로 기억한다. </w:t>
+      </w:r>
+      <w:r>
+        <w:rPr>
+          <w:rFonts w:ascii="Consolas" w:hAnsi="Consolas" w:eastAsia="맑은 고딕"/>
+          <w:sz w:val="21"/>
+        </w:rPr>
+        <w:t xml:space="preserve">ENABLE</w:t>
+      </w:r>
+      <w:r>
+        <w:rPr>
+          <w:rFonts w:ascii="맑은 고딕" w:hAnsi="맑은 고딕" w:eastAsia="맑은 고딕"/>
+          <w:sz w:val="21"/>
+        </w:rPr>
+        <w:t xml:space="preserve">+</w:t>
+      </w:r>
+      <w:r>
+        <w:rPr>
+          <w:rFonts w:ascii="Consolas" w:hAnsi="Consolas" w:eastAsia="맑은 고딕"/>
+          <w:sz w:val="21"/>
+        </w:rPr>
+        <w:t xml:space="preserve">VALID</w:t>
+      </w:r>
+      <w:r>
+        <w:rPr>
+          <w:rFonts w:ascii="맑은 고딕" w:hAnsi="맑은 고딕" w:eastAsia="맑은 고딕"/>
+          <w:sz w:val="21"/>
+        </w:rPr>
+        <w:t xml:space="preserve">는 정상, </w:t>
+      </w:r>
+      <w:r>
+        <w:rPr>
+          <w:rFonts w:ascii="Consolas" w:hAnsi="Consolas" w:eastAsia="맑은 고딕"/>
+          <w:sz w:val="21"/>
+        </w:rPr>
+        <w:t xml:space="preserve">ENABLE</w:t>
+      </w:r>
+      <w:r>
+        <w:rPr>
+          <w:rFonts w:ascii="맑은 고딕" w:hAnsi="맑은 고딕" w:eastAsia="맑은 고딕"/>
+          <w:sz w:val="21"/>
+        </w:rPr>
+        <w:t xml:space="preserve">+</w:t>
+      </w:r>
+      <w:r>
+        <w:rPr>
+          <w:rFonts w:ascii="Consolas" w:hAnsi="Consolas" w:eastAsia="맑은 고딕"/>
+          <w:sz w:val="21"/>
+        </w:rPr>
+        <w:t xml:space="preserve">ERROR</w:t>
+      </w:r>
+      <w:r>
+        <w:rPr>
+          <w:rFonts w:ascii="맑은 고딕" w:hAnsi="맑은 고딕" w:eastAsia="맑은 고딕"/>
+          <w:sz w:val="21"/>
+        </w:rPr>
+        <w:t xml:space="preserve">는 장애, </w:t>
+      </w:r>
+      <w:r>
+        <w:rPr>
+          <w:rFonts w:ascii="Consolas" w:hAnsi="Consolas" w:eastAsia="맑은 고딕"/>
+          <w:sz w:val="21"/>
+        </w:rPr>
+        <w:t xml:space="preserve">RESET</w:t>
+      </w:r>
+      <w:r>
+        <w:rPr>
+          <w:rFonts w:ascii="맑은 고딕" w:hAnsi="맑은 고딕" w:eastAsia="맑은 고딕"/>
+          <w:sz w:val="21"/>
+        </w:rPr>
+        <w:t xml:space="preserve">+</w:t>
+      </w:r>
+      <w:r>
+        <w:rPr>
+          <w:rFonts w:ascii="Consolas" w:hAnsi="Consolas" w:eastAsia="맑은 고딕"/>
+          <w:sz w:val="21"/>
+        </w:rPr>
+        <w:t xml:space="preserve">DEFERRED</w:t>
+      </w:r>
+      <w:r>
+        <w:rPr>
+          <w:rFonts w:ascii="맑은 고딕" w:hAnsi="맑은 고딕" w:eastAsia="맑은 고딕"/>
+          <w:sz w:val="21"/>
+        </w:rPr>
+        <w:t xml:space="preserve">는 Broker가 껐다, </w:t>
+      </w:r>
+      <w:r>
+        <w:rPr>
+          <w:rFonts w:ascii="Consolas" w:hAnsi="Consolas" w:eastAsia="맑은 고딕"/>
+          <w:sz w:val="21"/>
+        </w:rPr>
+        <w:t xml:space="preserve">DEFER</w:t>
+      </w:r>
+      <w:r>
+        <w:rPr>
+          <w:rFonts w:ascii="맑은 고딕" w:hAnsi="맑은 고딕" w:eastAsia="맑은 고딕"/>
+          <w:sz w:val="21"/>
+        </w:rPr>
+        <w:t xml:space="preserve">+</w:t>
+      </w:r>
+      <w:r>
+        <w:rPr>
+          <w:rFonts w:ascii="Consolas" w:hAnsi="Consolas" w:eastAsia="맑은 고딕"/>
+          <w:sz w:val="21"/>
+        </w:rPr>
+        <w:t xml:space="preserve">DEFERRED</w:t>
+      </w:r>
+      <w:r>
+        <w:rPr>
+          <w:rFonts w:ascii="맑은 고딕" w:hAnsi="맑은 고딕" w:eastAsia="맑은 고딕"/>
+          <w:sz w:val="21"/>
+        </w:rPr>
+        <w:t xml:space="preserve">는 사람이 SQL로 껐다. </w:t>
+      </w:r>
+      <w:r>
+        <w:rPr>
+          <w:rFonts w:ascii="맑은 고딕" w:hAnsi="맑은 고딕" w:eastAsia="맑은 고딕"/>
+          <w:b/>
+          <w:sz w:val="21"/>
+        </w:rPr>
+        <w:t xml:space="preserve">두 열의 조합만으로 "장애인가 설정인가"가 갈린다.</w:t>
       </w:r>
     </w:p>
     <w:p>
@@ -829,7 +2370,7 @@
           <w:b/>
           <w:sz w:val="21"/>
         </w:rPr>
-        <w:t>[상-02] 정답: ① Standby가 못 받은 구간을 인식하려면 통신이 되어야 한다</w:t>
+        <w:t>[상-02] 정답: ② Standby가 못 받은 구간을 인식하려면 통신이 되어야 한다</w:t>
       </w:r>
     </w:p>
     <w:p>
@@ -838,7 +2379,50 @@
           <w:rFonts w:ascii="맑은 고딕" w:hAnsi="맑은 고딕" w:eastAsia="맑은 고딕"/>
           <w:sz w:val="21"/>
         </w:rPr>
-        <w:t>해설: **갭 뷰가 비어 있다고 갭이 없는 것이 아니다.** 목적지 상태와 함께 봐야 한다. 실제로 `dest_id=2`의 74번은 `APPLIED=NO`였고 75번은 행 자체가 없었다.</w:t>
+        <w:t xml:space="preserve">해설: </w:t>
+      </w:r>
+      <w:r>
+        <w:rPr>
+          <w:rFonts w:ascii="맑은 고딕" w:hAnsi="맑은 고딕" w:eastAsia="맑은 고딕"/>
+          <w:b/>
+          <w:sz w:val="21"/>
+        </w:rPr>
+        <w:t xml:space="preserve">갭 뷰가 비어 있다고 갭이 없는 것이 아니다.</w:t>
+      </w:r>
+      <w:r>
+        <w:rPr>
+          <w:rFonts w:ascii="맑은 고딕" w:hAnsi="맑은 고딕" w:eastAsia="맑은 고딕"/>
+          <w:sz w:val="21"/>
+        </w:rPr>
+        <w:t xml:space="preserve"> 목적지 상태와 함께 봐야 한다. 실제로 </w:t>
+      </w:r>
+      <w:r>
+        <w:rPr>
+          <w:rFonts w:ascii="Consolas" w:hAnsi="Consolas" w:eastAsia="맑은 고딕"/>
+          <w:sz w:val="21"/>
+        </w:rPr>
+        <w:t xml:space="preserve">dest_id=2</w:t>
+      </w:r>
+      <w:r>
+        <w:rPr>
+          <w:rFonts w:ascii="맑은 고딕" w:hAnsi="맑은 고딕" w:eastAsia="맑은 고딕"/>
+          <w:sz w:val="21"/>
+        </w:rPr>
+        <w:t xml:space="preserve">의 74번은 </w:t>
+      </w:r>
+      <w:r>
+        <w:rPr>
+          <w:rFonts w:ascii="Consolas" w:hAnsi="Consolas" w:eastAsia="맑은 고딕"/>
+          <w:sz w:val="21"/>
+        </w:rPr>
+        <w:t xml:space="preserve">APPLIED=NO</w:t>
+      </w:r>
+      <w:r>
+        <w:rPr>
+          <w:rFonts w:ascii="맑은 고딕" w:hAnsi="맑은 고딕" w:eastAsia="맑은 고딕"/>
+          <w:sz w:val="21"/>
+        </w:rPr>
+        <w:t xml:space="preserve">였고 75번은 행 자체가 없었다.</w:t>
       </w:r>
     </w:p>
     <w:p>
@@ -857,7 +2441,50 @@
           <w:rFonts w:ascii="맑은 고딕" w:hAnsi="맑은 고딕" w:eastAsia="맑은 고딕"/>
           <w:sz w:val="21"/>
         </w:rPr>
-        <w:t>해설: 73번은 `APPLIED=YES`, 74번은 행이 있으나 `NO`, 75번은 행이 없다. **갭이 만들어지는 과정**을 시퀀스 번호로 확인한 셈이다.</w:t>
+        <w:t xml:space="preserve">해설: 73번은 </w:t>
+      </w:r>
+      <w:r>
+        <w:rPr>
+          <w:rFonts w:ascii="Consolas" w:hAnsi="Consolas" w:eastAsia="맑은 고딕"/>
+          <w:sz w:val="21"/>
+        </w:rPr>
+        <w:t xml:space="preserve">APPLIED=YES</w:t>
+      </w:r>
+      <w:r>
+        <w:rPr>
+          <w:rFonts w:ascii="맑은 고딕" w:hAnsi="맑은 고딕" w:eastAsia="맑은 고딕"/>
+          <w:sz w:val="21"/>
+        </w:rPr>
+        <w:t xml:space="preserve">, 74번은 행이 있으나 </w:t>
+      </w:r>
+      <w:r>
+        <w:rPr>
+          <w:rFonts w:ascii="Consolas" w:hAnsi="Consolas" w:eastAsia="맑은 고딕"/>
+          <w:sz w:val="21"/>
+        </w:rPr>
+        <w:t xml:space="preserve">NO</w:t>
+      </w:r>
+      <w:r>
+        <w:rPr>
+          <w:rFonts w:ascii="맑은 고딕" w:hAnsi="맑은 고딕" w:eastAsia="맑은 고딕"/>
+          <w:sz w:val="21"/>
+        </w:rPr>
+        <w:t xml:space="preserve">, 75번은 행이 없다. </w:t>
+      </w:r>
+      <w:r>
+        <w:rPr>
+          <w:rFonts w:ascii="맑은 고딕" w:hAnsi="맑은 고딕" w:eastAsia="맑은 고딕"/>
+          <w:b/>
+          <w:sz w:val="21"/>
+        </w:rPr>
+        <w:t xml:space="preserve">갭이 만들어지는 과정</w:t>
+      </w:r>
+      <w:r>
+        <w:rPr>
+          <w:rFonts w:ascii="맑은 고딕" w:hAnsi="맑은 고딕" w:eastAsia="맑은 고딕"/>
+          <w:sz w:val="21"/>
+        </w:rPr>
+        <w:t xml:space="preserve">을 시퀀스 번호로 확인한 셈이다.</w:t>
       </w:r>
     </w:p>
     <w:p>
@@ -867,7 +2494,23 @@
           <w:b/>
           <w:sz w:val="21"/>
         </w:rPr>
-        <w:t>[상-04] 정답: ① 정상이다 — Primary의 SRL은 전부 `UNASSIGNED`다</w:t>
+        <w:t xml:space="preserve">[상-04] 정답: ② 정상이다 — Primary의 SRL은 전부 </w:t>
+      </w:r>
+      <w:r>
+        <w:rPr>
+          <w:rFonts w:ascii="Consolas" w:hAnsi="Consolas" w:eastAsia="맑은 고딕"/>
+          <w:b/>
+          <w:sz w:val="21"/>
+        </w:rPr>
+        <w:t xml:space="preserve">UNASSIGNED</w:t>
+      </w:r>
+      <w:r>
+        <w:rPr>
+          <w:rFonts w:ascii="맑은 고딕" w:hAnsi="맑은 고딕" w:eastAsia="맑은 고딕"/>
+          <w:b/>
+          <w:sz w:val="21"/>
+        </w:rPr>
+        <w:t xml:space="preserve">다</w:t>
       </w:r>
     </w:p>
     <w:p>
@@ -876,7 +2519,35 @@
           <w:rFonts w:ascii="맑은 고딕" w:hAnsi="맑은 고딕" w:eastAsia="맑은 고딕"/>
           <w:sz w:val="21"/>
         </w:rPr>
-        <w:t>해설: 오류가 나지 않으므로 스크립트가 그대로 "심각"으로 판정한다. `V$DATAGUARD_STATS`가 `no rows selected`인 것도 같은 종류의 함정이다.</w:t>
+        <w:t xml:space="preserve">해설: 오류가 나지 않으므로 스크립트가 그대로 "심각"으로 판정한다. </w:t>
+      </w:r>
+      <w:r>
+        <w:rPr>
+          <w:rFonts w:ascii="Consolas" w:hAnsi="Consolas" w:eastAsia="맑은 고딕"/>
+          <w:sz w:val="21"/>
+        </w:rPr>
+        <w:t xml:space="preserve">V$DATAGUARD_STATS</w:t>
+      </w:r>
+      <w:r>
+        <w:rPr>
+          <w:rFonts w:ascii="맑은 고딕" w:hAnsi="맑은 고딕" w:eastAsia="맑은 고딕"/>
+          <w:sz w:val="21"/>
+        </w:rPr>
+        <w:t xml:space="preserve">가 </w:t>
+      </w:r>
+      <w:r>
+        <w:rPr>
+          <w:rFonts w:ascii="Consolas" w:hAnsi="Consolas" w:eastAsia="맑은 고딕"/>
+          <w:sz w:val="21"/>
+        </w:rPr>
+        <w:t xml:space="preserve">no rows selected</w:t>
+      </w:r>
+      <w:r>
+        <w:rPr>
+          <w:rFonts w:ascii="맑은 고딕" w:hAnsi="맑은 고딕" w:eastAsia="맑은 고딕"/>
+          <w:sz w:val="21"/>
+        </w:rPr>
+        <w:t xml:space="preserve">인 것도 같은 종류의 함정이다.</w:t>
       </w:r>
     </w:p>
     <w:p>
@@ -886,7 +2557,7 @@
           <w:b/>
           <w:sz w:val="21"/>
         </w:rPr>
-        <w:t>[상-05] 정답: ① 오류가 나지 않는 잘못이 더 위험하다 — 역할을 먼저 판정한다</w:t>
+        <w:t>[상-05] 정답: ④ 오류가 나지 않는 잘못이 더 위험하다 — 역할을 먼저 판정한다</w:t>
       </w:r>
     </w:p>
     <w:p>
@@ -895,7 +2566,21 @@
           <w:rFonts w:ascii="맑은 고딕" w:hAnsi="맑은 고딕" w:eastAsia="맑은 고딕"/>
           <w:sz w:val="21"/>
         </w:rPr>
-        <w:t>해설: 스크립트 골격은 ① `V$DATABASE`로 역할 판정 ② 역할별 조회 묶음 실행 ③ 빈 결과와 오류를 구별해 처리, 세 단계다. 상시 오경보가 되면 결국 아무도 보지 않게 된다.</w:t>
+        <w:t xml:space="preserve">해설: 스크립트 골격은 ① </w:t>
+      </w:r>
+      <w:r>
+        <w:rPr>
+          <w:rFonts w:ascii="Consolas" w:hAnsi="Consolas" w:eastAsia="맑은 고딕"/>
+          <w:sz w:val="21"/>
+        </w:rPr>
+        <w:t xml:space="preserve">V$DATABASE</w:t>
+      </w:r>
+      <w:r>
+        <w:rPr>
+          <w:rFonts w:ascii="맑은 고딕" w:hAnsi="맑은 고딕" w:eastAsia="맑은 고딕"/>
+          <w:sz w:val="21"/>
+        </w:rPr>
+        <w:t xml:space="preserve">로 역할 판정 ② 역할별 조회 묶음 실행 ③ 빈 결과와 오류를 구별해 처리, 세 단계다. 상시 오경보가 되면 결국 아무도 보지 않게 된다.</w:t>
       </w:r>
     </w:p>
     <w:p>
@@ -905,7 +2590,7 @@
           <w:b/>
           <w:sz w:val="21"/>
         </w:rPr>
-        <w:t>[상-06] 정답: ① 지연이 0으로 보이는 두 상황을 모두 잡는다</w:t>
+        <w:t>[상-06] 정답: ② 지연이 0으로 보이는 두 상황을 모두 잡는다</w:t>
       </w:r>
     </w:p>
     <w:p>
@@ -914,7 +2599,51 @@
           <w:rFonts w:ascii="맑은 고딕" w:hAnsi="맑은 고딕" w:eastAsia="맑은 고딕"/>
           <w:sz w:val="21"/>
         </w:rPr>
-        <w:t>해설: 14장(속성으로 차단)과 15장(리스너 중단) 모두 지연이 0이었지만, 두 경우 모두 `ACTIVE`인 SRL이 사라진다. 그래서 지표를 **주 지표(흐름이 있는가)**와 **보조 지표(느린가)**로 나눈다.</w:t>
+        <w:t xml:space="preserve">해설: 14장(속성으로 차단)과 15장(리스너 중단) 모두 지연이 0이었지만, 두 경우 모두 </w:t>
+      </w:r>
+      <w:r>
+        <w:rPr>
+          <w:rFonts w:ascii="Consolas" w:hAnsi="Consolas" w:eastAsia="맑은 고딕"/>
+          <w:sz w:val="21"/>
+        </w:rPr>
+        <w:t xml:space="preserve">ACTIVE</w:t>
+      </w:r>
+      <w:r>
+        <w:rPr>
+          <w:rFonts w:ascii="맑은 고딕" w:hAnsi="맑은 고딕" w:eastAsia="맑은 고딕"/>
+          <w:sz w:val="21"/>
+        </w:rPr>
+        <w:t xml:space="preserve">인 SRL이 사라진다. 그래서 지표를 </w:t>
+      </w:r>
+      <w:r>
+        <w:rPr>
+          <w:rFonts w:ascii="맑은 고딕" w:hAnsi="맑은 고딕" w:eastAsia="맑은 고딕"/>
+          <w:b/>
+          <w:sz w:val="21"/>
+        </w:rPr>
+        <w:t xml:space="preserve">주 지표(흐름이 있는가)</w:t>
+      </w:r>
+      <w:r>
+        <w:rPr>
+          <w:rFonts w:ascii="맑은 고딕" w:hAnsi="맑은 고딕" w:eastAsia="맑은 고딕"/>
+          <w:sz w:val="21"/>
+        </w:rPr>
+        <w:t xml:space="preserve">와 </w:t>
+      </w:r>
+      <w:r>
+        <w:rPr>
+          <w:rFonts w:ascii="맑은 고딕" w:hAnsi="맑은 고딕" w:eastAsia="맑은 고딕"/>
+          <w:b/>
+          <w:sz w:val="21"/>
+        </w:rPr>
+        <w:t xml:space="preserve">보조 지표(느린가)</w:t>
+      </w:r>
+      <w:r>
+        <w:rPr>
+          <w:rFonts w:ascii="맑은 고딕" w:hAnsi="맑은 고딕" w:eastAsia="맑은 고딕"/>
+          <w:sz w:val="21"/>
+        </w:rPr>
+        <w:t xml:space="preserve">로 나눈다.</w:t>
       </w:r>
     </w:p>
     <w:p>
@@ -924,7 +2653,39 @@
           <w:b/>
           <w:sz w:val="21"/>
         </w:rPr>
-        <w:t>[상-07] 정답: ① 끈 뒤 `V$PARAMETER`가 0인지 — `SCOPE=BOTH`로 저장되므로</w:t>
+        <w:t xml:space="preserve">[상-07] 정답: ④ 끈 뒤 </w:t>
+      </w:r>
+      <w:r>
+        <w:rPr>
+          <w:rFonts w:ascii="Consolas" w:hAnsi="Consolas" w:eastAsia="맑은 고딕"/>
+          <w:b/>
+          <w:sz w:val="21"/>
+        </w:rPr>
+        <w:t xml:space="preserve">V$PARAMETER</w:t>
+      </w:r>
+      <w:r>
+        <w:rPr>
+          <w:rFonts w:ascii="맑은 고딕" w:hAnsi="맑은 고딕" w:eastAsia="맑은 고딕"/>
+          <w:b/>
+          <w:sz w:val="21"/>
+        </w:rPr>
+        <w:t xml:space="preserve">가 0인지 — </w:t>
+      </w:r>
+      <w:r>
+        <w:rPr>
+          <w:rFonts w:ascii="Consolas" w:hAnsi="Consolas" w:eastAsia="맑은 고딕"/>
+          <w:b/>
+          <w:sz w:val="21"/>
+        </w:rPr>
+        <w:t xml:space="preserve">SCOPE=BOTH</w:t>
+      </w:r>
+      <w:r>
+        <w:rPr>
+          <w:rFonts w:ascii="맑은 고딕" w:hAnsi="맑은 고딕" w:eastAsia="맑은 고딕"/>
+          <w:b/>
+          <w:sz w:val="21"/>
+        </w:rPr>
+        <w:t xml:space="preserve">로 저장되므로</w:t>
       </w:r>
     </w:p>
     <w:p>
@@ -933,7 +2694,21 @@
           <w:rFonts w:ascii="맑은 고딕" w:hAnsi="맑은 고딕" w:eastAsia="맑은 고딕"/>
           <w:sz w:val="21"/>
         </w:rPr>
-        <w:t>해설: 알림 로그에 `ALTER SYSTEM SET log_archive_trace=12 SCOPE=BOTH;`가 남는다. 실무에서 가장 흔한 사고가 장애 뒤 켜 둔 것을 잊고 몇 달 뒤 디스크가 차는 것이다.</w:t>
+        <w:t xml:space="preserve">해설: 알림 로그에 </w:t>
+      </w:r>
+      <w:r>
+        <w:rPr>
+          <w:rFonts w:ascii="Consolas" w:hAnsi="Consolas" w:eastAsia="맑은 고딕"/>
+          <w:sz w:val="21"/>
+        </w:rPr>
+        <w:t xml:space="preserve">ALTER SYSTEM SET log_archive_trace=12 SCOPE=BOTH;</w:t>
+      </w:r>
+      <w:r>
+        <w:rPr>
+          <w:rFonts w:ascii="맑은 고딕" w:hAnsi="맑은 고딕" w:eastAsia="맑은 고딕"/>
+          <w:sz w:val="21"/>
+        </w:rPr>
+        <w:t xml:space="preserve">가 남는다. 실무에서 가장 흔한 사고가 장애 뒤 켜 둔 것을 잊고 몇 달 뒤 디스크가 차는 것이다.</w:t>
       </w:r>
     </w:p>
     <w:p>
@@ -943,7 +2718,7 @@
           <w:b/>
           <w:sz w:val="21"/>
         </w:rPr>
-        <w:t>[상-08] 정답: ① 온라인 리두의 크기나 수를 검토해야 한다</w:t>
+        <w:t>[상-08] 정답: ③ 온라인 리두의 크기나 수를 검토해야 한다</w:t>
       </w:r>
     </w:p>
     <w:p>
@@ -962,7 +2737,7 @@
           <w:b/>
           <w:sz w:val="21"/>
         </w:rPr>
-        <w:t>[상-09] 정답: ① SHOW → V$ARCHIVE_DEST의 ERROR → 알림 로그 → 트레이스</w:t>
+        <w:t>[상-09] 정답: ④ SHOW → V$ARCHIVE_DEST의 ERROR → 알림 로그 → 트레이스</w:t>
       </w:r>
     </w:p>
     <w:p>
@@ -971,7 +2746,36 @@
           <w:rFonts w:ascii="맑은 고딕" w:hAnsi="맑은 고딕" w:eastAsia="맑은 고딕"/>
           <w:sz w:val="21"/>
         </w:rPr>
-        <w:t>해설: **층을 내려갈수록 구체적이 된다.** 실습의 `ORA-12541`은 2층에서 끝났다. 4층까지 내려가는 것은 "오류는 없는데 느리다" 같은 경우다.</w:t>
+        <w:t xml:space="preserve">해설: </w:t>
+      </w:r>
+      <w:r>
+        <w:rPr>
+          <w:rFonts w:ascii="맑은 고딕" w:hAnsi="맑은 고딕" w:eastAsia="맑은 고딕"/>
+          <w:b/>
+          <w:sz w:val="21"/>
+        </w:rPr>
+        <w:t xml:space="preserve">층을 내려갈수록 구체적이 된다.</w:t>
+      </w:r>
+      <w:r>
+        <w:rPr>
+          <w:rFonts w:ascii="맑은 고딕" w:hAnsi="맑은 고딕" w:eastAsia="맑은 고딕"/>
+          <w:sz w:val="21"/>
+        </w:rPr>
+        <w:t xml:space="preserve"> 실습의 </w:t>
+      </w:r>
+      <w:r>
+        <w:rPr>
+          <w:rFonts w:ascii="Consolas" w:hAnsi="Consolas" w:eastAsia="맑은 고딕"/>
+          <w:sz w:val="21"/>
+        </w:rPr>
+        <w:t xml:space="preserve">ORA-12541</w:t>
+      </w:r>
+      <w:r>
+        <w:rPr>
+          <w:rFonts w:ascii="맑은 고딕" w:hAnsi="맑은 고딕" w:eastAsia="맑은 고딕"/>
+          <w:sz w:val="21"/>
+        </w:rPr>
+        <w:t xml:space="preserve">은 2층에서 끝났다. 4층까지 내려가는 것은 "오류는 없는데 느리다" 같은 경우다.</w:t>
       </w:r>
     </w:p>
     <w:p>
@@ -981,7 +2785,71 @@
           <w:b/>
           <w:sz w:val="21"/>
         </w:rPr>
-        <w:t>[상-10] 정답: ① `DBA_LOGSTDBY_EVENTS`의 `XIDUSN`·`XIDSLT`·`XIDSQN`을 본다</w:t>
+        <w:t xml:space="preserve">[상-10] 정답: ① </w:t>
+      </w:r>
+      <w:r>
+        <w:rPr>
+          <w:rFonts w:ascii="Consolas" w:hAnsi="Consolas" w:eastAsia="맑은 고딕"/>
+          <w:b/>
+          <w:sz w:val="21"/>
+        </w:rPr>
+        <w:t xml:space="preserve">DBA_LOGSTDBY_EVENTS</w:t>
+      </w:r>
+      <w:r>
+        <w:rPr>
+          <w:rFonts w:ascii="맑은 고딕" w:hAnsi="맑은 고딕" w:eastAsia="맑은 고딕"/>
+          <w:b/>
+          <w:sz w:val="21"/>
+        </w:rPr>
+        <w:t xml:space="preserve">의 </w:t>
+      </w:r>
+      <w:r>
+        <w:rPr>
+          <w:rFonts w:ascii="Consolas" w:hAnsi="Consolas" w:eastAsia="맑은 고딕"/>
+          <w:b/>
+          <w:sz w:val="21"/>
+        </w:rPr>
+        <w:t xml:space="preserve">XIDUSN</w:t>
+      </w:r>
+      <w:r>
+        <w:rPr>
+          <w:rFonts w:ascii="맑은 고딕" w:hAnsi="맑은 고딕" w:eastAsia="맑은 고딕"/>
+          <w:b/>
+          <w:sz w:val="21"/>
+        </w:rPr>
+        <w:t xml:space="preserve">·</w:t>
+      </w:r>
+      <w:r>
+        <w:rPr>
+          <w:rFonts w:ascii="Consolas" w:hAnsi="Consolas" w:eastAsia="맑은 고딕"/>
+          <w:b/>
+          <w:sz w:val="21"/>
+        </w:rPr>
+        <w:t xml:space="preserve">XIDSLT</w:t>
+      </w:r>
+      <w:r>
+        <w:rPr>
+          <w:rFonts w:ascii="맑은 고딕" w:hAnsi="맑은 고딕" w:eastAsia="맑은 고딕"/>
+          <w:b/>
+          <w:sz w:val="21"/>
+        </w:rPr>
+        <w:t xml:space="preserve">·</w:t>
+      </w:r>
+      <w:r>
+        <w:rPr>
+          <w:rFonts w:ascii="Consolas" w:hAnsi="Consolas" w:eastAsia="맑은 고딕"/>
+          <w:b/>
+          <w:sz w:val="21"/>
+        </w:rPr>
+        <w:t xml:space="preserve">XIDSQN</w:t>
+      </w:r>
+      <w:r>
+        <w:rPr>
+          <w:rFonts w:ascii="맑은 고딕" w:hAnsi="맑은 고딕" w:eastAsia="맑은 고딕"/>
+          <w:b/>
+          <w:sz w:val="21"/>
+        </w:rPr>
+        <w:t xml:space="preserve">을 본다</w:t>
       </w:r>
     </w:p>
     <w:p>
@@ -990,10 +2858,97 @@
           <w:rFonts w:ascii="맑은 고딕" w:hAnsi="맑은 고딕" w:eastAsia="맑은 고딕"/>
           <w:sz w:val="21"/>
         </w:rPr>
-        <w:t>해설: ②가 함정이다. `V$LOGSTDBY_TRANSACTION`은 **SQL Apply가 도는 동안에만** 채워지므로 멈춘 뒤에는 0행이다(실측). 두 뷰의 열 이름이 다른 것도 주의한다 — 동적 뷰는 `PRIMARY_XIDUSN`, 정적 뷰는 `XIDUSN`이다. ③④는 Logical Standby에 없거나(두 지연은 `no rows`) 의미가 없다(`MRP0` 없음).</w:t>
+        <w:t xml:space="preserve">해설: ③이 함정이다. </w:t>
+      </w:r>
+      <w:r>
+        <w:rPr>
+          <w:rFonts w:ascii="Consolas" w:hAnsi="Consolas" w:eastAsia="맑은 고딕"/>
+          <w:sz w:val="21"/>
+        </w:rPr>
+        <w:t xml:space="preserve">V$LOGSTDBY_TRANSACTION</w:t>
+      </w:r>
+      <w:r>
+        <w:rPr>
+          <w:rFonts w:ascii="맑은 고딕" w:hAnsi="맑은 고딕" w:eastAsia="맑은 고딕"/>
+          <w:sz w:val="21"/>
+        </w:rPr>
+        <w:t xml:space="preserve">은 </w:t>
+      </w:r>
+      <w:r>
+        <w:rPr>
+          <w:rFonts w:ascii="맑은 고딕" w:hAnsi="맑은 고딕" w:eastAsia="맑은 고딕"/>
+          <w:b/>
+          <w:sz w:val="21"/>
+        </w:rPr>
+        <w:t xml:space="preserve">SQL Apply가 도는 동안에만</w:t>
+      </w:r>
+      <w:r>
+        <w:rPr>
+          <w:rFonts w:ascii="맑은 고딕" w:hAnsi="맑은 고딕" w:eastAsia="맑은 고딕"/>
+          <w:sz w:val="21"/>
+        </w:rPr>
+        <w:t xml:space="preserve"> 채워지므로 멈춘 뒤에는 0행이다(실측). 두 뷰의 열 이름이 다른 것도 주의한다 — 동적 뷰는 </w:t>
+      </w:r>
+      <w:r>
+        <w:rPr>
+          <w:rFonts w:ascii="Consolas" w:hAnsi="Consolas" w:eastAsia="맑은 고딕"/>
+          <w:sz w:val="21"/>
+        </w:rPr>
+        <w:t xml:space="preserve">PRIMARY_XIDUSN</w:t>
+      </w:r>
+      <w:r>
+        <w:rPr>
+          <w:rFonts w:ascii="맑은 고딕" w:hAnsi="맑은 고딕" w:eastAsia="맑은 고딕"/>
+          <w:sz w:val="21"/>
+        </w:rPr>
+        <w:t xml:space="preserve">, 정적 뷰는 </w:t>
+      </w:r>
+      <w:r>
+        <w:rPr>
+          <w:rFonts w:ascii="Consolas" w:hAnsi="Consolas" w:eastAsia="맑은 고딕"/>
+          <w:sz w:val="21"/>
+        </w:rPr>
+        <w:t xml:space="preserve">XIDUSN</w:t>
+      </w:r>
+      <w:r>
+        <w:rPr>
+          <w:rFonts w:ascii="맑은 고딕" w:hAnsi="맑은 고딕" w:eastAsia="맑은 고딕"/>
+          <w:sz w:val="21"/>
+        </w:rPr>
+        <w:t xml:space="preserve">이다. ②④는 Logical Standby에 없거나(두 지연은 </w:t>
+      </w:r>
+      <w:r>
+        <w:rPr>
+          <w:rFonts w:ascii="Consolas" w:hAnsi="Consolas" w:eastAsia="맑은 고딕"/>
+          <w:sz w:val="21"/>
+        </w:rPr>
+        <w:t xml:space="preserve">no rows</w:t>
+      </w:r>
+      <w:r>
+        <w:rPr>
+          <w:rFonts w:ascii="맑은 고딕" w:hAnsi="맑은 고딕" w:eastAsia="맑은 고딕"/>
+          <w:sz w:val="21"/>
+        </w:rPr>
+        <w:t xml:space="preserve">) 의미가 없다(</w:t>
+      </w:r>
+      <w:r>
+        <w:rPr>
+          <w:rFonts w:ascii="Consolas" w:hAnsi="Consolas" w:eastAsia="맑은 고딕"/>
+          <w:sz w:val="21"/>
+        </w:rPr>
+        <w:t xml:space="preserve">MRP0</w:t>
+      </w:r>
+      <w:r>
+        <w:rPr>
+          <w:rFonts w:ascii="맑은 고딕" w:hAnsi="맑은 고딕" w:eastAsia="맑은 고딕"/>
+          <w:sz w:val="21"/>
+        </w:rPr>
+        <w:t xml:space="preserve"> 없음).</w:t>
       </w:r>
     </w:p>
     <w:sectPr>
+      <w:headerReference w:type="default" r:id="rId9"/>
+      <w:footerReference w:type="default" r:id="rId10"/>
       <w:pgSz w:w="12240" w:h="15840"/>
       <w:pgMar w:top="1440" w:right="1800" w:bottom="1440" w:left="1800" w:header="720" w:footer="720" w:gutter="0"/>
       <w:cols w:space="720"/>
@@ -1001,6 +2956,26 @@
     </w:sectPr>
   </w:body>
 </w:document>
+</file>
+
+<file path=word/footer1.xml><?xml version="1.0" encoding="utf-8"?>
+<w:ftr xmlns:m="http://schemas.openxmlformats.org/officeDocument/2006/math" xmlns:mc="http://schemas.openxmlformats.org/markup-compatibility/2006" xmlns:mo="http://schemas.microsoft.com/office/mac/office/2008/main" xmlns:mv="urn:schemas-microsoft-com:mac:vml" xmlns:o="urn:schemas-microsoft-com:office:office" xmlns:r="http://schemas.openxmlformats.org/officeDocument/2006/relationships" xmlns:v="urn:schemas-microsoft-com:vml" xmlns:w10="urn:schemas-microsoft-com:office:word" xmlns:w14="http://schemas.microsoft.com/office/word/2010/wordml" xmlns:w="http://schemas.openxmlformats.org/wordprocessingml/2006/main" xmlns:wne="http://schemas.microsoft.com/office/word/2006/wordml" xmlns:wp14="http://schemas.microsoft.com/office/word/2010/wordprocessingDrawing" xmlns:wp="http://schemas.openxmlformats.org/drawingml/2006/wordprocessingDrawing" xmlns:wpc="http://schemas.microsoft.com/office/word/2010/wordprocessingCanvas" xmlns:wpg="http://schemas.microsoft.com/office/word/2010/wordprocessingGroup" xmlns:wpi="http://schemas.microsoft.com/office/word/2010/wordprocessingInk" xmlns:wps="http://schemas.microsoft.com/office/word/2010/wordprocessingShape" mc:Ignorable="w14 wp14">
+  <w:p>
+    <w:pPr>
+      <w:pStyle w:val="Footer"/>
+    </w:pPr>
+  </w:p>
+</w:ftr>
+</file>
+
+<file path=word/header1.xml><?xml version="1.0" encoding="utf-8"?>
+<w:hdr xmlns:m="http://schemas.openxmlformats.org/officeDocument/2006/math" xmlns:mc="http://schemas.openxmlformats.org/markup-compatibility/2006" xmlns:mo="http://schemas.microsoft.com/office/mac/office/2008/main" xmlns:mv="urn:schemas-microsoft-com:mac:vml" xmlns:o="urn:schemas-microsoft-com:office:office" xmlns:r="http://schemas.openxmlformats.org/officeDocument/2006/relationships" xmlns:v="urn:schemas-microsoft-com:vml" xmlns:w10="urn:schemas-microsoft-com:office:word" xmlns:w14="http://schemas.microsoft.com/office/word/2010/wordml" xmlns:w="http://schemas.openxmlformats.org/wordprocessingml/2006/main" xmlns:wne="http://schemas.microsoft.com/office/word/2006/wordml" xmlns:wp14="http://schemas.microsoft.com/office/word/2010/wordprocessingDrawing" xmlns:wp="http://schemas.openxmlformats.org/drawingml/2006/wordprocessingDrawing" xmlns:wpc="http://schemas.microsoft.com/office/word/2010/wordprocessingCanvas" xmlns:wpg="http://schemas.microsoft.com/office/word/2010/wordprocessingGroup" xmlns:wpi="http://schemas.microsoft.com/office/word/2010/wordprocessingInk" xmlns:wps="http://schemas.microsoft.com/office/word/2010/wordprocessingShape" mc:Ignorable="w14 wp14">
+  <w:p>
+    <w:pPr>
+      <w:pStyle w:val="Header"/>
+    </w:pPr>
+  </w:p>
+</w:hdr>
 </file>
 
 <file path=word/numbering.xml><?xml version="1.0" encoding="utf-8"?>
